--- a/deliverables/financial_performance_prediction_report.docx
+++ b/deliverables/financial_performance_prediction_report.docx
@@ -2554,7 +2554,7 @@
               <w:rPr>
                 <w:b w:val="0"/>
               </w:rPr>
-              <w:t>5.491926</w:t>
+              <w:t>18.989362</w:t>
             </w:r>
           </w:p>
         </w:tc>
@@ -2640,7 +2640,7 @@
               <w:rPr>
                 <w:b w:val="0"/>
               </w:rPr>
-              <w:t>5.491926</w:t>
+              <w:t>18.989362</w:t>
             </w:r>
           </w:p>
         </w:tc>
@@ -2914,7 +2914,7 @@
               <w:rPr>
                 <w:b w:val="0"/>
               </w:rPr>
-              <w:t>M3_catboost_direct_history_metadata_engineered</w:t>
+              <w:t>M3d_catboost_direct_history_metadata_engineered</w:t>
             </w:r>
           </w:p>
         </w:tc>
@@ -2984,7 +2984,265 @@
               <w:rPr>
                 <w:b w:val="0"/>
               </w:rPr>
-              <w:t>554.514580</w:t>
+              <w:t>639.231824</w:t>
+            </w:r>
+          </w:p>
+        </w:tc>
+      </w:tr>
+      <w:tr>
+        <w:tc>
+          <w:tcPr>
+            <w:tcW w:type="dxa" w:w="1625"/>
+          </w:tcPr>
+          <w:p>
+            <w:r/>
+            <w:r>
+              <w:rPr>
+                <w:b w:val="0"/>
+              </w:rPr>
+              <w:t>M3c_catboost_direct_history_metadata</w:t>
+            </w:r>
+          </w:p>
+        </w:tc>
+        <w:tc>
+          <w:tcPr>
+            <w:tcW w:type="dxa" w:w="1625"/>
+          </w:tcPr>
+          <w:p>
+            <w:r/>
+            <w:r>
+              <w:rPr>
+                <w:b w:val="0"/>
+              </w:rPr>
+              <w:t>CatBoostRegressor</w:t>
+            </w:r>
+          </w:p>
+        </w:tc>
+        <w:tc>
+          <w:tcPr>
+            <w:tcW w:type="dxa" w:w="1625"/>
+          </w:tcPr>
+          <w:p>
+            <w:r/>
+            <w:r>
+              <w:rPr>
+                <w:b w:val="0"/>
+              </w:rPr>
+              <w:t>direct</w:t>
+            </w:r>
+          </w:p>
+        </w:tc>
+        <w:tc>
+          <w:tcPr>
+            <w:tcW w:type="dxa" w:w="1625"/>
+          </w:tcPr>
+          <w:p>
+            <w:r/>
+            <w:r>
+              <w:rPr>
+                <w:b w:val="0"/>
+              </w:rPr>
+              <w:t>0.608393</w:t>
+            </w:r>
+          </w:p>
+        </w:tc>
+        <w:tc>
+          <w:tcPr>
+            <w:tcW w:type="dxa" w:w="1625"/>
+          </w:tcPr>
+          <w:p>
+            <w:r/>
+            <w:r>
+              <w:rPr>
+                <w:b w:val="0"/>
+              </w:rPr>
+              <w:t>1.376771</w:t>
+            </w:r>
+          </w:p>
+        </w:tc>
+        <w:tc>
+          <w:tcPr>
+            <w:tcW w:type="dxa" w:w="1625"/>
+          </w:tcPr>
+          <w:p>
+            <w:r/>
+            <w:r>
+              <w:rPr>
+                <w:b w:val="0"/>
+              </w:rPr>
+              <w:t>321.270479</w:t>
+            </w:r>
+          </w:p>
+        </w:tc>
+      </w:tr>
+      <w:tr>
+        <w:tc>
+          <w:tcPr>
+            <w:tcW w:type="dxa" w:w="1625"/>
+          </w:tcPr>
+          <w:p>
+            <w:r/>
+            <w:r>
+              <w:rPr>
+                <w:b w:val="0"/>
+              </w:rPr>
+              <w:t>M3b_catboost_direct_history_industry</w:t>
+            </w:r>
+          </w:p>
+        </w:tc>
+        <w:tc>
+          <w:tcPr>
+            <w:tcW w:type="dxa" w:w="1625"/>
+          </w:tcPr>
+          <w:p>
+            <w:r/>
+            <w:r>
+              <w:rPr>
+                <w:b w:val="0"/>
+              </w:rPr>
+              <w:t>CatBoostRegressor</w:t>
+            </w:r>
+          </w:p>
+        </w:tc>
+        <w:tc>
+          <w:tcPr>
+            <w:tcW w:type="dxa" w:w="1625"/>
+          </w:tcPr>
+          <w:p>
+            <w:r/>
+            <w:r>
+              <w:rPr>
+                <w:b w:val="0"/>
+              </w:rPr>
+              <w:t>direct</w:t>
+            </w:r>
+          </w:p>
+        </w:tc>
+        <w:tc>
+          <w:tcPr>
+            <w:tcW w:type="dxa" w:w="1625"/>
+          </w:tcPr>
+          <w:p>
+            <w:r/>
+            <w:r>
+              <w:rPr>
+                <w:b w:val="0"/>
+              </w:rPr>
+              <w:t>0.569533</w:t>
+            </w:r>
+          </w:p>
+        </w:tc>
+        <w:tc>
+          <w:tcPr>
+            <w:tcW w:type="dxa" w:w="1625"/>
+          </w:tcPr>
+          <w:p>
+            <w:r/>
+            <w:r>
+              <w:rPr>
+                <w:b w:val="0"/>
+              </w:rPr>
+              <w:t>2.182457</w:t>
+            </w:r>
+          </w:p>
+        </w:tc>
+        <w:tc>
+          <w:tcPr>
+            <w:tcW w:type="dxa" w:w="1625"/>
+          </w:tcPr>
+          <w:p>
+            <w:r/>
+            <w:r>
+              <w:rPr>
+                <w:b w:val="0"/>
+              </w:rPr>
+              <w:t>320.917106</w:t>
+            </w:r>
+          </w:p>
+        </w:tc>
+      </w:tr>
+      <w:tr>
+        <w:tc>
+          <w:tcPr>
+            <w:tcW w:type="dxa" w:w="1625"/>
+          </w:tcPr>
+          <w:p>
+            <w:r/>
+            <w:r>
+              <w:rPr>
+                <w:b w:val="0"/>
+              </w:rPr>
+              <w:t>M3a_catboost_direct_history_raw</w:t>
+            </w:r>
+          </w:p>
+        </w:tc>
+        <w:tc>
+          <w:tcPr>
+            <w:tcW w:type="dxa" w:w="1625"/>
+          </w:tcPr>
+          <w:p>
+            <w:r/>
+            <w:r>
+              <w:rPr>
+                <w:b w:val="0"/>
+              </w:rPr>
+              <w:t>CatBoostRegressor</w:t>
+            </w:r>
+          </w:p>
+        </w:tc>
+        <w:tc>
+          <w:tcPr>
+            <w:tcW w:type="dxa" w:w="1625"/>
+          </w:tcPr>
+          <w:p>
+            <w:r/>
+            <w:r>
+              <w:rPr>
+                <w:b w:val="0"/>
+              </w:rPr>
+              <w:t>direct</w:t>
+            </w:r>
+          </w:p>
+        </w:tc>
+        <w:tc>
+          <w:tcPr>
+            <w:tcW w:type="dxa" w:w="1625"/>
+          </w:tcPr>
+          <w:p>
+            <w:r/>
+            <w:r>
+              <w:rPr>
+                <w:b w:val="0"/>
+              </w:rPr>
+              <w:t>0.554307</w:t>
+            </w:r>
+          </w:p>
+        </w:tc>
+        <w:tc>
+          <w:tcPr>
+            <w:tcW w:type="dxa" w:w="1625"/>
+          </w:tcPr>
+          <w:p>
+            <w:r/>
+            <w:r>
+              <w:rPr>
+                <w:b w:val="0"/>
+              </w:rPr>
+              <w:t>0.700440</w:t>
+            </w:r>
+          </w:p>
+        </w:tc>
+        <w:tc>
+          <w:tcPr>
+            <w:tcW w:type="dxa" w:w="1625"/>
+          </w:tcPr>
+          <w:p>
+            <w:r/>
+            <w:r>
+              <w:rPr>
+                <w:b w:val="0"/>
+              </w:rPr>
+              <w:t>56.118523</w:t>
             </w:r>
           </w:p>
         </w:tc>
@@ -3225,7 +3483,7 @@
               <w:rPr>
                 <w:b w:val="0"/>
               </w:rPr>
-              <w:t>B4,M3,M4</w:t>
+              <w:t>B4,M3d,M4</w:t>
             </w:r>
           </w:p>
         </w:tc>
@@ -3325,7 +3583,7 @@
               <w:rPr>
                 <w:b w:val="0"/>
               </w:rPr>
-              <w:t>B4,M3,M4</w:t>
+              <w:t>B4,M3d,M4</w:t>
             </w:r>
           </w:p>
         </w:tc>
@@ -3425,7 +3683,7 @@
               <w:rPr>
                 <w:b w:val="0"/>
               </w:rPr>
-              <w:t>B4,M3,M4</w:t>
+              <w:t>B4,M3d,M4</w:t>
             </w:r>
           </w:p>
         </w:tc>
@@ -3525,7 +3783,7 @@
               <w:rPr>
                 <w:b w:val="0"/>
               </w:rPr>
-              <w:t>B4,M3,M4</w:t>
+              <w:t>B4,M3d,M4</w:t>
             </w:r>
           </w:p>
         </w:tc>
@@ -3625,7 +3883,7 @@
               <w:rPr>
                 <w:b w:val="0"/>
               </w:rPr>
-              <w:t>B4,M3,M4</w:t>
+              <w:t>B4,M3d,M4</w:t>
             </w:r>
           </w:p>
         </w:tc>
@@ -3725,7 +3983,7 @@
               <w:rPr>
                 <w:b w:val="0"/>
               </w:rPr>
-              <w:t>B4,M3,M4</w:t>
+              <w:t>B4,M3d,M4</w:t>
             </w:r>
           </w:p>
         </w:tc>
@@ -3825,7 +4083,7 @@
               <w:rPr>
                 <w:b w:val="0"/>
               </w:rPr>
-              <w:t>B4,M3,M4</w:t>
+              <w:t>B4,M3d,M4</w:t>
             </w:r>
           </w:p>
         </w:tc>
@@ -3925,7 +4183,7 @@
               <w:rPr>
                 <w:b w:val="0"/>
               </w:rPr>
-              <w:t>B4,M3,M4</w:t>
+              <w:t>B4,M3d,M4</w:t>
             </w:r>
           </w:p>
         </w:tc>
@@ -4025,7 +4283,7 @@
               <w:rPr>
                 <w:b w:val="0"/>
               </w:rPr>
-              <w:t>B4,M3,M4</w:t>
+              <w:t>B4,M3d,M4</w:t>
             </w:r>
           </w:p>
         </w:tc>
@@ -5280,7 +5538,7 @@
       <w:r>
         <w:drawing>
           <wp:inline xmlns:a="http://schemas.openxmlformats.org/drawingml/2006/main" xmlns:pic="http://schemas.openxmlformats.org/drawingml/2006/picture">
-            <wp:extent cx="5760720" cy="2170058"/>
+            <wp:extent cx="5760720" cy="2969673"/>
             <wp:docPr id="10" name="Picture 10"/>
             <wp:cNvGraphicFramePr>
               <a:graphicFrameLocks noChangeAspect="1"/>
@@ -5301,7 +5559,7 @@
                   <pic:spPr>
                     <a:xfrm>
                       <a:off x="0" y="0"/>
-                      <a:ext cx="5760720" cy="2170058"/>
+                      <a:ext cx="5760720" cy="2969673"/>
                     </a:xfrm>
                     <a:prstGeom prst="rect"/>
                   </pic:spPr>

--- a/deliverables/financial_performance_prediction_report.docx
+++ b/deliverables/financial_performance_prediction_report.docx
@@ -432,7 +432,7 @@
                 <w:color w:val="222222"/>
                 <w:sz w:val="19"/>
               </w:rPr>
-              <w:t>0.8572</w:t>
+              <w:t>0.8491</w:t>
             </w:r>
           </w:p>
         </w:tc>
@@ -554,7 +554,7 @@
                 <w:color w:val="222222"/>
                 <w:sz w:val="19"/>
               </w:rPr>
-              <w:t>Conda QuantEnv；Python 3.10.20</w:t>
+              <w:t>Conda QuantEnv；3.10.20</w:t>
             </w:r>
           </w:p>
         </w:tc>
@@ -737,7 +737,7 @@
           <w:color w:val="222222"/>
           <w:sz w:val="21"/>
         </w:rPr>
-        <w:t>最终模型为 M6 逐目标 OOF 融合，OOF 平均 R² 为 0.8572，分折均值标准差为 0.0490。</w:t>
+        <w:t>最终模型为 M6 逐目标 OOF 融合，OOF 平均 R² 为 0.8491，分折均值标准差为 0.0741。</w:t>
       </w:r>
     </w:p>
     <w:p>
@@ -769,7 +769,7 @@
           <w:color w:val="222222"/>
           <w:sz w:val="21"/>
         </w:rPr>
-        <w:t>CatBoost 直接预测的边际收益主要来自元数据，M3a/M3b/M3c/M3d 的 OOF 平均 R² 分别为 0.5543、0.5695、0.6084 和 0.6090；人工序列特征对直接模型的增益有限。</w:t>
+        <w:t>CatBoost 直接预测的边际收益主要来自元数据，M3a/M3b/M3c/M3d 的 OOF 平均 R² 分别为 0.6067、0.6130、0.6084 和 0.6147；人工序列特征对直接模型的增益有限。</w:t>
       </w:r>
     </w:p>
     <w:p>
@@ -785,7 +785,7 @@
           <w:color w:val="222222"/>
           <w:sz w:val="21"/>
         </w:rPr>
-        <w:t>残差模型是核心改进。M4 在 B4 基线残差上训练，OOF 平均 R² 达到 0.8253，说明模型更擅长学习偏离历史惯性的部分，而不是直接重建公司规模。</w:t>
+        <w:t>残差模型是核心改进。M4 在 B4 基线残差上训练，OOF 平均 R² 达到 0.8376，说明模型更擅长学习偏离历史惯性的部分，而不是直接重建公司规模。</w:t>
       </w:r>
     </w:p>
     <w:p>
@@ -817,7 +817,7 @@
           <w:color w:val="222222"/>
           <w:sz w:val="21"/>
         </w:rPr>
-        <w:t>最困难目标是股东权益，M6 OOF R² 为 0.4009；毛利、收入、营业费用和 EBITDA 等经营类目标均超过 0.96。</w:t>
+        <w:t>最困难目标是股东权益，M6 OOF R² 为 0.3073；毛利、营业收入、营业费用、EBITDA 等经营类目标均超过 0.96。</w:t>
       </w:r>
     </w:p>
     <w:p>
@@ -1027,7 +1027,7 @@
                 <w:color w:val="222222"/>
                 <w:sz w:val="19"/>
               </w:rPr>
-              <w:t>0.8572</w:t>
+              <w:t>0.8491</w:t>
             </w:r>
           </w:p>
         </w:tc>
@@ -1149,7 +1149,7 @@
                 <w:color w:val="222222"/>
                 <w:sz w:val="19"/>
               </w:rPr>
-              <w:t>M4 残差模型，OOF 平均 R² 0.8253</w:t>
+              <w:t>M4 残差模型，OOF 平均 R² 0.8376</w:t>
             </w:r>
           </w:p>
         </w:tc>
@@ -1271,7 +1271,7 @@
                 <w:color w:val="222222"/>
                 <w:sz w:val="19"/>
               </w:rPr>
-              <w:t>406 行 × 10 列；SHA256 c8c777fb68ca7d36...</w:t>
+              <w:t>406 行 × 10 列；SHA256 a488f55ba7c5254e...</w:t>
             </w:r>
           </w:p>
         </w:tc>
@@ -2615,187 +2615,6 @@
                 <w:sz w:val="17"/>
               </w:rPr>
               <w:t>874682cab231f9e4</w:t>
-            </w:r>
-          </w:p>
-        </w:tc>
-      </w:tr>
-      <w:tr>
-        <w:tc>
-          <w:tcPr>
-            <w:tcW w:type="dxa" w:w="3043"/>
-            <w:shd w:fill="F7F9FC"/>
-            <w:vAlign w:val="center"/>
-            <w:tcMar>
-              <w:top w:w="70" w:type="dxa"/>
-              <w:bottom w:w="70" w:type="dxa"/>
-              <w:left w:w="70" w:type="dxa"/>
-              <w:right w:w="70" w:type="dxa"/>
-            </w:tcMar>
-          </w:tcPr>
-          <w:p>
-            <w:pPr>
-              <w:spacing w:after="0"/>
-              <w:jc w:val="left"/>
-            </w:pPr>
-            <w:r/>
-            <w:r>
-              <w:rPr>
-                <w:rFonts w:ascii="Times New Roman" w:hAnsi="Times New Roman" w:eastAsia="宋体"/>
-                <w:b w:val="0"/>
-                <w:i w:val="0"/>
-                <w:color w:val="222222"/>
-                <w:sz w:val="17"/>
-              </w:rPr>
-              <w:t>data_dictionary.txt</w:t>
-            </w:r>
-          </w:p>
-        </w:tc>
-        <w:tc>
-          <w:tcPr>
-            <w:tcW w:type="dxa" w:w="3043"/>
-            <w:shd w:fill="F7F9FC"/>
-            <w:vAlign w:val="center"/>
-            <w:tcMar>
-              <w:top w:w="70" w:type="dxa"/>
-              <w:bottom w:w="70" w:type="dxa"/>
-              <w:left w:w="70" w:type="dxa"/>
-              <w:right w:w="70" w:type="dxa"/>
-            </w:tcMar>
-          </w:tcPr>
-          <w:p>
-            <w:pPr>
-              <w:spacing w:after="0"/>
-              <w:jc w:val="center"/>
-            </w:pPr>
-            <w:r/>
-            <w:r>
-              <w:rPr>
-                <w:rFonts w:ascii="Times New Roman" w:hAnsi="Times New Roman" w:eastAsia="宋体"/>
-                <w:b w:val="0"/>
-                <w:i w:val="0"/>
-                <w:color w:val="222222"/>
-                <w:sz w:val="17"/>
-              </w:rPr>
-              <w:t>0.01</w:t>
-            </w:r>
-          </w:p>
-        </w:tc>
-        <w:tc>
-          <w:tcPr>
-            <w:tcW w:type="dxa" w:w="3043"/>
-            <w:shd w:fill="F7F9FC"/>
-            <w:vAlign w:val="center"/>
-            <w:tcMar>
-              <w:top w:w="70" w:type="dxa"/>
-              <w:bottom w:w="70" w:type="dxa"/>
-              <w:left w:w="70" w:type="dxa"/>
-              <w:right w:w="70" w:type="dxa"/>
-            </w:tcMar>
-          </w:tcPr>
-          <w:p>
-            <w:pPr>
-              <w:spacing w:after="0"/>
-              <w:jc w:val="center"/>
-            </w:pPr>
-            <w:r/>
-            <w:r>
-              <w:rPr>
-                <w:rFonts w:ascii="Times New Roman" w:hAnsi="Times New Roman" w:eastAsia="宋体"/>
-                <w:b w:val="0"/>
-                <w:i w:val="0"/>
-                <w:color w:val="222222"/>
-                <w:sz w:val="17"/>
-              </w:rPr>
-              <w:t>ba3697c21555558b</w:t>
-            </w:r>
-          </w:p>
-        </w:tc>
-      </w:tr>
-      <w:tr>
-        <w:tc>
-          <w:tcPr>
-            <w:tcW w:type="dxa" w:w="3043"/>
-            <w:vAlign w:val="center"/>
-            <w:tcMar>
-              <w:top w:w="70" w:type="dxa"/>
-              <w:bottom w:w="70" w:type="dxa"/>
-              <w:left w:w="70" w:type="dxa"/>
-              <w:right w:w="70" w:type="dxa"/>
-            </w:tcMar>
-          </w:tcPr>
-          <w:p>
-            <w:pPr>
-              <w:spacing w:after="0"/>
-              <w:jc w:val="left"/>
-            </w:pPr>
-            <w:r/>
-            <w:r>
-              <w:rPr>
-                <w:rFonts w:ascii="Times New Roman" w:hAnsi="Times New Roman" w:eastAsia="宋体"/>
-                <w:b w:val="0"/>
-                <w:i w:val="0"/>
-                <w:color w:val="222222"/>
-                <w:sz w:val="17"/>
-              </w:rPr>
-              <w:t>说明.docx</w:t>
-            </w:r>
-          </w:p>
-        </w:tc>
-        <w:tc>
-          <w:tcPr>
-            <w:tcW w:type="dxa" w:w="3043"/>
-            <w:vAlign w:val="center"/>
-            <w:tcMar>
-              <w:top w:w="70" w:type="dxa"/>
-              <w:bottom w:w="70" w:type="dxa"/>
-              <w:left w:w="70" w:type="dxa"/>
-              <w:right w:w="70" w:type="dxa"/>
-            </w:tcMar>
-          </w:tcPr>
-          <w:p>
-            <w:pPr>
-              <w:spacing w:after="0"/>
-              <w:jc w:val="center"/>
-            </w:pPr>
-            <w:r/>
-            <w:r>
-              <w:rPr>
-                <w:rFonts w:ascii="Times New Roman" w:hAnsi="Times New Roman" w:eastAsia="宋体"/>
-                <w:b w:val="0"/>
-                <w:i w:val="0"/>
-                <w:color w:val="222222"/>
-                <w:sz w:val="17"/>
-              </w:rPr>
-              <w:t>0.02</w:t>
-            </w:r>
-          </w:p>
-        </w:tc>
-        <w:tc>
-          <w:tcPr>
-            <w:tcW w:type="dxa" w:w="3043"/>
-            <w:vAlign w:val="center"/>
-            <w:tcMar>
-              <w:top w:w="70" w:type="dxa"/>
-              <w:bottom w:w="70" w:type="dxa"/>
-              <w:left w:w="70" w:type="dxa"/>
-              <w:right w:w="70" w:type="dxa"/>
-            </w:tcMar>
-          </w:tcPr>
-          <w:p>
-            <w:pPr>
-              <w:spacing w:after="0"/>
-              <w:jc w:val="center"/>
-            </w:pPr>
-            <w:r/>
-            <w:r>
-              <w:rPr>
-                <w:rFonts w:ascii="Times New Roman" w:hAnsi="Times New Roman" w:eastAsia="宋体"/>
-                <w:b w:val="0"/>
-                <w:i w:val="0"/>
-                <w:color w:val="222222"/>
-                <w:sz w:val="17"/>
-              </w:rPr>
-              <w:t>c4e71f313214b7fe</w:t>
             </w:r>
           </w:p>
         </w:tc>
@@ -5647,7 +5466,7 @@
       <w:r>
         <w:drawing>
           <wp:inline xmlns:a="http://schemas.openxmlformats.org/drawingml/2006/main" xmlns:pic="http://schemas.openxmlformats.org/drawingml/2006/picture">
-            <wp:extent cx="5472000" cy="2510785"/>
+            <wp:extent cx="5472000" cy="2529076"/>
             <wp:docPr id="6" name="Picture 6"/>
             <wp:cNvGraphicFramePr>
               <a:graphicFrameLocks noChangeAspect="1"/>
@@ -5668,7 +5487,7 @@
                   <pic:spPr>
                     <a:xfrm>
                       <a:off x="0" y="0"/>
-                      <a:ext cx="5472000" cy="2510785"/>
+                      <a:ext cx="5472000" cy="2529076"/>
                     </a:xfrm>
                     <a:prstGeom prst="rect"/>
                   </pic:spPr>
@@ -5823,7 +5642,7 @@
       <w:r>
         <w:drawing>
           <wp:inline xmlns:a="http://schemas.openxmlformats.org/drawingml/2006/main" xmlns:pic="http://schemas.openxmlformats.org/drawingml/2006/picture">
-            <wp:extent cx="5472000" cy="4541472"/>
+            <wp:extent cx="5472000" cy="4963500"/>
             <wp:docPr id="8" name="Picture 8"/>
             <wp:cNvGraphicFramePr>
               <a:graphicFrameLocks noChangeAspect="1"/>
@@ -5844,7 +5663,7 @@
                   <pic:spPr>
                     <a:xfrm>
                       <a:off x="0" y="0"/>
-                      <a:ext cx="5472000" cy="4541472"/>
+                      <a:ext cx="5472000" cy="4963500"/>
                     </a:xfrm>
                     <a:prstGeom prst="rect"/>
                   </pic:spPr>
@@ -7692,7 +7511,7 @@
                 <w:color w:val="222222"/>
                 <w:sz w:val="16"/>
               </w:rPr>
-              <w:t>B0 均值预测</w:t>
+              <w:t>M6 逐目标 OOF 融合</w:t>
             </w:r>
           </w:p>
         </w:tc>
@@ -7721,7 +7540,7 @@
                 <w:color w:val="222222"/>
                 <w:sz w:val="16"/>
               </w:rPr>
-              <w:t>指标校验</w:t>
+              <w:t>最终模型</w:t>
             </w:r>
           </w:p>
         </w:tc>
@@ -7750,7 +7569,7 @@
                 <w:color w:val="222222"/>
                 <w:sz w:val="16"/>
               </w:rPr>
-              <w:t>-0.0012</w:t>
+              <w:t>0.8491</w:t>
             </w:r>
           </w:p>
         </w:tc>
@@ -7779,7 +7598,247 @@
                 <w:color w:val="222222"/>
                 <w:sz w:val="16"/>
               </w:rPr>
-              <w:t>0.0040</w:t>
+              <w:t>0.0741</w:t>
+            </w:r>
+          </w:p>
+        </w:tc>
+      </w:tr>
+      <w:tr>
+        <w:tc>
+          <w:tcPr>
+            <w:tcW w:type="dxa" w:w="2282"/>
+            <w:shd w:fill="F7F9FC"/>
+            <w:vAlign w:val="center"/>
+            <w:tcMar>
+              <w:top w:w="70" w:type="dxa"/>
+              <w:bottom w:w="70" w:type="dxa"/>
+              <w:left w:w="70" w:type="dxa"/>
+              <w:right w:w="70" w:type="dxa"/>
+            </w:tcMar>
+          </w:tcPr>
+          <w:p>
+            <w:pPr>
+              <w:spacing w:after="0"/>
+              <w:jc w:val="left"/>
+            </w:pPr>
+            <w:r/>
+            <w:r>
+              <w:rPr>
+                <w:rFonts w:ascii="Times New Roman" w:hAnsi="Times New Roman" w:eastAsia="宋体"/>
+                <w:b w:val="0"/>
+                <w:i w:val="0"/>
+                <w:color w:val="222222"/>
+                <w:sz w:val="16"/>
+              </w:rPr>
+              <w:t>M4 CatBoost 残差</w:t>
+            </w:r>
+          </w:p>
+        </w:tc>
+        <w:tc>
+          <w:tcPr>
+            <w:tcW w:type="dxa" w:w="2282"/>
+            <w:shd w:fill="F7F9FC"/>
+            <w:vAlign w:val="center"/>
+            <w:tcMar>
+              <w:top w:w="70" w:type="dxa"/>
+              <w:bottom w:w="70" w:type="dxa"/>
+              <w:left w:w="70" w:type="dxa"/>
+              <w:right w:w="70" w:type="dxa"/>
+            </w:tcMar>
+          </w:tcPr>
+          <w:p>
+            <w:pPr>
+              <w:spacing w:after="0"/>
+              <w:jc w:val="center"/>
+            </w:pPr>
+            <w:r/>
+            <w:r>
+              <w:rPr>
+                <w:rFonts w:ascii="Times New Roman" w:hAnsi="Times New Roman" w:eastAsia="宋体"/>
+                <w:b w:val="0"/>
+                <w:i w:val="0"/>
+                <w:color w:val="222222"/>
+                <w:sz w:val="16"/>
+              </w:rPr>
+              <w:t>残差主模型</w:t>
+            </w:r>
+          </w:p>
+        </w:tc>
+        <w:tc>
+          <w:tcPr>
+            <w:tcW w:type="dxa" w:w="2282"/>
+            <w:shd w:fill="F7F9FC"/>
+            <w:vAlign w:val="center"/>
+            <w:tcMar>
+              <w:top w:w="70" w:type="dxa"/>
+              <w:bottom w:w="70" w:type="dxa"/>
+              <w:left w:w="70" w:type="dxa"/>
+              <w:right w:w="70" w:type="dxa"/>
+            </w:tcMar>
+          </w:tcPr>
+          <w:p>
+            <w:pPr>
+              <w:spacing w:after="0"/>
+              <w:jc w:val="center"/>
+            </w:pPr>
+            <w:r/>
+            <w:r>
+              <w:rPr>
+                <w:rFonts w:ascii="Times New Roman" w:hAnsi="Times New Roman" w:eastAsia="宋体"/>
+                <w:b w:val="0"/>
+                <w:i w:val="0"/>
+                <w:color w:val="222222"/>
+                <w:sz w:val="16"/>
+              </w:rPr>
+              <w:t>0.8376</w:t>
+            </w:r>
+          </w:p>
+        </w:tc>
+        <w:tc>
+          <w:tcPr>
+            <w:tcW w:type="dxa" w:w="2282"/>
+            <w:shd w:fill="F7F9FC"/>
+            <w:vAlign w:val="center"/>
+            <w:tcMar>
+              <w:top w:w="70" w:type="dxa"/>
+              <w:bottom w:w="70" w:type="dxa"/>
+              <w:left w:w="70" w:type="dxa"/>
+              <w:right w:w="70" w:type="dxa"/>
+            </w:tcMar>
+          </w:tcPr>
+          <w:p>
+            <w:pPr>
+              <w:spacing w:after="0"/>
+              <w:jc w:val="center"/>
+            </w:pPr>
+            <w:r/>
+            <w:r>
+              <w:rPr>
+                <w:rFonts w:ascii="Times New Roman" w:hAnsi="Times New Roman" w:eastAsia="宋体"/>
+                <w:b w:val="0"/>
+                <w:i w:val="0"/>
+                <w:color w:val="222222"/>
+                <w:sz w:val="16"/>
+              </w:rPr>
+              <w:t>0.0904</w:t>
+            </w:r>
+          </w:p>
+        </w:tc>
+      </w:tr>
+      <w:tr>
+        <w:tc>
+          <w:tcPr>
+            <w:tcW w:type="dxa" w:w="2282"/>
+            <w:vAlign w:val="center"/>
+            <w:tcMar>
+              <w:top w:w="70" w:type="dxa"/>
+              <w:bottom w:w="70" w:type="dxa"/>
+              <w:left w:w="70" w:type="dxa"/>
+              <w:right w:w="70" w:type="dxa"/>
+            </w:tcMar>
+          </w:tcPr>
+          <w:p>
+            <w:pPr>
+              <w:spacing w:after="0"/>
+              <w:jc w:val="left"/>
+            </w:pPr>
+            <w:r/>
+            <w:r>
+              <w:rPr>
+                <w:rFonts w:ascii="Times New Roman" w:hAnsi="Times New Roman" w:eastAsia="宋体"/>
+                <w:b w:val="0"/>
+                <w:i w:val="0"/>
+                <w:color w:val="222222"/>
+                <w:sz w:val="16"/>
+              </w:rPr>
+              <w:t>B4 规则基线融合</w:t>
+            </w:r>
+          </w:p>
+        </w:tc>
+        <w:tc>
+          <w:tcPr>
+            <w:tcW w:type="dxa" w:w="2282"/>
+            <w:vAlign w:val="center"/>
+            <w:tcMar>
+              <w:top w:w="70" w:type="dxa"/>
+              <w:bottom w:w="70" w:type="dxa"/>
+              <w:left w:w="70" w:type="dxa"/>
+              <w:right w:w="70" w:type="dxa"/>
+            </w:tcMar>
+          </w:tcPr>
+          <w:p>
+            <w:pPr>
+              <w:spacing w:after="0"/>
+              <w:jc w:val="center"/>
+            </w:pPr>
+            <w:r/>
+            <w:r>
+              <w:rPr>
+                <w:rFonts w:ascii="Times New Roman" w:hAnsi="Times New Roman" w:eastAsia="宋体"/>
+                <w:b w:val="0"/>
+                <w:i w:val="0"/>
+                <w:color w:val="222222"/>
+                <w:sz w:val="16"/>
+              </w:rPr>
+              <w:t>规则基线</w:t>
+            </w:r>
+          </w:p>
+        </w:tc>
+        <w:tc>
+          <w:tcPr>
+            <w:tcW w:type="dxa" w:w="2282"/>
+            <w:vAlign w:val="center"/>
+            <w:tcMar>
+              <w:top w:w="70" w:type="dxa"/>
+              <w:bottom w:w="70" w:type="dxa"/>
+              <w:left w:w="70" w:type="dxa"/>
+              <w:right w:w="70" w:type="dxa"/>
+            </w:tcMar>
+          </w:tcPr>
+          <w:p>
+            <w:pPr>
+              <w:spacing w:after="0"/>
+              <w:jc w:val="center"/>
+            </w:pPr>
+            <w:r/>
+            <w:r>
+              <w:rPr>
+                <w:rFonts w:ascii="Times New Roman" w:hAnsi="Times New Roman" w:eastAsia="宋体"/>
+                <w:b w:val="0"/>
+                <w:i w:val="0"/>
+                <w:color w:val="222222"/>
+                <w:sz w:val="16"/>
+              </w:rPr>
+              <w:t>0.7831</w:t>
+            </w:r>
+          </w:p>
+        </w:tc>
+        <w:tc>
+          <w:tcPr>
+            <w:tcW w:type="dxa" w:w="2282"/>
+            <w:vAlign w:val="center"/>
+            <w:tcMar>
+              <w:top w:w="70" w:type="dxa"/>
+              <w:bottom w:w="70" w:type="dxa"/>
+              <w:left w:w="70" w:type="dxa"/>
+              <w:right w:w="70" w:type="dxa"/>
+            </w:tcMar>
+          </w:tcPr>
+          <w:p>
+            <w:pPr>
+              <w:spacing w:after="0"/>
+              <w:jc w:val="center"/>
+            </w:pPr>
+            <w:r/>
+            <w:r>
+              <w:rPr>
+                <w:rFonts w:ascii="Times New Roman" w:hAnsi="Times New Roman" w:eastAsia="宋体"/>
+                <w:b w:val="0"/>
+                <w:i w:val="0"/>
+                <w:color w:val="222222"/>
+                <w:sz w:val="16"/>
+              </w:rPr>
+              <w:t>0.1291</w:t>
             </w:r>
           </w:p>
         </w:tc>
@@ -7932,365 +7991,6 @@
                 <w:color w:val="222222"/>
                 <w:sz w:val="16"/>
               </w:rPr>
-              <w:t>B2 季节性复制</w:t>
-            </w:r>
-          </w:p>
-        </w:tc>
-        <w:tc>
-          <w:tcPr>
-            <w:tcW w:type="dxa" w:w="2282"/>
-            <w:vAlign w:val="center"/>
-            <w:tcMar>
-              <w:top w:w="70" w:type="dxa"/>
-              <w:bottom w:w="70" w:type="dxa"/>
-              <w:left w:w="70" w:type="dxa"/>
-              <w:right w:w="70" w:type="dxa"/>
-            </w:tcMar>
-          </w:tcPr>
-          <w:p>
-            <w:pPr>
-              <w:spacing w:after="0"/>
-              <w:jc w:val="center"/>
-            </w:pPr>
-            <w:r/>
-            <w:r>
-              <w:rPr>
-                <w:rFonts w:ascii="Times New Roman" w:hAnsi="Times New Roman" w:eastAsia="宋体"/>
-                <w:b w:val="0"/>
-                <w:i w:val="0"/>
-                <w:color w:val="222222"/>
-                <w:sz w:val="16"/>
-              </w:rPr>
-              <w:t>季节性规则</w:t>
-            </w:r>
-          </w:p>
-        </w:tc>
-        <w:tc>
-          <w:tcPr>
-            <w:tcW w:type="dxa" w:w="2282"/>
-            <w:vAlign w:val="center"/>
-            <w:tcMar>
-              <w:top w:w="70" w:type="dxa"/>
-              <w:bottom w:w="70" w:type="dxa"/>
-              <w:left w:w="70" w:type="dxa"/>
-              <w:right w:w="70" w:type="dxa"/>
-            </w:tcMar>
-          </w:tcPr>
-          <w:p>
-            <w:pPr>
-              <w:spacing w:after="0"/>
-              <w:jc w:val="center"/>
-            </w:pPr>
-            <w:r/>
-            <w:r>
-              <w:rPr>
-                <w:rFonts w:ascii="Times New Roman" w:hAnsi="Times New Roman" w:eastAsia="宋体"/>
-                <w:b w:val="0"/>
-                <w:i w:val="0"/>
-                <w:color w:val="222222"/>
-                <w:sz w:val="16"/>
-              </w:rPr>
-              <w:t>0.3315</w:t>
-            </w:r>
-          </w:p>
-        </w:tc>
-        <w:tc>
-          <w:tcPr>
-            <w:tcW w:type="dxa" w:w="2282"/>
-            <w:vAlign w:val="center"/>
-            <w:tcMar>
-              <w:top w:w="70" w:type="dxa"/>
-              <w:bottom w:w="70" w:type="dxa"/>
-              <w:left w:w="70" w:type="dxa"/>
-              <w:right w:w="70" w:type="dxa"/>
-            </w:tcMar>
-          </w:tcPr>
-          <w:p>
-            <w:pPr>
-              <w:spacing w:after="0"/>
-              <w:jc w:val="center"/>
-            </w:pPr>
-            <w:r/>
-            <w:r>
-              <w:rPr>
-                <w:rFonts w:ascii="Times New Roman" w:hAnsi="Times New Roman" w:eastAsia="宋体"/>
-                <w:b w:val="0"/>
-                <w:i w:val="0"/>
-                <w:color w:val="222222"/>
-                <w:sz w:val="16"/>
-              </w:rPr>
-              <w:t>0.4688</w:t>
-            </w:r>
-          </w:p>
-        </w:tc>
-      </w:tr>
-      <w:tr>
-        <w:tc>
-          <w:tcPr>
-            <w:tcW w:type="dxa" w:w="2282"/>
-            <w:shd w:fill="F7F9FC"/>
-            <w:vAlign w:val="center"/>
-            <w:tcMar>
-              <w:top w:w="70" w:type="dxa"/>
-              <w:bottom w:w="70" w:type="dxa"/>
-              <w:left w:w="70" w:type="dxa"/>
-              <w:right w:w="70" w:type="dxa"/>
-            </w:tcMar>
-          </w:tcPr>
-          <w:p>
-            <w:pPr>
-              <w:spacing w:after="0"/>
-              <w:jc w:val="left"/>
-            </w:pPr>
-            <w:r/>
-            <w:r>
-              <w:rPr>
-                <w:rFonts w:ascii="Times New Roman" w:hAnsi="Times New Roman" w:eastAsia="宋体"/>
-                <w:b w:val="0"/>
-                <w:i w:val="0"/>
-                <w:color w:val="222222"/>
-                <w:sz w:val="16"/>
-              </w:rPr>
-              <w:t>B3 短趋势外推</w:t>
-            </w:r>
-          </w:p>
-        </w:tc>
-        <w:tc>
-          <w:tcPr>
-            <w:tcW w:type="dxa" w:w="2282"/>
-            <w:shd w:fill="F7F9FC"/>
-            <w:vAlign w:val="center"/>
-            <w:tcMar>
-              <w:top w:w="70" w:type="dxa"/>
-              <w:bottom w:w="70" w:type="dxa"/>
-              <w:left w:w="70" w:type="dxa"/>
-              <w:right w:w="70" w:type="dxa"/>
-            </w:tcMar>
-          </w:tcPr>
-          <w:p>
-            <w:pPr>
-              <w:spacing w:after="0"/>
-              <w:jc w:val="center"/>
-            </w:pPr>
-            <w:r/>
-            <w:r>
-              <w:rPr>
-                <w:rFonts w:ascii="Times New Roman" w:hAnsi="Times New Roman" w:eastAsia="宋体"/>
-                <w:b w:val="0"/>
-                <w:i w:val="0"/>
-                <w:color w:val="222222"/>
-                <w:sz w:val="16"/>
-              </w:rPr>
-              <w:t>趋势规则</w:t>
-            </w:r>
-          </w:p>
-        </w:tc>
-        <w:tc>
-          <w:tcPr>
-            <w:tcW w:type="dxa" w:w="2282"/>
-            <w:shd w:fill="F7F9FC"/>
-            <w:vAlign w:val="center"/>
-            <w:tcMar>
-              <w:top w:w="70" w:type="dxa"/>
-              <w:bottom w:w="70" w:type="dxa"/>
-              <w:left w:w="70" w:type="dxa"/>
-              <w:right w:w="70" w:type="dxa"/>
-            </w:tcMar>
-          </w:tcPr>
-          <w:p>
-            <w:pPr>
-              <w:spacing w:after="0"/>
-              <w:jc w:val="center"/>
-            </w:pPr>
-            <w:r/>
-            <w:r>
-              <w:rPr>
-                <w:rFonts w:ascii="Times New Roman" w:hAnsi="Times New Roman" w:eastAsia="宋体"/>
-                <w:b w:val="0"/>
-                <w:i w:val="0"/>
-                <w:color w:val="222222"/>
-                <w:sz w:val="16"/>
-              </w:rPr>
-              <w:t>0.5004</w:t>
-            </w:r>
-          </w:p>
-        </w:tc>
-        <w:tc>
-          <w:tcPr>
-            <w:tcW w:type="dxa" w:w="2282"/>
-            <w:shd w:fill="F7F9FC"/>
-            <w:vAlign w:val="center"/>
-            <w:tcMar>
-              <w:top w:w="70" w:type="dxa"/>
-              <w:bottom w:w="70" w:type="dxa"/>
-              <w:left w:w="70" w:type="dxa"/>
-              <w:right w:w="70" w:type="dxa"/>
-            </w:tcMar>
-          </w:tcPr>
-          <w:p>
-            <w:pPr>
-              <w:spacing w:after="0"/>
-              <w:jc w:val="center"/>
-            </w:pPr>
-            <w:r/>
-            <w:r>
-              <w:rPr>
-                <w:rFonts w:ascii="Times New Roman" w:hAnsi="Times New Roman" w:eastAsia="宋体"/>
-                <w:b w:val="0"/>
-                <w:i w:val="0"/>
-                <w:color w:val="222222"/>
-                <w:sz w:val="16"/>
-              </w:rPr>
-              <w:t>0.2116</w:t>
-            </w:r>
-          </w:p>
-        </w:tc>
-      </w:tr>
-      <w:tr>
-        <w:tc>
-          <w:tcPr>
-            <w:tcW w:type="dxa" w:w="2282"/>
-            <w:vAlign w:val="center"/>
-            <w:tcMar>
-              <w:top w:w="70" w:type="dxa"/>
-              <w:bottom w:w="70" w:type="dxa"/>
-              <w:left w:w="70" w:type="dxa"/>
-              <w:right w:w="70" w:type="dxa"/>
-            </w:tcMar>
-          </w:tcPr>
-          <w:p>
-            <w:pPr>
-              <w:spacing w:after="0"/>
-              <w:jc w:val="left"/>
-            </w:pPr>
-            <w:r/>
-            <w:r>
-              <w:rPr>
-                <w:rFonts w:ascii="Times New Roman" w:hAnsi="Times New Roman" w:eastAsia="宋体"/>
-                <w:b w:val="0"/>
-                <w:i w:val="0"/>
-                <w:color w:val="222222"/>
-                <w:sz w:val="16"/>
-              </w:rPr>
-              <w:t>B4 规则基线融合</w:t>
-            </w:r>
-          </w:p>
-        </w:tc>
-        <w:tc>
-          <w:tcPr>
-            <w:tcW w:type="dxa" w:w="2282"/>
-            <w:vAlign w:val="center"/>
-            <w:tcMar>
-              <w:top w:w="70" w:type="dxa"/>
-              <w:bottom w:w="70" w:type="dxa"/>
-              <w:left w:w="70" w:type="dxa"/>
-              <w:right w:w="70" w:type="dxa"/>
-            </w:tcMar>
-          </w:tcPr>
-          <w:p>
-            <w:pPr>
-              <w:spacing w:after="0"/>
-              <w:jc w:val="center"/>
-            </w:pPr>
-            <w:r/>
-            <w:r>
-              <w:rPr>
-                <w:rFonts w:ascii="Times New Roman" w:hAnsi="Times New Roman" w:eastAsia="宋体"/>
-                <w:b w:val="0"/>
-                <w:i w:val="0"/>
-                <w:color w:val="222222"/>
-                <w:sz w:val="16"/>
-              </w:rPr>
-              <w:t>规则基线</w:t>
-            </w:r>
-          </w:p>
-        </w:tc>
-        <w:tc>
-          <w:tcPr>
-            <w:tcW w:type="dxa" w:w="2282"/>
-            <w:vAlign w:val="center"/>
-            <w:tcMar>
-              <w:top w:w="70" w:type="dxa"/>
-              <w:bottom w:w="70" w:type="dxa"/>
-              <w:left w:w="70" w:type="dxa"/>
-              <w:right w:w="70" w:type="dxa"/>
-            </w:tcMar>
-          </w:tcPr>
-          <w:p>
-            <w:pPr>
-              <w:spacing w:after="0"/>
-              <w:jc w:val="center"/>
-            </w:pPr>
-            <w:r/>
-            <w:r>
-              <w:rPr>
-                <w:rFonts w:ascii="Times New Roman" w:hAnsi="Times New Roman" w:eastAsia="宋体"/>
-                <w:b w:val="0"/>
-                <w:i w:val="0"/>
-                <w:color w:val="222222"/>
-                <w:sz w:val="16"/>
-              </w:rPr>
-              <w:t>0.7831</w:t>
-            </w:r>
-          </w:p>
-        </w:tc>
-        <w:tc>
-          <w:tcPr>
-            <w:tcW w:type="dxa" w:w="2282"/>
-            <w:vAlign w:val="center"/>
-            <w:tcMar>
-              <w:top w:w="70" w:type="dxa"/>
-              <w:bottom w:w="70" w:type="dxa"/>
-              <w:left w:w="70" w:type="dxa"/>
-              <w:right w:w="70" w:type="dxa"/>
-            </w:tcMar>
-          </w:tcPr>
-          <w:p>
-            <w:pPr>
-              <w:spacing w:after="0"/>
-              <w:jc w:val="center"/>
-            </w:pPr>
-            <w:r/>
-            <w:r>
-              <w:rPr>
-                <w:rFonts w:ascii="Times New Roman" w:hAnsi="Times New Roman" w:eastAsia="宋体"/>
-                <w:b w:val="0"/>
-                <w:i w:val="0"/>
-                <w:color w:val="222222"/>
-                <w:sz w:val="16"/>
-              </w:rPr>
-              <w:t>0.1291</w:t>
-            </w:r>
-          </w:p>
-        </w:tc>
-      </w:tr>
-      <w:tr>
-        <w:tc>
-          <w:tcPr>
-            <w:tcW w:type="dxa" w:w="2282"/>
-            <w:shd w:fill="F7F9FC"/>
-            <w:vAlign w:val="center"/>
-            <w:tcMar>
-              <w:top w:w="70" w:type="dxa"/>
-              <w:bottom w:w="70" w:type="dxa"/>
-              <w:left w:w="70" w:type="dxa"/>
-              <w:right w:w="70" w:type="dxa"/>
-            </w:tcMar>
-          </w:tcPr>
-          <w:p>
-            <w:pPr>
-              <w:spacing w:after="0"/>
-              <w:jc w:val="left"/>
-            </w:pPr>
-            <w:r/>
-            <w:r>
-              <w:rPr>
-                <w:rFonts w:ascii="Times New Roman" w:hAnsi="Times New Roman" w:eastAsia="宋体"/>
-                <w:b w:val="0"/>
-                <w:i w:val="0"/>
-                <w:color w:val="222222"/>
-                <w:sz w:val="16"/>
-              </w:rPr>
               <w:t>M1 Ridge</w:t>
             </w:r>
           </w:p>
@@ -8298,7 +7998,6 @@
         <w:tc>
           <w:tcPr>
             <w:tcW w:type="dxa" w:w="2282"/>
-            <w:shd w:fill="F7F9FC"/>
             <w:vAlign w:val="center"/>
             <w:tcMar>
               <w:top w:w="70" w:type="dxa"/>
@@ -8328,7 +8027,6 @@
         <w:tc>
           <w:tcPr>
             <w:tcW w:type="dxa" w:w="2282"/>
-            <w:shd w:fill="F7F9FC"/>
             <w:vAlign w:val="center"/>
             <w:tcMar>
               <w:top w:w="70" w:type="dxa"/>
@@ -8351,68 +8049,7 @@
                 <w:color w:val="222222"/>
                 <w:sz w:val="16"/>
               </w:rPr>
-              <w:t>0.7314</w:t>
-            </w:r>
-          </w:p>
-        </w:tc>
-        <w:tc>
-          <w:tcPr>
-            <w:tcW w:type="dxa" w:w="2282"/>
-            <w:shd w:fill="F7F9FC"/>
-            <w:vAlign w:val="center"/>
-            <w:tcMar>
-              <w:top w:w="70" w:type="dxa"/>
-              <w:bottom w:w="70" w:type="dxa"/>
-              <w:left w:w="70" w:type="dxa"/>
-              <w:right w:w="70" w:type="dxa"/>
-            </w:tcMar>
-          </w:tcPr>
-          <w:p>
-            <w:pPr>
-              <w:spacing w:after="0"/>
-              <w:jc w:val="center"/>
-            </w:pPr>
-            <w:r/>
-            <w:r>
-              <w:rPr>
-                <w:rFonts w:ascii="Times New Roman" w:hAnsi="Times New Roman" w:eastAsia="宋体"/>
-                <w:b w:val="0"/>
-                <w:i w:val="0"/>
-                <w:color w:val="222222"/>
-                <w:sz w:val="16"/>
-              </w:rPr>
-              <w:t>0.1903</w:t>
-            </w:r>
-          </w:p>
-        </w:tc>
-      </w:tr>
-      <w:tr>
-        <w:tc>
-          <w:tcPr>
-            <w:tcW w:type="dxa" w:w="2282"/>
-            <w:vAlign w:val="center"/>
-            <w:tcMar>
-              <w:top w:w="70" w:type="dxa"/>
-              <w:bottom w:w="70" w:type="dxa"/>
-              <w:left w:w="70" w:type="dxa"/>
-              <w:right w:w="70" w:type="dxa"/>
-            </w:tcMar>
-          </w:tcPr>
-          <w:p>
-            <w:pPr>
-              <w:spacing w:after="0"/>
-              <w:jc w:val="left"/>
-            </w:pPr>
-            <w:r/>
-            <w:r>
-              <w:rPr>
-                <w:rFonts w:ascii="Times New Roman" w:hAnsi="Times New Roman" w:eastAsia="宋体"/>
-                <w:b w:val="0"/>
-                <w:i w:val="0"/>
-                <w:color w:val="222222"/>
-                <w:sz w:val="16"/>
-              </w:rPr>
-              <w:t>M2 HistGBR</w:t>
+              <w:t>0.7206</w:t>
             </w:r>
           </w:p>
         </w:tc>
@@ -8441,545 +8078,7 @@
                 <w:color w:val="222222"/>
                 <w:sz w:val="16"/>
               </w:rPr>
-              <w:t>非线性对照</w:t>
-            </w:r>
-          </w:p>
-        </w:tc>
-        <w:tc>
-          <w:tcPr>
-            <w:tcW w:type="dxa" w:w="2282"/>
-            <w:vAlign w:val="center"/>
-            <w:tcMar>
-              <w:top w:w="70" w:type="dxa"/>
-              <w:bottom w:w="70" w:type="dxa"/>
-              <w:left w:w="70" w:type="dxa"/>
-              <w:right w:w="70" w:type="dxa"/>
-            </w:tcMar>
-          </w:tcPr>
-          <w:p>
-            <w:pPr>
-              <w:spacing w:after="0"/>
-              <w:jc w:val="center"/>
-            </w:pPr>
-            <w:r/>
-            <w:r>
-              <w:rPr>
-                <w:rFonts w:ascii="Times New Roman" w:hAnsi="Times New Roman" w:eastAsia="宋体"/>
-                <w:b w:val="0"/>
-                <w:i w:val="0"/>
-                <w:color w:val="222222"/>
-                <w:sz w:val="16"/>
-              </w:rPr>
-              <w:t>0.4972</w:t>
-            </w:r>
-          </w:p>
-        </w:tc>
-        <w:tc>
-          <w:tcPr>
-            <w:tcW w:type="dxa" w:w="2282"/>
-            <w:vAlign w:val="center"/>
-            <w:tcMar>
-              <w:top w:w="70" w:type="dxa"/>
-              <w:bottom w:w="70" w:type="dxa"/>
-              <w:left w:w="70" w:type="dxa"/>
-              <w:right w:w="70" w:type="dxa"/>
-            </w:tcMar>
-          </w:tcPr>
-          <w:p>
-            <w:pPr>
-              <w:spacing w:after="0"/>
-              <w:jc w:val="center"/>
-            </w:pPr>
-            <w:r/>
-            <w:r>
-              <w:rPr>
-                <w:rFonts w:ascii="Times New Roman" w:hAnsi="Times New Roman" w:eastAsia="宋体"/>
-                <w:b w:val="0"/>
-                <w:i w:val="0"/>
-                <w:color w:val="222222"/>
-                <w:sz w:val="16"/>
-              </w:rPr>
-              <w:t>0.1145</w:t>
-            </w:r>
-          </w:p>
-        </w:tc>
-      </w:tr>
-      <w:tr>
-        <w:tc>
-          <w:tcPr>
-            <w:tcW w:type="dxa" w:w="2282"/>
-            <w:shd w:fill="F7F9FC"/>
-            <w:vAlign w:val="center"/>
-            <w:tcMar>
-              <w:top w:w="70" w:type="dxa"/>
-              <w:bottom w:w="70" w:type="dxa"/>
-              <w:left w:w="70" w:type="dxa"/>
-              <w:right w:w="70" w:type="dxa"/>
-            </w:tcMar>
-          </w:tcPr>
-          <w:p>
-            <w:pPr>
-              <w:spacing w:after="0"/>
-              <w:jc w:val="left"/>
-            </w:pPr>
-            <w:r/>
-            <w:r>
-              <w:rPr>
-                <w:rFonts w:ascii="Times New Roman" w:hAnsi="Times New Roman" w:eastAsia="宋体"/>
-                <w:b w:val="0"/>
-                <w:i w:val="0"/>
-                <w:color w:val="222222"/>
-                <w:sz w:val="16"/>
-              </w:rPr>
-              <w:t>M4 CatBoost 残差</w:t>
-            </w:r>
-          </w:p>
-        </w:tc>
-        <w:tc>
-          <w:tcPr>
-            <w:tcW w:type="dxa" w:w="2282"/>
-            <w:shd w:fill="F7F9FC"/>
-            <w:vAlign w:val="center"/>
-            <w:tcMar>
-              <w:top w:w="70" w:type="dxa"/>
-              <w:bottom w:w="70" w:type="dxa"/>
-              <w:left w:w="70" w:type="dxa"/>
-              <w:right w:w="70" w:type="dxa"/>
-            </w:tcMar>
-          </w:tcPr>
-          <w:p>
-            <w:pPr>
-              <w:spacing w:after="0"/>
-              <w:jc w:val="center"/>
-            </w:pPr>
-            <w:r/>
-            <w:r>
-              <w:rPr>
-                <w:rFonts w:ascii="Times New Roman" w:hAnsi="Times New Roman" w:eastAsia="宋体"/>
-                <w:b w:val="0"/>
-                <w:i w:val="0"/>
-                <w:color w:val="222222"/>
-                <w:sz w:val="16"/>
-              </w:rPr>
-              <w:t>残差主模型</w:t>
-            </w:r>
-          </w:p>
-        </w:tc>
-        <w:tc>
-          <w:tcPr>
-            <w:tcW w:type="dxa" w:w="2282"/>
-            <w:shd w:fill="F7F9FC"/>
-            <w:vAlign w:val="center"/>
-            <w:tcMar>
-              <w:top w:w="70" w:type="dxa"/>
-              <w:bottom w:w="70" w:type="dxa"/>
-              <w:left w:w="70" w:type="dxa"/>
-              <w:right w:w="70" w:type="dxa"/>
-            </w:tcMar>
-          </w:tcPr>
-          <w:p>
-            <w:pPr>
-              <w:spacing w:after="0"/>
-              <w:jc w:val="center"/>
-            </w:pPr>
-            <w:r/>
-            <w:r>
-              <w:rPr>
-                <w:rFonts w:ascii="Times New Roman" w:hAnsi="Times New Roman" w:eastAsia="宋体"/>
-                <w:b w:val="0"/>
-                <w:i w:val="0"/>
-                <w:color w:val="222222"/>
-                <w:sz w:val="16"/>
-              </w:rPr>
-              <w:t>0.8252</w:t>
-            </w:r>
-          </w:p>
-        </w:tc>
-        <w:tc>
-          <w:tcPr>
-            <w:tcW w:type="dxa" w:w="2282"/>
-            <w:shd w:fill="F7F9FC"/>
-            <w:vAlign w:val="center"/>
-            <w:tcMar>
-              <w:top w:w="70" w:type="dxa"/>
-              <w:bottom w:w="70" w:type="dxa"/>
-              <w:left w:w="70" w:type="dxa"/>
-              <w:right w:w="70" w:type="dxa"/>
-            </w:tcMar>
-          </w:tcPr>
-          <w:p>
-            <w:pPr>
-              <w:spacing w:after="0"/>
-              <w:jc w:val="center"/>
-            </w:pPr>
-            <w:r/>
-            <w:r>
-              <w:rPr>
-                <w:rFonts w:ascii="Times New Roman" w:hAnsi="Times New Roman" w:eastAsia="宋体"/>
-                <w:b w:val="0"/>
-                <w:i w:val="0"/>
-                <w:color w:val="222222"/>
-                <w:sz w:val="16"/>
-              </w:rPr>
-              <w:t>1.1203</w:t>
-            </w:r>
-          </w:p>
-        </w:tc>
-      </w:tr>
-      <w:tr>
-        <w:tc>
-          <w:tcPr>
-            <w:tcW w:type="dxa" w:w="2282"/>
-            <w:vAlign w:val="center"/>
-            <w:tcMar>
-              <w:top w:w="70" w:type="dxa"/>
-              <w:bottom w:w="70" w:type="dxa"/>
-              <w:left w:w="70" w:type="dxa"/>
-              <w:right w:w="70" w:type="dxa"/>
-            </w:tcMar>
-          </w:tcPr>
-          <w:p>
-            <w:pPr>
-              <w:spacing w:after="0"/>
-              <w:jc w:val="left"/>
-            </w:pPr>
-            <w:r/>
-            <w:r>
-              <w:rPr>
-                <w:rFonts w:ascii="Times New Roman" w:hAnsi="Times New Roman" w:eastAsia="宋体"/>
-                <w:b w:val="0"/>
-                <w:i w:val="0"/>
-                <w:color w:val="222222"/>
-                <w:sz w:val="16"/>
-              </w:rPr>
-              <w:t>M3a CatBoost 直接：历史</w:t>
-            </w:r>
-          </w:p>
-        </w:tc>
-        <w:tc>
-          <w:tcPr>
-            <w:tcW w:type="dxa" w:w="2282"/>
-            <w:vAlign w:val="center"/>
-            <w:tcMar>
-              <w:top w:w="70" w:type="dxa"/>
-              <w:bottom w:w="70" w:type="dxa"/>
-              <w:left w:w="70" w:type="dxa"/>
-              <w:right w:w="70" w:type="dxa"/>
-            </w:tcMar>
-          </w:tcPr>
-          <w:p>
-            <w:pPr>
-              <w:spacing w:after="0"/>
-              <w:jc w:val="center"/>
-            </w:pPr>
-            <w:r/>
-            <w:r>
-              <w:rPr>
-                <w:rFonts w:ascii="Times New Roman" w:hAnsi="Times New Roman" w:eastAsia="宋体"/>
-                <w:b w:val="0"/>
-                <w:i w:val="0"/>
-                <w:color w:val="222222"/>
-                <w:sz w:val="16"/>
-              </w:rPr>
-              <w:t>直预测消融</w:t>
-            </w:r>
-          </w:p>
-        </w:tc>
-        <w:tc>
-          <w:tcPr>
-            <w:tcW w:type="dxa" w:w="2282"/>
-            <w:vAlign w:val="center"/>
-            <w:tcMar>
-              <w:top w:w="70" w:type="dxa"/>
-              <w:bottom w:w="70" w:type="dxa"/>
-              <w:left w:w="70" w:type="dxa"/>
-              <w:right w:w="70" w:type="dxa"/>
-            </w:tcMar>
-          </w:tcPr>
-          <w:p>
-            <w:pPr>
-              <w:spacing w:after="0"/>
-              <w:jc w:val="center"/>
-            </w:pPr>
-            <w:r/>
-            <w:r>
-              <w:rPr>
-                <w:rFonts w:ascii="Times New Roman" w:hAnsi="Times New Roman" w:eastAsia="宋体"/>
-                <w:b w:val="0"/>
-                <w:i w:val="0"/>
-                <w:color w:val="222222"/>
-                <w:sz w:val="16"/>
-              </w:rPr>
-              <w:t>0.5543</w:t>
-            </w:r>
-          </w:p>
-        </w:tc>
-        <w:tc>
-          <w:tcPr>
-            <w:tcW w:type="dxa" w:w="2282"/>
-            <w:vAlign w:val="center"/>
-            <w:tcMar>
-              <w:top w:w="70" w:type="dxa"/>
-              <w:bottom w:w="70" w:type="dxa"/>
-              <w:left w:w="70" w:type="dxa"/>
-              <w:right w:w="70" w:type="dxa"/>
-            </w:tcMar>
-          </w:tcPr>
-          <w:p>
-            <w:pPr>
-              <w:spacing w:after="0"/>
-              <w:jc w:val="center"/>
-            </w:pPr>
-            <w:r/>
-            <w:r>
-              <w:rPr>
-                <w:rFonts w:ascii="Times New Roman" w:hAnsi="Times New Roman" w:eastAsia="宋体"/>
-                <w:b w:val="0"/>
-                <w:i w:val="0"/>
-                <w:color w:val="222222"/>
-                <w:sz w:val="16"/>
-              </w:rPr>
-              <w:t>0.7004</w:t>
-            </w:r>
-          </w:p>
-        </w:tc>
-      </w:tr>
-      <w:tr>
-        <w:tc>
-          <w:tcPr>
-            <w:tcW w:type="dxa" w:w="2282"/>
-            <w:shd w:fill="F7F9FC"/>
-            <w:vAlign w:val="center"/>
-            <w:tcMar>
-              <w:top w:w="70" w:type="dxa"/>
-              <w:bottom w:w="70" w:type="dxa"/>
-              <w:left w:w="70" w:type="dxa"/>
-              <w:right w:w="70" w:type="dxa"/>
-            </w:tcMar>
-          </w:tcPr>
-          <w:p>
-            <w:pPr>
-              <w:spacing w:after="0"/>
-              <w:jc w:val="left"/>
-            </w:pPr>
-            <w:r/>
-            <w:r>
-              <w:rPr>
-                <w:rFonts w:ascii="Times New Roman" w:hAnsi="Times New Roman" w:eastAsia="宋体"/>
-                <w:b w:val="0"/>
-                <w:i w:val="0"/>
-                <w:color w:val="222222"/>
-                <w:sz w:val="16"/>
-              </w:rPr>
-              <w:t>M3b CatBoost 直接：历史+行业</w:t>
-            </w:r>
-          </w:p>
-        </w:tc>
-        <w:tc>
-          <w:tcPr>
-            <w:tcW w:type="dxa" w:w="2282"/>
-            <w:shd w:fill="F7F9FC"/>
-            <w:vAlign w:val="center"/>
-            <w:tcMar>
-              <w:top w:w="70" w:type="dxa"/>
-              <w:bottom w:w="70" w:type="dxa"/>
-              <w:left w:w="70" w:type="dxa"/>
-              <w:right w:w="70" w:type="dxa"/>
-            </w:tcMar>
-          </w:tcPr>
-          <w:p>
-            <w:pPr>
-              <w:spacing w:after="0"/>
-              <w:jc w:val="center"/>
-            </w:pPr>
-            <w:r/>
-            <w:r>
-              <w:rPr>
-                <w:rFonts w:ascii="Times New Roman" w:hAnsi="Times New Roman" w:eastAsia="宋体"/>
-                <w:b w:val="0"/>
-                <w:i w:val="0"/>
-                <w:color w:val="222222"/>
-                <w:sz w:val="16"/>
-              </w:rPr>
-              <w:t>行业消融</w:t>
-            </w:r>
-          </w:p>
-        </w:tc>
-        <w:tc>
-          <w:tcPr>
-            <w:tcW w:type="dxa" w:w="2282"/>
-            <w:shd w:fill="F7F9FC"/>
-            <w:vAlign w:val="center"/>
-            <w:tcMar>
-              <w:top w:w="70" w:type="dxa"/>
-              <w:bottom w:w="70" w:type="dxa"/>
-              <w:left w:w="70" w:type="dxa"/>
-              <w:right w:w="70" w:type="dxa"/>
-            </w:tcMar>
-          </w:tcPr>
-          <w:p>
-            <w:pPr>
-              <w:spacing w:after="0"/>
-              <w:jc w:val="center"/>
-            </w:pPr>
-            <w:r/>
-            <w:r>
-              <w:rPr>
-                <w:rFonts w:ascii="Times New Roman" w:hAnsi="Times New Roman" w:eastAsia="宋体"/>
-                <w:b w:val="0"/>
-                <w:i w:val="0"/>
-                <w:color w:val="222222"/>
-                <w:sz w:val="16"/>
-              </w:rPr>
-              <w:t>0.5695</w:t>
-            </w:r>
-          </w:p>
-        </w:tc>
-        <w:tc>
-          <w:tcPr>
-            <w:tcW w:type="dxa" w:w="2282"/>
-            <w:shd w:fill="F7F9FC"/>
-            <w:vAlign w:val="center"/>
-            <w:tcMar>
-              <w:top w:w="70" w:type="dxa"/>
-              <w:bottom w:w="70" w:type="dxa"/>
-              <w:left w:w="70" w:type="dxa"/>
-              <w:right w:w="70" w:type="dxa"/>
-            </w:tcMar>
-          </w:tcPr>
-          <w:p>
-            <w:pPr>
-              <w:spacing w:after="0"/>
-              <w:jc w:val="center"/>
-            </w:pPr>
-            <w:r/>
-            <w:r>
-              <w:rPr>
-                <w:rFonts w:ascii="Times New Roman" w:hAnsi="Times New Roman" w:eastAsia="宋体"/>
-                <w:b w:val="0"/>
-                <w:i w:val="0"/>
-                <w:color w:val="222222"/>
-                <w:sz w:val="16"/>
-              </w:rPr>
-              <w:t>2.1825</w:t>
-            </w:r>
-          </w:p>
-        </w:tc>
-      </w:tr>
-      <w:tr>
-        <w:tc>
-          <w:tcPr>
-            <w:tcW w:type="dxa" w:w="2282"/>
-            <w:vAlign w:val="center"/>
-            <w:tcMar>
-              <w:top w:w="70" w:type="dxa"/>
-              <w:bottom w:w="70" w:type="dxa"/>
-              <w:left w:w="70" w:type="dxa"/>
-              <w:right w:w="70" w:type="dxa"/>
-            </w:tcMar>
-          </w:tcPr>
-          <w:p>
-            <w:pPr>
-              <w:spacing w:after="0"/>
-              <w:jc w:val="left"/>
-            </w:pPr>
-            <w:r/>
-            <w:r>
-              <w:rPr>
-                <w:rFonts w:ascii="Times New Roman" w:hAnsi="Times New Roman" w:eastAsia="宋体"/>
-                <w:b w:val="0"/>
-                <w:i w:val="0"/>
-                <w:color w:val="222222"/>
-                <w:sz w:val="16"/>
-              </w:rPr>
-              <w:t>M3c CatBoost 直接：历史+元数据</w:t>
-            </w:r>
-          </w:p>
-        </w:tc>
-        <w:tc>
-          <w:tcPr>
-            <w:tcW w:type="dxa" w:w="2282"/>
-            <w:vAlign w:val="center"/>
-            <w:tcMar>
-              <w:top w:w="70" w:type="dxa"/>
-              <w:bottom w:w="70" w:type="dxa"/>
-              <w:left w:w="70" w:type="dxa"/>
-              <w:right w:w="70" w:type="dxa"/>
-            </w:tcMar>
-          </w:tcPr>
-          <w:p>
-            <w:pPr>
-              <w:spacing w:after="0"/>
-              <w:jc w:val="center"/>
-            </w:pPr>
-            <w:r/>
-            <w:r>
-              <w:rPr>
-                <w:rFonts w:ascii="Times New Roman" w:hAnsi="Times New Roman" w:eastAsia="宋体"/>
-                <w:b w:val="0"/>
-                <w:i w:val="0"/>
-                <w:color w:val="222222"/>
-                <w:sz w:val="16"/>
-              </w:rPr>
-              <w:t>元数据消融</w:t>
-            </w:r>
-          </w:p>
-        </w:tc>
-        <w:tc>
-          <w:tcPr>
-            <w:tcW w:type="dxa" w:w="2282"/>
-            <w:vAlign w:val="center"/>
-            <w:tcMar>
-              <w:top w:w="70" w:type="dxa"/>
-              <w:bottom w:w="70" w:type="dxa"/>
-              <w:left w:w="70" w:type="dxa"/>
-              <w:right w:w="70" w:type="dxa"/>
-            </w:tcMar>
-          </w:tcPr>
-          <w:p>
-            <w:pPr>
-              <w:spacing w:after="0"/>
-              <w:jc w:val="center"/>
-            </w:pPr>
-            <w:r/>
-            <w:r>
-              <w:rPr>
-                <w:rFonts w:ascii="Times New Roman" w:hAnsi="Times New Roman" w:eastAsia="宋体"/>
-                <w:b w:val="0"/>
-                <w:i w:val="0"/>
-                <w:color w:val="222222"/>
-                <w:sz w:val="16"/>
-              </w:rPr>
-              <w:t>0.6084</w:t>
-            </w:r>
-          </w:p>
-        </w:tc>
-        <w:tc>
-          <w:tcPr>
-            <w:tcW w:type="dxa" w:w="2282"/>
-            <w:vAlign w:val="center"/>
-            <w:tcMar>
-              <w:top w:w="70" w:type="dxa"/>
-              <w:bottom w:w="70" w:type="dxa"/>
-              <w:left w:w="70" w:type="dxa"/>
-              <w:right w:w="70" w:type="dxa"/>
-            </w:tcMar>
-          </w:tcPr>
-          <w:p>
-            <w:pPr>
-              <w:spacing w:after="0"/>
-              <w:jc w:val="center"/>
-            </w:pPr>
-            <w:r/>
-            <w:r>
-              <w:rPr>
-                <w:rFonts w:ascii="Times New Roman" w:hAnsi="Times New Roman" w:eastAsia="宋体"/>
-                <w:b w:val="0"/>
-                <w:i w:val="0"/>
-                <w:color w:val="222222"/>
-                <w:sz w:val="16"/>
-              </w:rPr>
-              <w:t>1.3768</w:t>
+              <w:t>0.2543</w:t>
             </w:r>
           </w:p>
         </w:tc>
@@ -9071,7 +8170,7 @@
                 <w:color w:val="222222"/>
                 <w:sz w:val="16"/>
               </w:rPr>
-              <w:t>0.6090</w:t>
+              <w:t>0.6147</w:t>
             </w:r>
           </w:p>
         </w:tc>
@@ -9101,7 +8200,7 @@
                 <w:color w:val="222222"/>
                 <w:sz w:val="16"/>
               </w:rPr>
-              <w:t>0.4335</w:t>
+              <w:t>0.0932</w:t>
             </w:r>
           </w:p>
         </w:tc>
@@ -9132,7 +8231,7 @@
                 <w:color w:val="222222"/>
                 <w:sz w:val="16"/>
               </w:rPr>
-              <w:t>M6 逐目标 OOF 融合</w:t>
+              <w:t>M3b CatBoost 直接：历史+行业</w:t>
             </w:r>
           </w:p>
         </w:tc>
@@ -9161,7 +8260,7 @@
                 <w:color w:val="222222"/>
                 <w:sz w:val="16"/>
               </w:rPr>
-              <w:t>最终模型</w:t>
+              <w:t>行业消融</w:t>
             </w:r>
           </w:p>
         </w:tc>
@@ -9190,7 +8289,7 @@
                 <w:color w:val="222222"/>
                 <w:sz w:val="16"/>
               </w:rPr>
-              <w:t>0.8572</w:t>
+              <w:t>0.6130</w:t>
             </w:r>
           </w:p>
         </w:tc>
@@ -9219,7 +8318,727 @@
                 <w:color w:val="222222"/>
                 <w:sz w:val="16"/>
               </w:rPr>
-              <w:t>0.0490</w:t>
+              <w:t>0.0931</w:t>
+            </w:r>
+          </w:p>
+        </w:tc>
+      </w:tr>
+      <w:tr>
+        <w:tc>
+          <w:tcPr>
+            <w:tcW w:type="dxa" w:w="2282"/>
+            <w:shd w:fill="F7F9FC"/>
+            <w:vAlign w:val="center"/>
+            <w:tcMar>
+              <w:top w:w="70" w:type="dxa"/>
+              <w:bottom w:w="70" w:type="dxa"/>
+              <w:left w:w="70" w:type="dxa"/>
+              <w:right w:w="70" w:type="dxa"/>
+            </w:tcMar>
+          </w:tcPr>
+          <w:p>
+            <w:pPr>
+              <w:spacing w:after="0"/>
+              <w:jc w:val="left"/>
+            </w:pPr>
+            <w:r/>
+            <w:r>
+              <w:rPr>
+                <w:rFonts w:ascii="Times New Roman" w:hAnsi="Times New Roman" w:eastAsia="宋体"/>
+                <w:b w:val="0"/>
+                <w:i w:val="0"/>
+                <w:color w:val="222222"/>
+                <w:sz w:val="16"/>
+              </w:rPr>
+              <w:t>M3c CatBoost 直接：历史+元数据</w:t>
+            </w:r>
+          </w:p>
+        </w:tc>
+        <w:tc>
+          <w:tcPr>
+            <w:tcW w:type="dxa" w:w="2282"/>
+            <w:shd w:fill="F7F9FC"/>
+            <w:vAlign w:val="center"/>
+            <w:tcMar>
+              <w:top w:w="70" w:type="dxa"/>
+              <w:bottom w:w="70" w:type="dxa"/>
+              <w:left w:w="70" w:type="dxa"/>
+              <w:right w:w="70" w:type="dxa"/>
+            </w:tcMar>
+          </w:tcPr>
+          <w:p>
+            <w:pPr>
+              <w:spacing w:after="0"/>
+              <w:jc w:val="center"/>
+            </w:pPr>
+            <w:r/>
+            <w:r>
+              <w:rPr>
+                <w:rFonts w:ascii="Times New Roman" w:hAnsi="Times New Roman" w:eastAsia="宋体"/>
+                <w:b w:val="0"/>
+                <w:i w:val="0"/>
+                <w:color w:val="222222"/>
+                <w:sz w:val="16"/>
+              </w:rPr>
+              <w:t>元数据消融</w:t>
+            </w:r>
+          </w:p>
+        </w:tc>
+        <w:tc>
+          <w:tcPr>
+            <w:tcW w:type="dxa" w:w="2282"/>
+            <w:shd w:fill="F7F9FC"/>
+            <w:vAlign w:val="center"/>
+            <w:tcMar>
+              <w:top w:w="70" w:type="dxa"/>
+              <w:bottom w:w="70" w:type="dxa"/>
+              <w:left w:w="70" w:type="dxa"/>
+              <w:right w:w="70" w:type="dxa"/>
+            </w:tcMar>
+          </w:tcPr>
+          <w:p>
+            <w:pPr>
+              <w:spacing w:after="0"/>
+              <w:jc w:val="center"/>
+            </w:pPr>
+            <w:r/>
+            <w:r>
+              <w:rPr>
+                <w:rFonts w:ascii="Times New Roman" w:hAnsi="Times New Roman" w:eastAsia="宋体"/>
+                <w:b w:val="0"/>
+                <w:i w:val="0"/>
+                <w:color w:val="222222"/>
+                <w:sz w:val="16"/>
+              </w:rPr>
+              <w:t>0.6084</w:t>
+            </w:r>
+          </w:p>
+        </w:tc>
+        <w:tc>
+          <w:tcPr>
+            <w:tcW w:type="dxa" w:w="2282"/>
+            <w:shd w:fill="F7F9FC"/>
+            <w:vAlign w:val="center"/>
+            <w:tcMar>
+              <w:top w:w="70" w:type="dxa"/>
+              <w:bottom w:w="70" w:type="dxa"/>
+              <w:left w:w="70" w:type="dxa"/>
+              <w:right w:w="70" w:type="dxa"/>
+            </w:tcMar>
+          </w:tcPr>
+          <w:p>
+            <w:pPr>
+              <w:spacing w:after="0"/>
+              <w:jc w:val="center"/>
+            </w:pPr>
+            <w:r/>
+            <w:r>
+              <w:rPr>
+                <w:rFonts w:ascii="Times New Roman" w:hAnsi="Times New Roman" w:eastAsia="宋体"/>
+                <w:b w:val="0"/>
+                <w:i w:val="0"/>
+                <w:color w:val="222222"/>
+                <w:sz w:val="16"/>
+              </w:rPr>
+              <w:t>0.0955</w:t>
+            </w:r>
+          </w:p>
+        </w:tc>
+      </w:tr>
+      <w:tr>
+        <w:tc>
+          <w:tcPr>
+            <w:tcW w:type="dxa" w:w="2282"/>
+            <w:vAlign w:val="center"/>
+            <w:tcMar>
+              <w:top w:w="70" w:type="dxa"/>
+              <w:bottom w:w="70" w:type="dxa"/>
+              <w:left w:w="70" w:type="dxa"/>
+              <w:right w:w="70" w:type="dxa"/>
+            </w:tcMar>
+          </w:tcPr>
+          <w:p>
+            <w:pPr>
+              <w:spacing w:after="0"/>
+              <w:jc w:val="left"/>
+            </w:pPr>
+            <w:r/>
+            <w:r>
+              <w:rPr>
+                <w:rFonts w:ascii="Times New Roman" w:hAnsi="Times New Roman" w:eastAsia="宋体"/>
+                <w:b w:val="0"/>
+                <w:i w:val="0"/>
+                <w:color w:val="222222"/>
+                <w:sz w:val="16"/>
+              </w:rPr>
+              <w:t>M3a CatBoost 直接：历史</w:t>
+            </w:r>
+          </w:p>
+        </w:tc>
+        <w:tc>
+          <w:tcPr>
+            <w:tcW w:type="dxa" w:w="2282"/>
+            <w:vAlign w:val="center"/>
+            <w:tcMar>
+              <w:top w:w="70" w:type="dxa"/>
+              <w:bottom w:w="70" w:type="dxa"/>
+              <w:left w:w="70" w:type="dxa"/>
+              <w:right w:w="70" w:type="dxa"/>
+            </w:tcMar>
+          </w:tcPr>
+          <w:p>
+            <w:pPr>
+              <w:spacing w:after="0"/>
+              <w:jc w:val="center"/>
+            </w:pPr>
+            <w:r/>
+            <w:r>
+              <w:rPr>
+                <w:rFonts w:ascii="Times New Roman" w:hAnsi="Times New Roman" w:eastAsia="宋体"/>
+                <w:b w:val="0"/>
+                <w:i w:val="0"/>
+                <w:color w:val="222222"/>
+                <w:sz w:val="16"/>
+              </w:rPr>
+              <w:t>直预测消融</w:t>
+            </w:r>
+          </w:p>
+        </w:tc>
+        <w:tc>
+          <w:tcPr>
+            <w:tcW w:type="dxa" w:w="2282"/>
+            <w:vAlign w:val="center"/>
+            <w:tcMar>
+              <w:top w:w="70" w:type="dxa"/>
+              <w:bottom w:w="70" w:type="dxa"/>
+              <w:left w:w="70" w:type="dxa"/>
+              <w:right w:w="70" w:type="dxa"/>
+            </w:tcMar>
+          </w:tcPr>
+          <w:p>
+            <w:pPr>
+              <w:spacing w:after="0"/>
+              <w:jc w:val="center"/>
+            </w:pPr>
+            <w:r/>
+            <w:r>
+              <w:rPr>
+                <w:rFonts w:ascii="Times New Roman" w:hAnsi="Times New Roman" w:eastAsia="宋体"/>
+                <w:b w:val="0"/>
+                <w:i w:val="0"/>
+                <w:color w:val="222222"/>
+                <w:sz w:val="16"/>
+              </w:rPr>
+              <w:t>0.6067</w:t>
+            </w:r>
+          </w:p>
+        </w:tc>
+        <w:tc>
+          <w:tcPr>
+            <w:tcW w:type="dxa" w:w="2282"/>
+            <w:vAlign w:val="center"/>
+            <w:tcMar>
+              <w:top w:w="70" w:type="dxa"/>
+              <w:bottom w:w="70" w:type="dxa"/>
+              <w:left w:w="70" w:type="dxa"/>
+              <w:right w:w="70" w:type="dxa"/>
+            </w:tcMar>
+          </w:tcPr>
+          <w:p>
+            <w:pPr>
+              <w:spacing w:after="0"/>
+              <w:jc w:val="center"/>
+            </w:pPr>
+            <w:r/>
+            <w:r>
+              <w:rPr>
+                <w:rFonts w:ascii="Times New Roman" w:hAnsi="Times New Roman" w:eastAsia="宋体"/>
+                <w:b w:val="0"/>
+                <w:i w:val="0"/>
+                <w:color w:val="222222"/>
+                <w:sz w:val="16"/>
+              </w:rPr>
+              <w:t>0.0981</w:t>
+            </w:r>
+          </w:p>
+        </w:tc>
+      </w:tr>
+      <w:tr>
+        <w:tc>
+          <w:tcPr>
+            <w:tcW w:type="dxa" w:w="2282"/>
+            <w:shd w:fill="F7F9FC"/>
+            <w:vAlign w:val="center"/>
+            <w:tcMar>
+              <w:top w:w="70" w:type="dxa"/>
+              <w:bottom w:w="70" w:type="dxa"/>
+              <w:left w:w="70" w:type="dxa"/>
+              <w:right w:w="70" w:type="dxa"/>
+            </w:tcMar>
+          </w:tcPr>
+          <w:p>
+            <w:pPr>
+              <w:spacing w:after="0"/>
+              <w:jc w:val="left"/>
+            </w:pPr>
+            <w:r/>
+            <w:r>
+              <w:rPr>
+                <w:rFonts w:ascii="Times New Roman" w:hAnsi="Times New Roman" w:eastAsia="宋体"/>
+                <w:b w:val="0"/>
+                <w:i w:val="0"/>
+                <w:color w:val="222222"/>
+                <w:sz w:val="16"/>
+              </w:rPr>
+              <w:t>M2 HistGBR</w:t>
+            </w:r>
+          </w:p>
+        </w:tc>
+        <w:tc>
+          <w:tcPr>
+            <w:tcW w:type="dxa" w:w="2282"/>
+            <w:shd w:fill="F7F9FC"/>
+            <w:vAlign w:val="center"/>
+            <w:tcMar>
+              <w:top w:w="70" w:type="dxa"/>
+              <w:bottom w:w="70" w:type="dxa"/>
+              <w:left w:w="70" w:type="dxa"/>
+              <w:right w:w="70" w:type="dxa"/>
+            </w:tcMar>
+          </w:tcPr>
+          <w:p>
+            <w:pPr>
+              <w:spacing w:after="0"/>
+              <w:jc w:val="center"/>
+            </w:pPr>
+            <w:r/>
+            <w:r>
+              <w:rPr>
+                <w:rFonts w:ascii="Times New Roman" w:hAnsi="Times New Roman" w:eastAsia="宋体"/>
+                <w:b w:val="0"/>
+                <w:i w:val="0"/>
+                <w:color w:val="222222"/>
+                <w:sz w:val="16"/>
+              </w:rPr>
+              <w:t>非线性对照</w:t>
+            </w:r>
+          </w:p>
+        </w:tc>
+        <w:tc>
+          <w:tcPr>
+            <w:tcW w:type="dxa" w:w="2282"/>
+            <w:shd w:fill="F7F9FC"/>
+            <w:vAlign w:val="center"/>
+            <w:tcMar>
+              <w:top w:w="70" w:type="dxa"/>
+              <w:bottom w:w="70" w:type="dxa"/>
+              <w:left w:w="70" w:type="dxa"/>
+              <w:right w:w="70" w:type="dxa"/>
+            </w:tcMar>
+          </w:tcPr>
+          <w:p>
+            <w:pPr>
+              <w:spacing w:after="0"/>
+              <w:jc w:val="center"/>
+            </w:pPr>
+            <w:r/>
+            <w:r>
+              <w:rPr>
+                <w:rFonts w:ascii="Times New Roman" w:hAnsi="Times New Roman" w:eastAsia="宋体"/>
+                <w:b w:val="0"/>
+                <w:i w:val="0"/>
+                <w:color w:val="222222"/>
+                <w:sz w:val="16"/>
+              </w:rPr>
+              <w:t>0.5992</w:t>
+            </w:r>
+          </w:p>
+        </w:tc>
+        <w:tc>
+          <w:tcPr>
+            <w:tcW w:type="dxa" w:w="2282"/>
+            <w:shd w:fill="F7F9FC"/>
+            <w:vAlign w:val="center"/>
+            <w:tcMar>
+              <w:top w:w="70" w:type="dxa"/>
+              <w:bottom w:w="70" w:type="dxa"/>
+              <w:left w:w="70" w:type="dxa"/>
+              <w:right w:w="70" w:type="dxa"/>
+            </w:tcMar>
+          </w:tcPr>
+          <w:p>
+            <w:pPr>
+              <w:spacing w:after="0"/>
+              <w:jc w:val="center"/>
+            </w:pPr>
+            <w:r/>
+            <w:r>
+              <w:rPr>
+                <w:rFonts w:ascii="Times New Roman" w:hAnsi="Times New Roman" w:eastAsia="宋体"/>
+                <w:b w:val="0"/>
+                <w:i w:val="0"/>
+                <w:color w:val="222222"/>
+                <w:sz w:val="16"/>
+              </w:rPr>
+              <w:t>0.1084</w:t>
+            </w:r>
+          </w:p>
+        </w:tc>
+      </w:tr>
+      <w:tr>
+        <w:tc>
+          <w:tcPr>
+            <w:tcW w:type="dxa" w:w="2282"/>
+            <w:vAlign w:val="center"/>
+            <w:tcMar>
+              <w:top w:w="70" w:type="dxa"/>
+              <w:bottom w:w="70" w:type="dxa"/>
+              <w:left w:w="70" w:type="dxa"/>
+              <w:right w:w="70" w:type="dxa"/>
+            </w:tcMar>
+          </w:tcPr>
+          <w:p>
+            <w:pPr>
+              <w:spacing w:after="0"/>
+              <w:jc w:val="left"/>
+            </w:pPr>
+            <w:r/>
+            <w:r>
+              <w:rPr>
+                <w:rFonts w:ascii="Times New Roman" w:hAnsi="Times New Roman" w:eastAsia="宋体"/>
+                <w:b w:val="0"/>
+                <w:i w:val="0"/>
+                <w:color w:val="222222"/>
+                <w:sz w:val="16"/>
+              </w:rPr>
+              <w:t>B3 短趋势外推</w:t>
+            </w:r>
+          </w:p>
+        </w:tc>
+        <w:tc>
+          <w:tcPr>
+            <w:tcW w:type="dxa" w:w="2282"/>
+            <w:vAlign w:val="center"/>
+            <w:tcMar>
+              <w:top w:w="70" w:type="dxa"/>
+              <w:bottom w:w="70" w:type="dxa"/>
+              <w:left w:w="70" w:type="dxa"/>
+              <w:right w:w="70" w:type="dxa"/>
+            </w:tcMar>
+          </w:tcPr>
+          <w:p>
+            <w:pPr>
+              <w:spacing w:after="0"/>
+              <w:jc w:val="center"/>
+            </w:pPr>
+            <w:r/>
+            <w:r>
+              <w:rPr>
+                <w:rFonts w:ascii="Times New Roman" w:hAnsi="Times New Roman" w:eastAsia="宋体"/>
+                <w:b w:val="0"/>
+                <w:i w:val="0"/>
+                <w:color w:val="222222"/>
+                <w:sz w:val="16"/>
+              </w:rPr>
+              <w:t>趋势规则</w:t>
+            </w:r>
+          </w:p>
+        </w:tc>
+        <w:tc>
+          <w:tcPr>
+            <w:tcW w:type="dxa" w:w="2282"/>
+            <w:vAlign w:val="center"/>
+            <w:tcMar>
+              <w:top w:w="70" w:type="dxa"/>
+              <w:bottom w:w="70" w:type="dxa"/>
+              <w:left w:w="70" w:type="dxa"/>
+              <w:right w:w="70" w:type="dxa"/>
+            </w:tcMar>
+          </w:tcPr>
+          <w:p>
+            <w:pPr>
+              <w:spacing w:after="0"/>
+              <w:jc w:val="center"/>
+            </w:pPr>
+            <w:r/>
+            <w:r>
+              <w:rPr>
+                <w:rFonts w:ascii="Times New Roman" w:hAnsi="Times New Roman" w:eastAsia="宋体"/>
+                <w:b w:val="0"/>
+                <w:i w:val="0"/>
+                <w:color w:val="222222"/>
+                <w:sz w:val="16"/>
+              </w:rPr>
+              <w:t>0.5004</w:t>
+            </w:r>
+          </w:p>
+        </w:tc>
+        <w:tc>
+          <w:tcPr>
+            <w:tcW w:type="dxa" w:w="2282"/>
+            <w:vAlign w:val="center"/>
+            <w:tcMar>
+              <w:top w:w="70" w:type="dxa"/>
+              <w:bottom w:w="70" w:type="dxa"/>
+              <w:left w:w="70" w:type="dxa"/>
+              <w:right w:w="70" w:type="dxa"/>
+            </w:tcMar>
+          </w:tcPr>
+          <w:p>
+            <w:pPr>
+              <w:spacing w:after="0"/>
+              <w:jc w:val="center"/>
+            </w:pPr>
+            <w:r/>
+            <w:r>
+              <w:rPr>
+                <w:rFonts w:ascii="Times New Roman" w:hAnsi="Times New Roman" w:eastAsia="宋体"/>
+                <w:b w:val="0"/>
+                <w:i w:val="0"/>
+                <w:color w:val="222222"/>
+                <w:sz w:val="16"/>
+              </w:rPr>
+              <w:t>0.2116</w:t>
+            </w:r>
+          </w:p>
+        </w:tc>
+      </w:tr>
+      <w:tr>
+        <w:tc>
+          <w:tcPr>
+            <w:tcW w:type="dxa" w:w="2282"/>
+            <w:shd w:fill="F7F9FC"/>
+            <w:vAlign w:val="center"/>
+            <w:tcMar>
+              <w:top w:w="70" w:type="dxa"/>
+              <w:bottom w:w="70" w:type="dxa"/>
+              <w:left w:w="70" w:type="dxa"/>
+              <w:right w:w="70" w:type="dxa"/>
+            </w:tcMar>
+          </w:tcPr>
+          <w:p>
+            <w:pPr>
+              <w:spacing w:after="0"/>
+              <w:jc w:val="left"/>
+            </w:pPr>
+            <w:r/>
+            <w:r>
+              <w:rPr>
+                <w:rFonts w:ascii="Times New Roman" w:hAnsi="Times New Roman" w:eastAsia="宋体"/>
+                <w:b w:val="0"/>
+                <w:i w:val="0"/>
+                <w:color w:val="222222"/>
+                <w:sz w:val="16"/>
+              </w:rPr>
+              <w:t>B2 季节性复制</w:t>
+            </w:r>
+          </w:p>
+        </w:tc>
+        <w:tc>
+          <w:tcPr>
+            <w:tcW w:type="dxa" w:w="2282"/>
+            <w:shd w:fill="F7F9FC"/>
+            <w:vAlign w:val="center"/>
+            <w:tcMar>
+              <w:top w:w="70" w:type="dxa"/>
+              <w:bottom w:w="70" w:type="dxa"/>
+              <w:left w:w="70" w:type="dxa"/>
+              <w:right w:w="70" w:type="dxa"/>
+            </w:tcMar>
+          </w:tcPr>
+          <w:p>
+            <w:pPr>
+              <w:spacing w:after="0"/>
+              <w:jc w:val="center"/>
+            </w:pPr>
+            <w:r/>
+            <w:r>
+              <w:rPr>
+                <w:rFonts w:ascii="Times New Roman" w:hAnsi="Times New Roman" w:eastAsia="宋体"/>
+                <w:b w:val="0"/>
+                <w:i w:val="0"/>
+                <w:color w:val="222222"/>
+                <w:sz w:val="16"/>
+              </w:rPr>
+              <w:t>季节性规则</w:t>
+            </w:r>
+          </w:p>
+        </w:tc>
+        <w:tc>
+          <w:tcPr>
+            <w:tcW w:type="dxa" w:w="2282"/>
+            <w:shd w:fill="F7F9FC"/>
+            <w:vAlign w:val="center"/>
+            <w:tcMar>
+              <w:top w:w="70" w:type="dxa"/>
+              <w:bottom w:w="70" w:type="dxa"/>
+              <w:left w:w="70" w:type="dxa"/>
+              <w:right w:w="70" w:type="dxa"/>
+            </w:tcMar>
+          </w:tcPr>
+          <w:p>
+            <w:pPr>
+              <w:spacing w:after="0"/>
+              <w:jc w:val="center"/>
+            </w:pPr>
+            <w:r/>
+            <w:r>
+              <w:rPr>
+                <w:rFonts w:ascii="Times New Roman" w:hAnsi="Times New Roman" w:eastAsia="宋体"/>
+                <w:b w:val="0"/>
+                <w:i w:val="0"/>
+                <w:color w:val="222222"/>
+                <w:sz w:val="16"/>
+              </w:rPr>
+              <w:t>0.3315</w:t>
+            </w:r>
+          </w:p>
+        </w:tc>
+        <w:tc>
+          <w:tcPr>
+            <w:tcW w:type="dxa" w:w="2282"/>
+            <w:shd w:fill="F7F9FC"/>
+            <w:vAlign w:val="center"/>
+            <w:tcMar>
+              <w:top w:w="70" w:type="dxa"/>
+              <w:bottom w:w="70" w:type="dxa"/>
+              <w:left w:w="70" w:type="dxa"/>
+              <w:right w:w="70" w:type="dxa"/>
+            </w:tcMar>
+          </w:tcPr>
+          <w:p>
+            <w:pPr>
+              <w:spacing w:after="0"/>
+              <w:jc w:val="center"/>
+            </w:pPr>
+            <w:r/>
+            <w:r>
+              <w:rPr>
+                <w:rFonts w:ascii="Times New Roman" w:hAnsi="Times New Roman" w:eastAsia="宋体"/>
+                <w:b w:val="0"/>
+                <w:i w:val="0"/>
+                <w:color w:val="222222"/>
+                <w:sz w:val="16"/>
+              </w:rPr>
+              <w:t>0.4688</w:t>
+            </w:r>
+          </w:p>
+        </w:tc>
+      </w:tr>
+      <w:tr>
+        <w:tc>
+          <w:tcPr>
+            <w:tcW w:type="dxa" w:w="2282"/>
+            <w:vAlign w:val="center"/>
+            <w:tcMar>
+              <w:top w:w="70" w:type="dxa"/>
+              <w:bottom w:w="70" w:type="dxa"/>
+              <w:left w:w="70" w:type="dxa"/>
+              <w:right w:w="70" w:type="dxa"/>
+            </w:tcMar>
+          </w:tcPr>
+          <w:p>
+            <w:pPr>
+              <w:spacing w:after="0"/>
+              <w:jc w:val="left"/>
+            </w:pPr>
+            <w:r/>
+            <w:r>
+              <w:rPr>
+                <w:rFonts w:ascii="Times New Roman" w:hAnsi="Times New Roman" w:eastAsia="宋体"/>
+                <w:b w:val="0"/>
+                <w:i w:val="0"/>
+                <w:color w:val="222222"/>
+                <w:sz w:val="16"/>
+              </w:rPr>
+              <w:t>B0 均值预测</w:t>
+            </w:r>
+          </w:p>
+        </w:tc>
+        <w:tc>
+          <w:tcPr>
+            <w:tcW w:type="dxa" w:w="2282"/>
+            <w:vAlign w:val="center"/>
+            <w:tcMar>
+              <w:top w:w="70" w:type="dxa"/>
+              <w:bottom w:w="70" w:type="dxa"/>
+              <w:left w:w="70" w:type="dxa"/>
+              <w:right w:w="70" w:type="dxa"/>
+            </w:tcMar>
+          </w:tcPr>
+          <w:p>
+            <w:pPr>
+              <w:spacing w:after="0"/>
+              <w:jc w:val="center"/>
+            </w:pPr>
+            <w:r/>
+            <w:r>
+              <w:rPr>
+                <w:rFonts w:ascii="Times New Roman" w:hAnsi="Times New Roman" w:eastAsia="宋体"/>
+                <w:b w:val="0"/>
+                <w:i w:val="0"/>
+                <w:color w:val="222222"/>
+                <w:sz w:val="16"/>
+              </w:rPr>
+              <w:t>指标校验</w:t>
+            </w:r>
+          </w:p>
+        </w:tc>
+        <w:tc>
+          <w:tcPr>
+            <w:tcW w:type="dxa" w:w="2282"/>
+            <w:vAlign w:val="center"/>
+            <w:tcMar>
+              <w:top w:w="70" w:type="dxa"/>
+              <w:bottom w:w="70" w:type="dxa"/>
+              <w:left w:w="70" w:type="dxa"/>
+              <w:right w:w="70" w:type="dxa"/>
+            </w:tcMar>
+          </w:tcPr>
+          <w:p>
+            <w:pPr>
+              <w:spacing w:after="0"/>
+              <w:jc w:val="center"/>
+            </w:pPr>
+            <w:r/>
+            <w:r>
+              <w:rPr>
+                <w:rFonts w:ascii="Times New Roman" w:hAnsi="Times New Roman" w:eastAsia="宋体"/>
+                <w:b w:val="0"/>
+                <w:i w:val="0"/>
+                <w:color w:val="222222"/>
+                <w:sz w:val="16"/>
+              </w:rPr>
+              <w:t>-0.0012</w:t>
+            </w:r>
+          </w:p>
+        </w:tc>
+        <w:tc>
+          <w:tcPr>
+            <w:tcW w:type="dxa" w:w="2282"/>
+            <w:vAlign w:val="center"/>
+            <w:tcMar>
+              <w:top w:w="70" w:type="dxa"/>
+              <w:bottom w:w="70" w:type="dxa"/>
+              <w:left w:w="70" w:type="dxa"/>
+              <w:right w:w="70" w:type="dxa"/>
+            </w:tcMar>
+          </w:tcPr>
+          <w:p>
+            <w:pPr>
+              <w:spacing w:after="0"/>
+              <w:jc w:val="center"/>
+            </w:pPr>
+            <w:r/>
+            <w:r>
+              <w:rPr>
+                <w:rFonts w:ascii="Times New Roman" w:hAnsi="Times New Roman" w:eastAsia="宋体"/>
+                <w:b w:val="0"/>
+                <w:i w:val="0"/>
+                <w:color w:val="222222"/>
+                <w:sz w:val="16"/>
+              </w:rPr>
+              <w:t>0.0040</w:t>
             </w:r>
           </w:p>
         </w:tc>
@@ -9290,7 +9109,7 @@
           <w:color w:val="222222"/>
           <w:sz w:val="21"/>
         </w:rPr>
-        <w:t>残差建模把任务拆为两层：先由 B4 解释稳定的历史惯性，再由 CatBoost 学习偏离惯性的部分。这种拆法降低了模型直接学习公司绝对规模的压力，M4 平均 R² 从 M3d 的 0.6090 提升到 0.8253。</w:t>
+        <w:t>残差建模把任务拆为两层：先由 B4 解释稳定的历史惯性，再由 CatBoost 学习偏离惯性的部分。这种拆法降低了模型直接学习公司绝对规模的压力，M4 平均 R² 从 M3d 的 0.6147 提升到 0.8376。</w:t>
       </w:r>
     </w:p>
     <w:p>
@@ -9301,7 +9120,7 @@
       <w:r>
         <w:drawing>
           <wp:inline xmlns:a="http://schemas.openxmlformats.org/drawingml/2006/main" xmlns:pic="http://schemas.openxmlformats.org/drawingml/2006/picture">
-            <wp:extent cx="5472000" cy="2986613"/>
+            <wp:extent cx="5472000" cy="2973464"/>
             <wp:docPr id="9" name="Picture 9"/>
             <wp:cNvGraphicFramePr>
               <a:graphicFrameLocks noChangeAspect="1"/>
@@ -9322,7 +9141,7 @@
                   <pic:spPr>
                     <a:xfrm>
                       <a:off x="0" y="0"/>
-                      <a:ext cx="5472000" cy="2986613"/>
+                      <a:ext cx="5472000" cy="2973464"/>
                     </a:xfrm>
                     <a:prstGeom prst="rect"/>
                   </pic:spPr>
@@ -9738,7 +9557,7 @@
                 <w:color w:val="222222"/>
                 <w:sz w:val="16"/>
               </w:rPr>
-              <w:t>0.7035</w:t>
+              <w:t>0.7259</w:t>
             </w:r>
           </w:p>
         </w:tc>
@@ -9767,7 +9586,7 @@
                 <w:color w:val="222222"/>
                 <w:sz w:val="16"/>
               </w:rPr>
-              <w:t>0.00,0.40,0.60</w:t>
+              <w:t>0.00,0.34,0.66</w:t>
             </w:r>
           </w:p>
         </w:tc>
@@ -9859,7 +9678,7 @@
                 <w:color w:val="222222"/>
                 <w:sz w:val="16"/>
               </w:rPr>
-              <w:t>0.9112</w:t>
+              <w:t>0.9189</w:t>
             </w:r>
           </w:p>
         </w:tc>
@@ -9978,7 +9797,7 @@
                 <w:color w:val="222222"/>
                 <w:sz w:val="16"/>
               </w:rPr>
-              <w:t>0.4009</w:t>
+              <w:t>0.3073</w:t>
             </w:r>
           </w:p>
         </w:tc>
@@ -10007,7 +9826,7 @@
                 <w:color w:val="222222"/>
                 <w:sz w:val="16"/>
               </w:rPr>
-              <w:t>0.00,1.00,0.00</w:t>
+              <w:t>0.00,0.69,0.31</w:t>
             </w:r>
           </w:p>
         </w:tc>
@@ -10099,7 +9918,7 @@
                 <w:color w:val="222222"/>
                 <w:sz w:val="16"/>
               </w:rPr>
-              <w:t>0.9841</w:t>
+              <w:t>0.9837</w:t>
             </w:r>
           </w:p>
         </w:tc>
@@ -10339,7 +10158,7 @@
                 <w:color w:val="222222"/>
                 <w:sz w:val="16"/>
               </w:rPr>
-              <w:t>0.9729</w:t>
+              <w:t>0.9732</w:t>
             </w:r>
           </w:p>
         </w:tc>
@@ -10369,7 +10188,7 @@
                 <w:color w:val="222222"/>
                 <w:sz w:val="16"/>
               </w:rPr>
-              <w:t>0.30,0.00,0.70</w:t>
+              <w:t>0.00,0.00,1.00</w:t>
             </w:r>
           </w:p>
         </w:tc>
@@ -10458,7 +10277,7 @@
                 <w:color w:val="222222"/>
                 <w:sz w:val="16"/>
               </w:rPr>
-              <w:t>0.8268</w:t>
+              <w:t>0.8187</w:t>
             </w:r>
           </w:p>
         </w:tc>
@@ -10579,7 +10398,7 @@
                 <w:color w:val="222222"/>
                 <w:sz w:val="16"/>
               </w:rPr>
-              <w:t>0.9874</w:t>
+              <w:t>0.9875</w:t>
             </w:r>
           </w:p>
         </w:tc>
@@ -10609,7 +10428,7 @@
                 <w:color w:val="222222"/>
                 <w:sz w:val="16"/>
               </w:rPr>
-              <w:t>0.97,0.03,0.00</w:t>
+              <w:t>0.17,0.03,0.80</w:t>
             </w:r>
           </w:p>
         </w:tc>
@@ -10698,7 +10517,7 @@
                 <w:color w:val="222222"/>
                 <w:sz w:val="16"/>
               </w:rPr>
-              <w:t>0.9638</w:t>
+              <w:t>0.9626</w:t>
             </w:r>
           </w:p>
         </w:tc>
@@ -10763,7 +10582,7 @@
           <w:color w:val="222222"/>
           <w:sz w:val="21"/>
         </w:rPr>
-        <w:t>融合权重揭示了目标结构差异。总负债、毛利、营业成本、营业利润和 EBITDA 完全依赖残差模型；股东权益完全依赖 M3d 直接模型；营业费用主要沿用 B4 规则基线。这说明不同财务项目的信息来源不同，统一建模路线会损失目标层面的稳定性。</w:t>
+        <w:t>融合权重揭示了目标结构差异。总负债、毛利、营业成本、收入、营业利润和 EBITDA 完全依赖残差模型；股东权益采用 M3d/M4 的组合，营业费用权重为 B4/M3d/M4 = 0.17,0.03,0.80。这说明不同财务项目的信息来源不同，统一建模路线会损失目标层面的稳定性。</w:t>
       </w:r>
     </w:p>
     <w:p>
@@ -10950,7 +10769,7 @@
       <w:r>
         <w:drawing>
           <wp:inline xmlns:a="http://schemas.openxmlformats.org/drawingml/2006/main" xmlns:pic="http://schemas.openxmlformats.org/drawingml/2006/picture">
-            <wp:extent cx="5472000" cy="2483092"/>
+            <wp:extent cx="5472000" cy="2345143"/>
             <wp:docPr id="13" name="Picture 13"/>
             <wp:cNvGraphicFramePr>
               <a:graphicFrameLocks noChangeAspect="1"/>
@@ -10971,7 +10790,7 @@
                   <pic:spPr>
                     <a:xfrm>
                       <a:off x="0" y="0"/>
-                      <a:ext cx="5472000" cy="2483092"/>
+                      <a:ext cx="5472000" cy="2345143"/>
                     </a:xfrm>
                     <a:prstGeom prst="rect"/>
                   </pic:spPr>
@@ -11208,7 +11027,7 @@
                 <w:color w:val="222222"/>
                 <w:sz w:val="17"/>
               </w:rPr>
-              <w:t>0.8572</w:t>
+              <w:t>0.8491</w:t>
             </w:r>
           </w:p>
         </w:tc>
@@ -11240,7 +11059,7 @@
                 <w:color w:val="222222"/>
                 <w:sz w:val="17"/>
               </w:rPr>
-              <w:t>balance_sheet_equity</w:t>
+              <w:t>gross_profit_identity</w:t>
             </w:r>
           </w:p>
         </w:tc>
@@ -11270,7 +11089,7 @@
                 <w:color w:val="222222"/>
                 <w:sz w:val="17"/>
               </w:rPr>
-              <w:t>0.8367</w:t>
+              <w:t>0.8467</w:t>
             </w:r>
           </w:p>
         </w:tc>
@@ -11301,7 +11120,7 @@
                 <w:color w:val="222222"/>
                 <w:sz w:val="17"/>
               </w:rPr>
-              <w:t>gross_profit_identity</w:t>
+              <w:t>balance_sheet_equity</w:t>
             </w:r>
           </w:p>
         </w:tc>
@@ -11330,7 +11149,7 @@
                 <w:color w:val="222222"/>
                 <w:sz w:val="17"/>
               </w:rPr>
-              <w:t>0.8547</w:t>
+              <w:t>0.8419</w:t>
             </w:r>
           </w:p>
         </w:tc>
@@ -11392,7 +11211,7 @@
                 <w:color w:val="222222"/>
                 <w:sz w:val="17"/>
               </w:rPr>
-              <w:t>0.3626</w:t>
+              <w:t>0.3473</w:t>
             </w:r>
           </w:p>
         </w:tc>
@@ -11452,7 +11271,7 @@
                 <w:color w:val="222222"/>
                 <w:sz w:val="17"/>
               </w:rPr>
-              <w:t>0.3421</w:t>
+              <w:t>0.3353</w:t>
             </w:r>
           </w:p>
         </w:tc>
@@ -11514,7 +11333,7 @@
                 <w:color w:val="222222"/>
                 <w:sz w:val="17"/>
               </w:rPr>
-              <w:t>0.3217</w:t>
+              <w:t>0.3281</w:t>
             </w:r>
           </w:p>
         </w:tc>
@@ -11550,7 +11369,7 @@
           <w:color w:val="222222"/>
           <w:sz w:val="21"/>
         </w:rPr>
-        <w:t>结果显示，none 的平均 R² 为 0.8572，是所有方案中最高。强制 balance_sheet_equity 会把股东权益 R² 从 0.4009 降至 0.2165；强制 operating_income_identity 则会使营业利润 R² 大幅转负。最终提交不做机械会计修正。</w:t>
+        <w:t>结果显示，none 的平均 R² 为 0.8491，是所有方案中最高。强制 balance_sheet_equity 会把股东权益 R² 从 0.3073 降至 0.2424；强制 operating_income_identity 则会使营业利润 R² 降至 -3.6976。最终提交不做机械会计修正。</w:t>
       </w:r>
     </w:p>
     <w:p>
@@ -11792,7 +11611,7 @@
                 <w:color w:val="222222"/>
                 <w:sz w:val="17"/>
               </w:rPr>
-              <w:t>0e4fea2cc080b0a2</w:t>
+              <w:t>4b22ef4e6cbdad3c</w:t>
             </w:r>
           </w:p>
         </w:tc>
@@ -12065,7 +11884,7 @@
                 <w:color w:val="222222"/>
                 <w:sz w:val="17"/>
               </w:rPr>
-              <w:t>c8c777fb68ca7d36</w:t>
+              <w:t>a488f55ba7c5254e</w:t>
             </w:r>
           </w:p>
         </w:tc>
@@ -12240,7 +12059,7 @@
           <w:color w:val="222222"/>
           <w:sz w:val="21"/>
         </w:rPr>
-        <w:t>股东权益目标仍是短板，M6 OOF R² 为 0.4009。该目标可能受重分类、非经常性项目和会计调整影响，历史序列解释力弱于经营类指标。</w:t>
+        <w:t>股东权益目标仍是短板，M6 OOF R² 为 0.3073。该目标可能受重分类、非经常性项目和会计调整影响，历史序列解释力弱于经营类指标。</w:t>
       </w:r>
     </w:p>
     <w:p>

--- a/deliverables/financial_performance_prediction_report.docx
+++ b/deliverables/financial_performance_prediction_report.docx
@@ -745,7 +745,7 @@
       <w:r>
         <w:fldChar w:fldCharType="separate"/>
       </w:r>
-      <w:hyperlink w:anchor="_Toc232090166" w:history="1">
+      <w:hyperlink w:anchor="_Toc232094642" w:history="1">
         <w:r>
           <w:rPr>
             <w:rStyle w:val="aff9"/>
@@ -773,7 +773,7 @@
             <w:noProof/>
             <w:webHidden/>
           </w:rPr>
-          <w:instrText xml:space="preserve"> PAGEREF _Toc232090166 \h </w:instrText>
+          <w:instrText xml:space="preserve"> PAGEREF _Toc232094642 \h </w:instrText>
         </w:r>
         <w:r>
           <w:rPr>
@@ -821,7 +821,7 @@
           <w14:ligatures w14:val="standardContextual"/>
         </w:rPr>
       </w:pPr>
-      <w:hyperlink w:anchor="_Toc232090167" w:history="1">
+      <w:hyperlink w:anchor="_Toc232094643" w:history="1">
         <w:r>
           <w:rPr>
             <w:rStyle w:val="aff9"/>
@@ -857,7 +857,7 @@
             <w:noProof/>
             <w:webHidden/>
           </w:rPr>
-          <w:instrText xml:space="preserve"> PAGEREF _Toc232090167 \h </w:instrText>
+          <w:instrText xml:space="preserve"> PAGEREF _Toc232094643 \h </w:instrText>
         </w:r>
         <w:r>
           <w:rPr>
@@ -905,7 +905,7 @@
           <w14:ligatures w14:val="standardContextual"/>
         </w:rPr>
       </w:pPr>
-      <w:hyperlink w:anchor="_Toc232090168" w:history="1">
+      <w:hyperlink w:anchor="_Toc232094644" w:history="1">
         <w:r>
           <w:rPr>
             <w:rStyle w:val="aff9"/>
@@ -941,7 +941,7 @@
             <w:noProof/>
             <w:webHidden/>
           </w:rPr>
-          <w:instrText xml:space="preserve"> PAGEREF _Toc232090168 \h </w:instrText>
+          <w:instrText xml:space="preserve"> PAGEREF _Toc232094644 \h </w:instrText>
         </w:r>
         <w:r>
           <w:rPr>
@@ -989,7 +989,7 @@
           <w14:ligatures w14:val="standardContextual"/>
         </w:rPr>
       </w:pPr>
-      <w:hyperlink w:anchor="_Toc232090169" w:history="1">
+      <w:hyperlink w:anchor="_Toc232094645" w:history="1">
         <w:r>
           <w:rPr>
             <w:rStyle w:val="aff9"/>
@@ -1025,7 +1025,7 @@
             <w:noProof/>
             <w:webHidden/>
           </w:rPr>
-          <w:instrText xml:space="preserve"> PAGEREF _Toc232090169 \h </w:instrText>
+          <w:instrText xml:space="preserve"> PAGEREF _Toc232094645 \h </w:instrText>
         </w:r>
         <w:r>
           <w:rPr>
@@ -1073,7 +1073,7 @@
           <w14:ligatures w14:val="standardContextual"/>
         </w:rPr>
       </w:pPr>
-      <w:hyperlink w:anchor="_Toc232090170" w:history="1">
+      <w:hyperlink w:anchor="_Toc232094646" w:history="1">
         <w:r>
           <w:rPr>
             <w:rStyle w:val="aff9"/>
@@ -1109,7 +1109,7 @@
             <w:noProof/>
             <w:webHidden/>
           </w:rPr>
-          <w:instrText xml:space="preserve"> PAGEREF _Toc232090170 \h </w:instrText>
+          <w:instrText xml:space="preserve"> PAGEREF _Toc232094646 \h </w:instrText>
         </w:r>
         <w:r>
           <w:rPr>
@@ -1157,7 +1157,7 @@
           <w14:ligatures w14:val="standardContextual"/>
         </w:rPr>
       </w:pPr>
-      <w:hyperlink w:anchor="_Toc232090171" w:history="1">
+      <w:hyperlink w:anchor="_Toc232094647" w:history="1">
         <w:r>
           <w:rPr>
             <w:rStyle w:val="aff9"/>
@@ -1193,7 +1193,7 @@
             <w:noProof/>
             <w:webHidden/>
           </w:rPr>
-          <w:instrText xml:space="preserve"> PAGEREF _Toc232090171 \h </w:instrText>
+          <w:instrText xml:space="preserve"> PAGEREF _Toc232094647 \h </w:instrText>
         </w:r>
         <w:r>
           <w:rPr>
@@ -1241,7 +1241,7 @@
           <w14:ligatures w14:val="standardContextual"/>
         </w:rPr>
       </w:pPr>
-      <w:hyperlink w:anchor="_Toc232090172" w:history="1">
+      <w:hyperlink w:anchor="_Toc232094648" w:history="1">
         <w:r>
           <w:rPr>
             <w:rStyle w:val="aff9"/>
@@ -1277,7 +1277,7 @@
             <w:noProof/>
             <w:webHidden/>
           </w:rPr>
-          <w:instrText xml:space="preserve"> PAGEREF _Toc232090172 \h </w:instrText>
+          <w:instrText xml:space="preserve"> PAGEREF _Toc232094648 \h </w:instrText>
         </w:r>
         <w:r>
           <w:rPr>
@@ -1325,7 +1325,7 @@
           <w14:ligatures w14:val="standardContextual"/>
         </w:rPr>
       </w:pPr>
-      <w:hyperlink w:anchor="_Toc232090173" w:history="1">
+      <w:hyperlink w:anchor="_Toc232094649" w:history="1">
         <w:r>
           <w:rPr>
             <w:rStyle w:val="aff9"/>
@@ -1361,7 +1361,7 @@
             <w:noProof/>
             <w:webHidden/>
           </w:rPr>
-          <w:instrText xml:space="preserve"> PAGEREF _Toc232090173 \h </w:instrText>
+          <w:instrText xml:space="preserve"> PAGEREF _Toc232094649 \h </w:instrText>
         </w:r>
         <w:r>
           <w:rPr>
@@ -1409,7 +1409,7 @@
           <w14:ligatures w14:val="standardContextual"/>
         </w:rPr>
       </w:pPr>
-      <w:hyperlink w:anchor="_Toc232090174" w:history="1">
+      <w:hyperlink w:anchor="_Toc232094650" w:history="1">
         <w:r>
           <w:rPr>
             <w:rStyle w:val="aff9"/>
@@ -1445,7 +1445,7 @@
             <w:noProof/>
             <w:webHidden/>
           </w:rPr>
-          <w:instrText xml:space="preserve"> PAGEREF _Toc232090174 \h </w:instrText>
+          <w:instrText xml:space="preserve"> PAGEREF _Toc232094650 \h </w:instrText>
         </w:r>
         <w:r>
           <w:rPr>
@@ -1493,7 +1493,7 @@
           <w14:ligatures w14:val="standardContextual"/>
         </w:rPr>
       </w:pPr>
-      <w:hyperlink w:anchor="_Toc232090175" w:history="1">
+      <w:hyperlink w:anchor="_Toc232094651" w:history="1">
         <w:r>
           <w:rPr>
             <w:rStyle w:val="aff9"/>
@@ -1529,7 +1529,7 @@
             <w:noProof/>
             <w:webHidden/>
           </w:rPr>
-          <w:instrText xml:space="preserve"> PAGEREF _Toc232090175 \h </w:instrText>
+          <w:instrText xml:space="preserve"> PAGEREF _Toc232094651 \h </w:instrText>
         </w:r>
         <w:r>
           <w:rPr>
@@ -1577,7 +1577,7 @@
           <w14:ligatures w14:val="standardContextual"/>
         </w:rPr>
       </w:pPr>
-      <w:hyperlink w:anchor="_Toc232090176" w:history="1">
+      <w:hyperlink w:anchor="_Toc232094652" w:history="1">
         <w:r>
           <w:rPr>
             <w:rStyle w:val="aff9"/>
@@ -1613,7 +1613,7 @@
             <w:noProof/>
             <w:webHidden/>
           </w:rPr>
-          <w:instrText xml:space="preserve"> PAGEREF _Toc232090176 \h </w:instrText>
+          <w:instrText xml:space="preserve"> PAGEREF _Toc232094652 \h </w:instrText>
         </w:r>
         <w:r>
           <w:rPr>
@@ -1661,7 +1661,7 @@
           <w14:ligatures w14:val="standardContextual"/>
         </w:rPr>
       </w:pPr>
-      <w:hyperlink w:anchor="_Toc232090177" w:history="1">
+      <w:hyperlink w:anchor="_Toc232094653" w:history="1">
         <w:r>
           <w:rPr>
             <w:rStyle w:val="aff9"/>
@@ -1697,7 +1697,7 @@
             <w:noProof/>
             <w:webHidden/>
           </w:rPr>
-          <w:instrText xml:space="preserve"> PAGEREF _Toc232090177 \h </w:instrText>
+          <w:instrText xml:space="preserve"> PAGEREF _Toc232094653 \h </w:instrText>
         </w:r>
         <w:r>
           <w:rPr>
@@ -1745,7 +1745,7 @@
           <w14:ligatures w14:val="standardContextual"/>
         </w:rPr>
       </w:pPr>
-      <w:hyperlink w:anchor="_Toc232090178" w:history="1">
+      <w:hyperlink w:anchor="_Toc232094654" w:history="1">
         <w:r>
           <w:rPr>
             <w:rStyle w:val="aff9"/>
@@ -1781,7 +1781,7 @@
             <w:noProof/>
             <w:webHidden/>
           </w:rPr>
-          <w:instrText xml:space="preserve"> PAGEREF _Toc232090178 \h </w:instrText>
+          <w:instrText xml:space="preserve"> PAGEREF _Toc232094654 \h </w:instrText>
         </w:r>
         <w:r>
           <w:rPr>
@@ -1829,7 +1829,7 @@
           <w14:ligatures w14:val="standardContextual"/>
         </w:rPr>
       </w:pPr>
-      <w:hyperlink w:anchor="_Toc232090179" w:history="1">
+      <w:hyperlink w:anchor="_Toc232094655" w:history="1">
         <w:r>
           <w:rPr>
             <w:rStyle w:val="aff9"/>
@@ -1865,7 +1865,7 @@
             <w:noProof/>
             <w:webHidden/>
           </w:rPr>
-          <w:instrText xml:space="preserve"> PAGEREF _Toc232090179 \h </w:instrText>
+          <w:instrText xml:space="preserve"> PAGEREF _Toc232094655 \h </w:instrText>
         </w:r>
         <w:r>
           <w:rPr>
@@ -1913,7 +1913,7 @@
       <w:pPr>
         <w:pStyle w:val="1"/>
       </w:pPr>
-      <w:bookmarkStart w:id="0" w:name="_Toc232090166"/>
+      <w:bookmarkStart w:id="0" w:name="_Toc232094642"/>
       <w:r>
         <w:rPr>
           <w:rFonts w:ascii="Times New Roman" w:eastAsia="黑体" w:hAnsi="Times New Roman"/>
@@ -2075,49 +2075,7 @@
         <w:t xml:space="preserve">CatBoost </w:t>
       </w:r>
       <w:r>
-        <w:t>直接预测的边际收益主要来自元数据，</w:t>
-      </w:r>
-      <w:r>
-        <w:t xml:space="preserve">M3a/M3b/M3c/M3d </w:t>
-      </w:r>
-      <w:r>
-        <w:t>的</w:t>
-      </w:r>
-      <w:r>
-        <w:t xml:space="preserve"> OOF </w:t>
-      </w:r>
-      <w:r>
-        <w:t>平均</w:t>
-      </w:r>
-      <w:r>
-        <w:t xml:space="preserve"> R² </w:t>
-      </w:r>
-      <w:r>
-        <w:t>分别为</w:t>
-      </w:r>
-      <w:r>
-        <w:t xml:space="preserve"> 0.4198</w:t>
-      </w:r>
-      <w:r>
-        <w:t>、</w:t>
-      </w:r>
-      <w:r>
-        <w:t>0.4185</w:t>
-      </w:r>
-      <w:r>
-        <w:t>、</w:t>
-      </w:r>
-      <w:r>
-        <w:t xml:space="preserve">0.4078 </w:t>
-      </w:r>
-      <w:r>
-        <w:t>和</w:t>
-      </w:r>
-      <w:r>
-        <w:t xml:space="preserve"> 0.4172</w:t>
-      </w:r>
-      <w:r>
-        <w:t>；人工序列特征对直接模型的增益有限。</w:t>
+        <w:t>直接预测的消融结果显示，行业分类、完整元数据和工程化序列特征均未带来稳定提升。相比之下，残差建模的改善更加明显，说明该任务的关键不在于直接重建公司规模，而在于学习偏离历史惯性的部分。</w:t>
       </w:r>
     </w:p>
     <w:p>
@@ -2770,7 +2728,7 @@
       <w:pPr>
         <w:pStyle w:val="1"/>
       </w:pPr>
-      <w:bookmarkStart w:id="1" w:name="_Toc232090167"/>
+      <w:bookmarkStart w:id="1" w:name="_Toc232094643"/>
       <w:r>
         <w:rPr>
           <w:rFonts w:ascii="Times New Roman" w:eastAsia="黑体" w:hAnsi="Times New Roman"/>
@@ -2794,7 +2752,7 @@
           <w:bottom w:val="single" w:sz="8" w:space="2" w:color="444444"/>
         </w:pBdr>
       </w:pPr>
-      <w:bookmarkStart w:id="2" w:name="_Toc232090168"/>
+      <w:bookmarkStart w:id="2" w:name="_Toc232094644"/>
       <w:r>
         <w:rPr>
           <w:rFonts w:ascii="Times New Roman" w:eastAsia="黑体" w:hAnsi="Times New Roman"/>
@@ -3463,6 +3421,7 @@
               <w:rPr>
                 <w:sz w:val="17"/>
               </w:rPr>
+              <w:lastRenderedPageBreak/>
               <w:t>sample_submission</w:t>
             </w:r>
           </w:p>
@@ -3618,7 +3577,6 @@
           <w:color w:val="666666"/>
           <w:sz w:val="17"/>
         </w:rPr>
-        <w:lastRenderedPageBreak/>
         <w:t>资料来源：根据样本数据计算。</w:t>
       </w:r>
     </w:p>
@@ -4084,7 +4042,7 @@
           <w:bottom w:val="single" w:sz="8" w:space="2" w:color="444444"/>
         </w:pBdr>
       </w:pPr>
-      <w:bookmarkStart w:id="3" w:name="_Toc232090169"/>
+      <w:bookmarkStart w:id="3" w:name="_Toc232094645"/>
       <w:r>
         <w:rPr>
           <w:rFonts w:ascii="Times New Roman" w:eastAsia="黑体" w:hAnsi="Times New Roman"/>
@@ -5936,6 +5894,7 @@
               <w:rPr>
                 <w:sz w:val="17"/>
               </w:rPr>
+              <w:lastRenderedPageBreak/>
               <w:t>Q10</w:t>
             </w:r>
           </w:p>
@@ -6032,13 +5991,12 @@
       <w:pPr>
         <w:pStyle w:val="1"/>
       </w:pPr>
-      <w:bookmarkStart w:id="4" w:name="_Toc232090170"/>
+      <w:bookmarkStart w:id="4" w:name="_Toc232094646"/>
       <w:r>
         <w:rPr>
           <w:rFonts w:ascii="Times New Roman" w:eastAsia="黑体" w:hAnsi="Times New Roman"/>
           <w:sz w:val="34"/>
         </w:rPr>
-        <w:lastRenderedPageBreak/>
         <w:t>2. EDA</w:t>
       </w:r>
       <w:r>
@@ -6073,7 +6031,7 @@
           <w:noProof/>
         </w:rPr>
         <w:drawing>
-          <wp:inline distT="0" distB="0" distL="0" distR="0" wp14:anchorId="4E1D1F6C" wp14:editId="4E4B3EF6">
+          <wp:inline distT="0" distB="0" distL="0" distR="0" wp14:anchorId="6B0BB2A6" wp14:editId="3AD16F59">
             <wp:extent cx="5472000" cy="2711136"/>
             <wp:effectExtent l="0" t="0" r="0" b="0"/>
             <wp:docPr id="1" name="Picture 1"/>
@@ -6177,7 +6135,7 @@
         </w:rPr>
         <w:lastRenderedPageBreak/>
         <w:drawing>
-          <wp:inline distT="0" distB="0" distL="0" distR="0" wp14:anchorId="37BB3D35" wp14:editId="2527EBED">
+          <wp:inline distT="0" distB="0" distL="0" distR="0" wp14:anchorId="0FA96DE5" wp14:editId="71E9A562">
             <wp:extent cx="5472000" cy="3821919"/>
             <wp:effectExtent l="0" t="0" r="0" b="0"/>
             <wp:docPr id="2" name="Picture 2"/>
@@ -6297,7 +6255,7 @@
         </w:rPr>
         <w:lastRenderedPageBreak/>
         <w:drawing>
-          <wp:inline distT="0" distB="0" distL="0" distR="0" wp14:anchorId="0792BC7E" wp14:editId="2355D5A3">
+          <wp:inline distT="0" distB="0" distL="0" distR="0" wp14:anchorId="2B7A8D79" wp14:editId="179231F4">
             <wp:extent cx="5472000" cy="3823763"/>
             <wp:effectExtent l="0" t="0" r="0" b="0"/>
             <wp:docPr id="3" name="Picture 3"/>
@@ -6400,7 +6358,7 @@
           <w:noProof/>
         </w:rPr>
         <w:drawing>
-          <wp:inline distT="0" distB="0" distL="0" distR="0" wp14:anchorId="2EF199F8" wp14:editId="05AC8B13">
+          <wp:inline distT="0" distB="0" distL="0" distR="0" wp14:anchorId="5E930CB2" wp14:editId="4A5AE533">
             <wp:extent cx="5472000" cy="2438549"/>
             <wp:effectExtent l="0" t="0" r="0" b="0"/>
             <wp:docPr id="4" name="Picture 4"/>
@@ -6546,7 +6504,7 @@
         </w:rPr>
         <w:lastRenderedPageBreak/>
         <w:drawing>
-          <wp:inline distT="0" distB="0" distL="0" distR="0" wp14:anchorId="4760126C" wp14:editId="4BAF8DC1">
+          <wp:inline distT="0" distB="0" distL="0" distR="0" wp14:anchorId="1C17BBE2" wp14:editId="558F8539">
             <wp:extent cx="5472000" cy="4000637"/>
             <wp:effectExtent l="0" t="0" r="0" b="0"/>
             <wp:docPr id="5" name="Picture 5"/>
@@ -6679,7 +6637,7 @@
           <w:noProof/>
         </w:rPr>
         <w:drawing>
-          <wp:inline distT="0" distB="0" distL="0" distR="0" wp14:anchorId="28DDFAC2" wp14:editId="66E9AF8D">
+          <wp:inline distT="0" distB="0" distL="0" distR="0" wp14:anchorId="7DF6B76A" wp14:editId="7CE76A4B">
             <wp:extent cx="5472000" cy="2532851"/>
             <wp:effectExtent l="0" t="0" r="0" b="0"/>
             <wp:docPr id="6" name="Picture 6"/>
@@ -6813,7 +6771,7 @@
         </w:rPr>
         <w:lastRenderedPageBreak/>
         <w:drawing>
-          <wp:inline distT="0" distB="0" distL="0" distR="0" wp14:anchorId="2E00B494" wp14:editId="6C1C4B02">
+          <wp:inline distT="0" distB="0" distL="0" distR="0" wp14:anchorId="54E5CB23" wp14:editId="0EAEDC5A">
             <wp:extent cx="5472000" cy="2445916"/>
             <wp:effectExtent l="0" t="0" r="0" b="0"/>
             <wp:docPr id="7" name="Picture 7"/>
@@ -6931,7 +6889,7 @@
         </w:rPr>
         <w:lastRenderedPageBreak/>
         <w:drawing>
-          <wp:inline distT="0" distB="0" distL="0" distR="0" wp14:anchorId="1476833D" wp14:editId="21958A36">
+          <wp:inline distT="0" distB="0" distL="0" distR="0" wp14:anchorId="65482BFB" wp14:editId="1CCC1A5F">
             <wp:extent cx="5472000" cy="4974982"/>
             <wp:effectExtent l="0" t="0" r="0" b="0"/>
             <wp:docPr id="8" name="Picture 8"/>
@@ -8325,7 +8283,7 @@
       <w:pPr>
         <w:pStyle w:val="1"/>
       </w:pPr>
-      <w:bookmarkStart w:id="5" w:name="_Toc232090171"/>
+      <w:bookmarkStart w:id="5" w:name="_Toc232094647"/>
       <w:r>
         <w:rPr>
           <w:rFonts w:ascii="Times New Roman" w:eastAsia="黑体" w:hAnsi="Times New Roman"/>
@@ -8349,7 +8307,7 @@
           <w:bottom w:val="single" w:sz="8" w:space="2" w:color="444444"/>
         </w:pBdr>
       </w:pPr>
-      <w:bookmarkStart w:id="6" w:name="_Toc232090172"/>
+      <w:bookmarkStart w:id="6" w:name="_Toc232094648"/>
       <w:r>
         <w:rPr>
           <w:rFonts w:ascii="Times New Roman" w:eastAsia="黑体" w:hAnsi="Times New Roman"/>
@@ -8655,14 +8613,8 @@
             <w:vAlign w:val="center"/>
           </w:tcPr>
           <w:p>
-            <w:pPr>
-              <w:jc w:val="center"/>
-            </w:pPr>
-            <w:r>
-              <w:rPr>
-                <w:sz w:val="16"/>
-              </w:rPr>
-              <w:t>最终模型</w:t>
+            <w:r>
+              <w:t>融合候选</w:t>
             </w:r>
           </w:p>
         </w:tc>
@@ -8757,14 +8709,8 @@
             <w:vAlign w:val="center"/>
           </w:tcPr>
           <w:p>
-            <w:pPr>
-              <w:jc w:val="center"/>
-            </w:pPr>
-            <w:r>
-              <w:rPr>
-                <w:sz w:val="16"/>
-              </w:rPr>
-              <w:t>残差主模型</w:t>
+            <w:r>
+              <w:t>最终提交模型</w:t>
             </w:r>
           </w:p>
         </w:tc>
@@ -9971,7 +9917,7 @@
           <w:bottom w:val="single" w:sz="8" w:space="2" w:color="444444"/>
         </w:pBdr>
       </w:pPr>
-      <w:bookmarkStart w:id="7" w:name="_Toc232090173"/>
+      <w:bookmarkStart w:id="7" w:name="_Toc232094649"/>
       <w:r>
         <w:rPr>
           <w:rFonts w:ascii="Times New Roman" w:eastAsia="黑体" w:hAnsi="Times New Roman"/>
@@ -9996,7 +9942,7 @@
         <w:t xml:space="preserve">CatBoost </w:t>
       </w:r>
       <w:r>
-        <w:t>直接模型的消融结果显示，行业分类和完整元数据带来一定改善；工程化序列特征对直接预测的均值提升有限。原因在于九个目标的量级差异较大，直接模型需要同时处理公司规模、行业结构和时间趋势，任务负担较重。</w:t>
+        <w:t>直接预测的消融结果显示，行业分类、完整元数据和工程化序列特征均未带来稳定提升。相比之下，残差建模的改善更加明显，说明该任务的关键不在于直接重建公司规模，而在于学习偏离历史惯性的部分。</w:t>
       </w:r>
     </w:p>
     <w:p>
@@ -10062,7 +10008,7 @@
         </w:rPr>
         <w:lastRenderedPageBreak/>
         <w:drawing>
-          <wp:inline distT="0" distB="0" distL="0" distR="0" wp14:anchorId="00E4054D" wp14:editId="46ABF99E">
+          <wp:inline distT="0" distB="0" distL="0" distR="0" wp14:anchorId="5D1C6E59" wp14:editId="26C2433F">
             <wp:extent cx="5472000" cy="2994113"/>
             <wp:effectExtent l="0" t="0" r="0" b="0"/>
             <wp:docPr id="9" name="Picture 9"/>
@@ -10166,11 +10112,19 @@
         <w:jc w:val="both"/>
       </w:pPr>
       <w:r>
-        <w:rPr>
-          <w:color w:val="666666"/>
-          <w:sz w:val="19"/>
-        </w:rPr>
-        <w:t>图表解读：外层验证显示规则融合、残差建模和逐目标融合具有不同贡献，最终模型不是单一算法结果。</w:t>
+        <w:t>图表解读：</w:t>
+      </w:r>
+      <w:r>
+        <w:t xml:space="preserve">nested </w:t>
+      </w:r>
+      <w:r>
+        <w:t>外层验证比较了规则基线、直接模型、残差模型和逐目标融合候选；最终提交采用泛化表现更稳健的</w:t>
+      </w:r>
+      <w:r>
+        <w:t xml:space="preserve"> M4 </w:t>
+      </w:r>
+      <w:r>
+        <w:t>残差模型。</w:t>
       </w:r>
     </w:p>
     <w:p>
@@ -10213,7 +10167,7 @@
           <w:noProof/>
         </w:rPr>
         <w:drawing>
-          <wp:inline distT="0" distB="0" distL="0" distR="0" wp14:anchorId="4E940767" wp14:editId="1FECDA07">
+          <wp:inline distT="0" distB="0" distL="0" distR="0" wp14:anchorId="059A857B" wp14:editId="13FF7F00">
             <wp:extent cx="5472000" cy="1872633"/>
             <wp:effectExtent l="0" t="0" r="0" b="0"/>
             <wp:docPr id="10" name="Picture 10"/>
@@ -10342,7 +10296,7 @@
       <w:pPr>
         <w:pStyle w:val="1"/>
       </w:pPr>
-      <w:bookmarkStart w:id="8" w:name="_Toc232090174"/>
+      <w:bookmarkStart w:id="8" w:name="_Toc232094650"/>
       <w:r>
         <w:rPr>
           <w:rFonts w:ascii="Times New Roman" w:eastAsia="黑体" w:hAnsi="Times New Roman"/>
@@ -10366,91 +10320,28 @@
         <w:jc w:val="both"/>
       </w:pPr>
       <w:r>
-        <w:t>融合候选不使用统一权重。每个</w:t>
-      </w:r>
-      <w:r>
-        <w:t xml:space="preserve"> outer fold </w:t>
-      </w:r>
-      <w:r>
-        <w:t>中，</w:t>
-      </w:r>
-      <w:r>
-        <w:t>B4</w:t>
-      </w:r>
-      <w:r>
-        <w:t>、</w:t>
-      </w:r>
-      <w:r>
-        <w:t xml:space="preserve">M3d </w:t>
-      </w:r>
-      <w:r>
-        <w:t>和</w:t>
-      </w:r>
-      <w:r>
-        <w:t xml:space="preserve"> M4 </w:t>
-      </w:r>
-      <w:r>
-        <w:t>的融合权重只在</w:t>
-      </w:r>
-      <w:r>
-        <w:t xml:space="preserve"> outer_train </w:t>
-      </w:r>
-      <w:r>
-        <w:t>的</w:t>
-      </w:r>
-      <w:r>
-        <w:t xml:space="preserve"> inner OOF </w:t>
-      </w:r>
-      <w:r>
-        <w:t>上独立搜索，目标函数为该目标的</w:t>
-      </w:r>
-      <w:r>
-        <w:t xml:space="preserve"> R²</w:t>
+        <w:t xml:space="preserve">nested </w:t>
+      </w:r>
+      <w:r>
+        <w:t>外层验证比较了规则基线、直接模型、残差模型和逐目标融合候选。结果显示，</w:t>
+      </w:r>
+      <w:r>
+        <w:t xml:space="preserve">M4 </w:t>
+      </w:r>
+      <w:r>
+        <w:t>残差模型的泛化表现最稳健，因此最终提交采用</w:t>
+      </w:r>
+      <w:r>
+        <w:t xml:space="preserve"> M4</w:t>
       </w:r>
       <w:r>
         <w:t>。</w:t>
       </w:r>
       <w:r>
-        <w:t xml:space="preserve">nested </w:t>
-      </w:r>
-      <w:r>
-        <w:t>外层验证随后比较</w:t>
-      </w:r>
-      <w:r>
-        <w:t xml:space="preserve"> B4</w:t>
-      </w:r>
-      <w:r>
-        <w:t>、</w:t>
-      </w:r>
-      <w:r>
-        <w:t>M3d</w:t>
-      </w:r>
-      <w:r>
-        <w:t>、</w:t>
-      </w:r>
-      <w:r>
-        <w:t>M4</w:t>
-      </w:r>
-      <w:r>
-        <w:t>、</w:t>
-      </w:r>
-      <w:r>
         <w:t xml:space="preserve">M6 </w:t>
       </w:r>
       <w:r>
-        <w:t>和会计后处理版本；最终提交采用</w:t>
-      </w:r>
-      <w:r>
-        <w:t xml:space="preserve"> nested </w:t>
-      </w:r>
-      <w:r>
-        <w:t>平均</w:t>
-      </w:r>
-      <w:r>
-        <w:t xml:space="preserve"> R² </w:t>
-      </w:r>
-      <w:r>
-        <w:t>最高的模型族，再用全量训练集校准对应模型。</w:t>
+        <w:t>逐目标融合保留为对照实验，用于说明不同目标的信息来源存在差异。</w:t>
       </w:r>
     </w:p>
     <w:p>
@@ -10459,44 +10350,22 @@
         <w:jc w:val="center"/>
       </w:pPr>
       <w:r>
-        <w:rPr>
-          <w:rFonts w:eastAsia="黑体"/>
-          <w:b/>
-          <w:sz w:val="20"/>
-        </w:rPr>
         <w:t>表</w:t>
       </w:r>
       <w:r>
-        <w:rPr>
-          <w:rFonts w:eastAsia="黑体"/>
-          <w:b/>
-          <w:sz w:val="20"/>
-        </w:rPr>
         <w:t xml:space="preserve"> 8</w:t>
       </w:r>
       <w:r>
-        <w:rPr>
-          <w:rFonts w:eastAsia="黑体"/>
-          <w:b/>
-          <w:sz w:val="20"/>
-        </w:rPr>
-        <w:t>：最终模型各目标</w:t>
-      </w:r>
-      <w:r>
-        <w:rPr>
-          <w:rFonts w:eastAsia="黑体"/>
-          <w:b/>
-          <w:sz w:val="20"/>
-        </w:rPr>
-        <w:t xml:space="preserve"> nested R² </w:t>
-      </w:r>
-      <w:r>
-        <w:rPr>
-          <w:rFonts w:eastAsia="黑体"/>
-          <w:b/>
-          <w:sz w:val="20"/>
-        </w:rPr>
-        <w:t>与融合权重</w:t>
+        <w:t>：最终选定模型</w:t>
+      </w:r>
+      <w:r>
+        <w:t xml:space="preserve"> M4 </w:t>
+      </w:r>
+      <w:r>
+        <w:t>的各目标</w:t>
+      </w:r>
+      <w:r>
+        <w:t xml:space="preserve"> nested OOF R²</w:t>
       </w:r>
     </w:p>
     <w:tbl>
@@ -10507,10 +10376,9 @@
         <w:tblLook w:val="04A0" w:firstRow="1" w:lastRow="0" w:firstColumn="1" w:lastColumn="0" w:noHBand="0" w:noVBand="1"/>
       </w:tblPr>
       <w:tblGrid>
-        <w:gridCol w:w="2095"/>
-        <w:gridCol w:w="2958"/>
-        <w:gridCol w:w="2078"/>
-        <w:gridCol w:w="2137"/>
+        <w:gridCol w:w="2282"/>
+        <w:gridCol w:w="3134"/>
+        <w:gridCol w:w="2282"/>
       </w:tblGrid>
       <w:tr>
         <w:trPr>
@@ -10535,7 +10403,7 @@
             <w:r>
               <w:rPr>
                 <w:b/>
-                <w:sz w:val="16"/>
+                <w:sz w:val="17"/>
               </w:rPr>
               <w:t>目标</w:t>
             </w:r>
@@ -10560,7 +10428,7 @@
             <w:r>
               <w:rPr>
                 <w:b/>
-                <w:sz w:val="16"/>
+                <w:sz w:val="17"/>
               </w:rPr>
               <w:t>字段</w:t>
             </w:r>
@@ -10585,48 +10453,9 @@
             <w:r>
               <w:rPr>
                 <w:b/>
-                <w:sz w:val="16"/>
+                <w:sz w:val="17"/>
               </w:rPr>
               <w:t>nested OOF R²</w:t>
-            </w:r>
-          </w:p>
-        </w:tc>
-        <w:tc>
-          <w:tcPr>
-            <w:tcW w:w="2282" w:type="dxa"/>
-            <w:shd w:val="clear" w:color="auto" w:fill="F0F0F0"/>
-            <w:tcMar>
-              <w:top w:w="70" w:type="dxa"/>
-              <w:left w:w="70" w:type="dxa"/>
-              <w:bottom w:w="70" w:type="dxa"/>
-              <w:right w:w="70" w:type="dxa"/>
-            </w:tcMar>
-            <w:vAlign w:val="center"/>
-          </w:tcPr>
-          <w:p>
-            <w:pPr>
-              <w:jc w:val="center"/>
-            </w:pPr>
-            <w:r>
-              <w:rPr>
-                <w:b/>
-                <w:sz w:val="16"/>
-              </w:rPr>
-              <w:t>outer</w:t>
-            </w:r>
-            <w:r>
-              <w:rPr>
-                <w:b/>
-                <w:sz w:val="16"/>
-              </w:rPr>
-              <w:t>内层平均权重</w:t>
-            </w:r>
-            <w:r>
-              <w:rPr>
-                <w:b/>
-                <w:sz w:val="16"/>
-              </w:rPr>
-              <w:t>(B4/M3d/M4)</w:t>
             </w:r>
           </w:p>
         </w:tc>
@@ -10649,7 +10478,7 @@
           <w:p>
             <w:r>
               <w:rPr>
-                <w:sz w:val="16"/>
+                <w:sz w:val="17"/>
               </w:rPr>
               <w:t>总资产</w:t>
             </w:r>
@@ -10672,7 +10501,7 @@
             </w:pPr>
             <w:r>
               <w:rPr>
-                <w:sz w:val="16"/>
+                <w:sz w:val="17"/>
               </w:rPr>
               <w:t>Q0_TOTAL_ASSETS</w:t>
             </w:r>
@@ -10695,32 +10524,9 @@
             </w:pPr>
             <w:r>
               <w:rPr>
-                <w:sz w:val="16"/>
+                <w:sz w:val="17"/>
               </w:rPr>
               <w:t>0.5865</w:t>
-            </w:r>
-          </w:p>
-        </w:tc>
-        <w:tc>
-          <w:tcPr>
-            <w:tcW w:w="2282" w:type="dxa"/>
-            <w:tcMar>
-              <w:top w:w="70" w:type="dxa"/>
-              <w:left w:w="70" w:type="dxa"/>
-              <w:bottom w:w="70" w:type="dxa"/>
-              <w:right w:w="70" w:type="dxa"/>
-            </w:tcMar>
-            <w:vAlign w:val="center"/>
-          </w:tcPr>
-          <w:p>
-            <w:pPr>
-              <w:jc w:val="center"/>
-            </w:pPr>
-            <w:r>
-              <w:rPr>
-                <w:sz w:val="16"/>
-              </w:rPr>
-              <w:t>不适用</w:t>
             </w:r>
           </w:p>
         </w:tc>
@@ -10744,7 +10550,7 @@
           <w:p>
             <w:r>
               <w:rPr>
-                <w:sz w:val="16"/>
+                <w:sz w:val="17"/>
               </w:rPr>
               <w:lastRenderedPageBreak/>
               <w:t>总负债</w:t>
@@ -10769,7 +10575,7 @@
             </w:pPr>
             <w:r>
               <w:rPr>
-                <w:sz w:val="16"/>
+                <w:sz w:val="17"/>
               </w:rPr>
               <w:t>Q0_TOTAL_LIABILITIES</w:t>
             </w:r>
@@ -10793,33 +10599,9 @@
             </w:pPr>
             <w:r>
               <w:rPr>
-                <w:sz w:val="16"/>
+                <w:sz w:val="17"/>
               </w:rPr>
               <w:t>0.8756</w:t>
-            </w:r>
-          </w:p>
-        </w:tc>
-        <w:tc>
-          <w:tcPr>
-            <w:tcW w:w="2282" w:type="dxa"/>
-            <w:shd w:val="clear" w:color="auto" w:fill="F7F7F7"/>
-            <w:tcMar>
-              <w:top w:w="70" w:type="dxa"/>
-              <w:left w:w="70" w:type="dxa"/>
-              <w:bottom w:w="70" w:type="dxa"/>
-              <w:right w:w="70" w:type="dxa"/>
-            </w:tcMar>
-            <w:vAlign w:val="center"/>
-          </w:tcPr>
-          <w:p>
-            <w:pPr>
-              <w:jc w:val="center"/>
-            </w:pPr>
-            <w:r>
-              <w:rPr>
-                <w:sz w:val="16"/>
-              </w:rPr>
-              <w:t>不适用</w:t>
             </w:r>
           </w:p>
         </w:tc>
@@ -10842,7 +10624,7 @@
           <w:p>
             <w:r>
               <w:rPr>
-                <w:sz w:val="16"/>
+                <w:sz w:val="17"/>
               </w:rPr>
               <w:t>股东权益</w:t>
             </w:r>
@@ -10865,7 +10647,7 @@
             </w:pPr>
             <w:r>
               <w:rPr>
-                <w:sz w:val="16"/>
+                <w:sz w:val="17"/>
               </w:rPr>
               <w:t>Q0_TOTAL_STOCKHOLDERS_EQUITY</w:t>
             </w:r>
@@ -10888,32 +10670,9 @@
             </w:pPr>
             <w:r>
               <w:rPr>
-                <w:sz w:val="16"/>
+                <w:sz w:val="17"/>
               </w:rPr>
               <w:t>-0.1496</w:t>
-            </w:r>
-          </w:p>
-        </w:tc>
-        <w:tc>
-          <w:tcPr>
-            <w:tcW w:w="2282" w:type="dxa"/>
-            <w:tcMar>
-              <w:top w:w="70" w:type="dxa"/>
-              <w:left w:w="70" w:type="dxa"/>
-              <w:bottom w:w="70" w:type="dxa"/>
-              <w:right w:w="70" w:type="dxa"/>
-            </w:tcMar>
-            <w:vAlign w:val="center"/>
-          </w:tcPr>
-          <w:p>
-            <w:pPr>
-              <w:jc w:val="center"/>
-            </w:pPr>
-            <w:r>
-              <w:rPr>
-                <w:sz w:val="16"/>
-              </w:rPr>
-              <w:t>不适用</w:t>
             </w:r>
           </w:p>
         </w:tc>
@@ -10937,7 +10696,7 @@
           <w:p>
             <w:r>
               <w:rPr>
-                <w:sz w:val="16"/>
+                <w:sz w:val="17"/>
               </w:rPr>
               <w:t>毛利</w:t>
             </w:r>
@@ -10961,7 +10720,7 @@
             </w:pPr>
             <w:r>
               <w:rPr>
-                <w:sz w:val="16"/>
+                <w:sz w:val="17"/>
               </w:rPr>
               <w:t>Q0_GROSS_PROFIT</w:t>
             </w:r>
@@ -10985,33 +10744,9 @@
             </w:pPr>
             <w:r>
               <w:rPr>
-                <w:sz w:val="16"/>
+                <w:sz w:val="17"/>
               </w:rPr>
               <w:t>0.9778</w:t>
-            </w:r>
-          </w:p>
-        </w:tc>
-        <w:tc>
-          <w:tcPr>
-            <w:tcW w:w="2282" w:type="dxa"/>
-            <w:shd w:val="clear" w:color="auto" w:fill="F7F7F7"/>
-            <w:tcMar>
-              <w:top w:w="70" w:type="dxa"/>
-              <w:left w:w="70" w:type="dxa"/>
-              <w:bottom w:w="70" w:type="dxa"/>
-              <w:right w:w="70" w:type="dxa"/>
-            </w:tcMar>
-            <w:vAlign w:val="center"/>
-          </w:tcPr>
-          <w:p>
-            <w:pPr>
-              <w:jc w:val="center"/>
-            </w:pPr>
-            <w:r>
-              <w:rPr>
-                <w:sz w:val="16"/>
-              </w:rPr>
-              <w:t>不适用</w:t>
             </w:r>
           </w:p>
         </w:tc>
@@ -11034,7 +10769,7 @@
           <w:p>
             <w:r>
               <w:rPr>
-                <w:sz w:val="16"/>
+                <w:sz w:val="17"/>
               </w:rPr>
               <w:t>营业成本</w:t>
             </w:r>
@@ -11057,7 +10792,7 @@
             </w:pPr>
             <w:r>
               <w:rPr>
-                <w:sz w:val="16"/>
+                <w:sz w:val="17"/>
               </w:rPr>
               <w:t>Q0_COST_OF_REVENUES</w:t>
             </w:r>
@@ -11080,32 +10815,9 @@
             </w:pPr>
             <w:r>
               <w:rPr>
-                <w:sz w:val="16"/>
+                <w:sz w:val="17"/>
               </w:rPr>
               <w:t>0.9485</w:t>
-            </w:r>
-          </w:p>
-        </w:tc>
-        <w:tc>
-          <w:tcPr>
-            <w:tcW w:w="2282" w:type="dxa"/>
-            <w:tcMar>
-              <w:top w:w="70" w:type="dxa"/>
-              <w:left w:w="70" w:type="dxa"/>
-              <w:bottom w:w="70" w:type="dxa"/>
-              <w:right w:w="70" w:type="dxa"/>
-            </w:tcMar>
-            <w:vAlign w:val="center"/>
-          </w:tcPr>
-          <w:p>
-            <w:pPr>
-              <w:jc w:val="center"/>
-            </w:pPr>
-            <w:r>
-              <w:rPr>
-                <w:sz w:val="16"/>
-              </w:rPr>
-              <w:t>不适用</w:t>
             </w:r>
           </w:p>
         </w:tc>
@@ -11129,7 +10841,7 @@
           <w:p>
             <w:r>
               <w:rPr>
-                <w:sz w:val="16"/>
+                <w:sz w:val="17"/>
               </w:rPr>
               <w:t>营业收入</w:t>
             </w:r>
@@ -11153,7 +10865,7 @@
             </w:pPr>
             <w:r>
               <w:rPr>
-                <w:sz w:val="16"/>
+                <w:sz w:val="17"/>
               </w:rPr>
               <w:t>Q0_REVENUES</w:t>
             </w:r>
@@ -11177,33 +10889,9 @@
             </w:pPr>
             <w:r>
               <w:rPr>
-                <w:sz w:val="16"/>
+                <w:sz w:val="17"/>
               </w:rPr>
               <w:t>0.9486</w:t>
-            </w:r>
-          </w:p>
-        </w:tc>
-        <w:tc>
-          <w:tcPr>
-            <w:tcW w:w="2282" w:type="dxa"/>
-            <w:shd w:val="clear" w:color="auto" w:fill="F7F7F7"/>
-            <w:tcMar>
-              <w:top w:w="70" w:type="dxa"/>
-              <w:left w:w="70" w:type="dxa"/>
-              <w:bottom w:w="70" w:type="dxa"/>
-              <w:right w:w="70" w:type="dxa"/>
-            </w:tcMar>
-            <w:vAlign w:val="center"/>
-          </w:tcPr>
-          <w:p>
-            <w:pPr>
-              <w:jc w:val="center"/>
-            </w:pPr>
-            <w:r>
-              <w:rPr>
-                <w:sz w:val="16"/>
-              </w:rPr>
-              <w:t>不适用</w:t>
             </w:r>
           </w:p>
         </w:tc>
@@ -11226,7 +10914,7 @@
           <w:p>
             <w:r>
               <w:rPr>
-                <w:sz w:val="16"/>
+                <w:sz w:val="17"/>
               </w:rPr>
               <w:t>营业利润</w:t>
             </w:r>
@@ -11249,7 +10937,7 @@
             </w:pPr>
             <w:r>
               <w:rPr>
-                <w:sz w:val="16"/>
+                <w:sz w:val="17"/>
               </w:rPr>
               <w:t>Q0_OPERATING_INCOME</w:t>
             </w:r>
@@ -11272,32 +10960,9 @@
             </w:pPr>
             <w:r>
               <w:rPr>
-                <w:sz w:val="16"/>
+                <w:sz w:val="17"/>
               </w:rPr>
               <w:t>0.7315</w:t>
-            </w:r>
-          </w:p>
-        </w:tc>
-        <w:tc>
-          <w:tcPr>
-            <w:tcW w:w="2282" w:type="dxa"/>
-            <w:tcMar>
-              <w:top w:w="70" w:type="dxa"/>
-              <w:left w:w="70" w:type="dxa"/>
-              <w:bottom w:w="70" w:type="dxa"/>
-              <w:right w:w="70" w:type="dxa"/>
-            </w:tcMar>
-            <w:vAlign w:val="center"/>
-          </w:tcPr>
-          <w:p>
-            <w:pPr>
-              <w:jc w:val="center"/>
-            </w:pPr>
-            <w:r>
-              <w:rPr>
-                <w:sz w:val="16"/>
-              </w:rPr>
-              <w:t>不适用</w:t>
             </w:r>
           </w:p>
         </w:tc>
@@ -11321,7 +10986,7 @@
           <w:p>
             <w:r>
               <w:rPr>
-                <w:sz w:val="16"/>
+                <w:sz w:val="17"/>
               </w:rPr>
               <w:t>营业费用</w:t>
             </w:r>
@@ -11345,7 +11010,7 @@
             </w:pPr>
             <w:r>
               <w:rPr>
-                <w:sz w:val="16"/>
+                <w:sz w:val="17"/>
               </w:rPr>
               <w:t>Q0_OPERATING_EXPENSES</w:t>
             </w:r>
@@ -11369,33 +11034,9 @@
             </w:pPr>
             <w:r>
               <w:rPr>
-                <w:sz w:val="16"/>
+                <w:sz w:val="17"/>
               </w:rPr>
               <w:t>0.9754</w:t>
-            </w:r>
-          </w:p>
-        </w:tc>
-        <w:tc>
-          <w:tcPr>
-            <w:tcW w:w="2282" w:type="dxa"/>
-            <w:shd w:val="clear" w:color="auto" w:fill="F7F7F7"/>
-            <w:tcMar>
-              <w:top w:w="70" w:type="dxa"/>
-              <w:left w:w="70" w:type="dxa"/>
-              <w:bottom w:w="70" w:type="dxa"/>
-              <w:right w:w="70" w:type="dxa"/>
-            </w:tcMar>
-            <w:vAlign w:val="center"/>
-          </w:tcPr>
-          <w:p>
-            <w:pPr>
-              <w:jc w:val="center"/>
-            </w:pPr>
-            <w:r>
-              <w:rPr>
-                <w:sz w:val="16"/>
-              </w:rPr>
-              <w:t>不适用</w:t>
             </w:r>
           </w:p>
         </w:tc>
@@ -11418,7 +11059,7 @@
           <w:p>
             <w:r>
               <w:rPr>
-                <w:sz w:val="16"/>
+                <w:sz w:val="17"/>
               </w:rPr>
               <w:t>EBITDA</w:t>
             </w:r>
@@ -11441,7 +11082,7 @@
             </w:pPr>
             <w:r>
               <w:rPr>
-                <w:sz w:val="16"/>
+                <w:sz w:val="17"/>
               </w:rPr>
               <w:t>Q0_EBITDA</w:t>
             </w:r>
@@ -11464,32 +11105,9 @@
             </w:pPr>
             <w:r>
               <w:rPr>
-                <w:sz w:val="16"/>
+                <w:sz w:val="17"/>
               </w:rPr>
               <w:t>0.9443</w:t>
-            </w:r>
-          </w:p>
-        </w:tc>
-        <w:tc>
-          <w:tcPr>
-            <w:tcW w:w="2282" w:type="dxa"/>
-            <w:tcMar>
-              <w:top w:w="70" w:type="dxa"/>
-              <w:left w:w="70" w:type="dxa"/>
-              <w:bottom w:w="70" w:type="dxa"/>
-              <w:right w:w="70" w:type="dxa"/>
-            </w:tcMar>
-            <w:vAlign w:val="center"/>
-          </w:tcPr>
-          <w:p>
-            <w:pPr>
-              <w:jc w:val="center"/>
-            </w:pPr>
-            <w:r>
-              <w:rPr>
-                <w:sz w:val="16"/>
-              </w:rPr>
-              <w:t>不适用</w:t>
             </w:r>
           </w:p>
         </w:tc>
@@ -11532,25 +11150,31 @@
         <w:jc w:val="both"/>
       </w:pPr>
       <w:r>
-        <w:t>融合权重揭示了目标结构差异。总负债、毛利、营业成本、收入、营业利润和</w:t>
-      </w:r>
-      <w:r>
-        <w:t xml:space="preserve"> EBITDA </w:t>
-      </w:r>
-      <w:r>
-        <w:t>完全依赖残差模型；股东权益采用</w:t>
-      </w:r>
-      <w:r>
-        <w:t xml:space="preserve"> M3d/M4 </w:t>
-      </w:r>
-      <w:r>
-        <w:t>的组合，营业费用权重为</w:t>
-      </w:r>
-      <w:r>
-        <w:t xml:space="preserve"> B4/M3d/M4 = 0.75,0.02,0.23</w:t>
-      </w:r>
-      <w:r>
-        <w:t>。这说明不同财务项目的信息来源不同，统一建模路线会损失目标层面的稳定性。</w:t>
+        <w:t>表</w:t>
+      </w:r>
+      <w:r>
+        <w:t xml:space="preserve"> 8 </w:t>
+      </w:r>
+      <w:r>
+        <w:t>仅列示最终选定模型</w:t>
+      </w:r>
+      <w:r>
+        <w:t xml:space="preserve"> M4 </w:t>
+      </w:r>
+      <w:r>
+        <w:t>的各目标</w:t>
+      </w:r>
+      <w:r>
+        <w:t xml:space="preserve"> nested OOF R²</w:t>
+      </w:r>
+      <w:r>
+        <w:t>。</w:t>
+      </w:r>
+      <w:r>
+        <w:t xml:space="preserve">M6 </w:t>
+      </w:r>
+      <w:r>
+        <w:t>的逐目标权重不再作为最终模型参数解释，仅保留为对照说明，用于观察不同目标的信息来源差异。</w:t>
       </w:r>
     </w:p>
     <w:p>
@@ -11563,7 +11187,7 @@
           <w:noProof/>
         </w:rPr>
         <w:drawing>
-          <wp:inline distT="0" distB="0" distL="0" distR="0" wp14:anchorId="5C750FB0" wp14:editId="11E7C847">
+          <wp:inline distT="0" distB="0" distL="0" distR="0" wp14:anchorId="4BB7E922" wp14:editId="697797CA">
             <wp:extent cx="5472000" cy="4396229"/>
             <wp:effectExtent l="0" t="0" r="0" b="0"/>
             <wp:docPr id="11" name="Picture 11"/>
@@ -11713,7 +11337,7 @@
         </w:rPr>
         <w:lastRenderedPageBreak/>
         <w:drawing>
-          <wp:inline distT="0" distB="0" distL="0" distR="0" wp14:anchorId="03FB1082" wp14:editId="51B4EDFE">
+          <wp:inline distT="0" distB="0" distL="0" distR="0" wp14:anchorId="2C070371" wp14:editId="241BBE79">
             <wp:extent cx="5472000" cy="2489921"/>
             <wp:effectExtent l="0" t="0" r="0" b="0"/>
             <wp:docPr id="12" name="Picture 12"/>
@@ -11848,7 +11472,7 @@
           <w:noProof/>
         </w:rPr>
         <w:drawing>
-          <wp:inline distT="0" distB="0" distL="0" distR="0" wp14:anchorId="251B0DE7" wp14:editId="19F12E96">
+          <wp:inline distT="0" distB="0" distL="0" distR="0" wp14:anchorId="5766F92E" wp14:editId="24722FA8">
             <wp:extent cx="5472000" cy="2347551"/>
             <wp:effectExtent l="0" t="0" r="0" b="0"/>
             <wp:docPr id="13" name="Picture 13"/>
@@ -11890,43 +11514,24 @@
         <w:jc w:val="center"/>
       </w:pPr>
       <w:r>
-        <w:rPr>
-          <w:rFonts w:eastAsia="黑体"/>
-          <w:b/>
-          <w:sz w:val="20"/>
-        </w:rPr>
         <w:t>图</w:t>
       </w:r>
       <w:r>
-        <w:rPr>
-          <w:rFonts w:eastAsia="黑体"/>
-          <w:b/>
-          <w:sz w:val="20"/>
-        </w:rPr>
         <w:t xml:space="preserve"> 13</w:t>
       </w:r>
       <w:r>
-        <w:rPr>
-          <w:rFonts w:eastAsia="黑体"/>
-          <w:b/>
-          <w:sz w:val="20"/>
-        </w:rPr>
-        <w:t>：逐目标</w:t>
-      </w:r>
-      <w:r>
-        <w:rPr>
-          <w:rFonts w:eastAsia="黑体"/>
-          <w:b/>
-          <w:sz w:val="20"/>
-        </w:rPr>
+        <w:t>：</w:t>
+      </w:r>
+      <w:r>
+        <w:t xml:space="preserve">M6 </w:t>
+      </w:r>
+      <w:r>
+        <w:t>候选逐目标</w:t>
+      </w:r>
+      <w:r>
         <w:t xml:space="preserve"> nested OOF </w:t>
       </w:r>
       <w:r>
-        <w:rPr>
-          <w:rFonts w:eastAsia="黑体"/>
-          <w:b/>
-          <w:sz w:val="20"/>
-        </w:rPr>
         <w:t>融合权重</w:t>
       </w:r>
     </w:p>
@@ -11977,7 +11582,7 @@
       <w:pPr>
         <w:pStyle w:val="1"/>
       </w:pPr>
-      <w:bookmarkStart w:id="9" w:name="_Toc232090175"/>
+      <w:bookmarkStart w:id="9" w:name="_Toc232094651"/>
       <w:r>
         <w:rPr>
           <w:rFonts w:ascii="Times New Roman" w:eastAsia="黑体" w:hAnsi="Times New Roman"/>
@@ -12452,74 +12057,20 @@
         <w:jc w:val="both"/>
       </w:pPr>
       <w:r>
-        <w:t>结果显示，</w:t>
-      </w:r>
-      <w:r>
-        <w:t xml:space="preserve">none </w:t>
-      </w:r>
-      <w:r>
-        <w:t>的平均</w:t>
-      </w:r>
-      <w:r>
-        <w:t xml:space="preserve"> R² </w:t>
-      </w:r>
-      <w:r>
-        <w:t>为</w:t>
-      </w:r>
-      <w:r>
-        <w:t xml:space="preserve"> 0.8201</w:t>
-      </w:r>
-      <w:r>
-        <w:t>，是所有方案中最高。强制</w:t>
-      </w:r>
-      <w:r>
-        <w:t xml:space="preserve"> balance_sheet_equity </w:t>
-      </w:r>
-      <w:r>
-        <w:t>会把股东权益</w:t>
-      </w:r>
-      <w:r>
-        <w:t xml:space="preserve"> R² </w:t>
-      </w:r>
-      <w:r>
-        <w:t>从</w:t>
-      </w:r>
-      <w:r>
-        <w:t xml:space="preserve"> -0.1496 </w:t>
-      </w:r>
-      <w:r>
-        <w:t>降至</w:t>
-      </w:r>
-      <w:r>
-        <w:t xml:space="preserve"> 0.0202</w:t>
-      </w:r>
-      <w:r>
-        <w:t>；强制</w:t>
-      </w:r>
-      <w:r>
-        <w:t xml:space="preserve"> operating_income_identity </w:t>
-      </w:r>
-      <w:r>
-        <w:t>则会使营业利润</w:t>
-      </w:r>
-      <w:r>
-        <w:t xml:space="preserve"> R² </w:t>
-      </w:r>
-      <w:r>
-        <w:t>降至</w:t>
-      </w:r>
-      <w:r>
-        <w:t xml:space="preserve"> -3.6842</w:t>
-      </w:r>
-      <w:r>
-        <w:t>。最终提交不做机械会计修正。</w:t>
+        <w:t>部分会计恒等式修正可能改善个别目标，但会降低九个目标的整体平均</w:t>
+      </w:r>
+      <w:r>
+        <w:t xml:space="preserve"> R²</w:t>
+      </w:r>
+      <w:r>
+        <w:t>。因此，最终提交不采用机械会计修正。</w:t>
       </w:r>
     </w:p>
     <w:p>
       <w:pPr>
         <w:pStyle w:val="1"/>
       </w:pPr>
-      <w:bookmarkStart w:id="10" w:name="_Toc232090176"/>
+      <w:bookmarkStart w:id="10" w:name="_Toc232094652"/>
       <w:r>
         <w:rPr>
           <w:rFonts w:ascii="Times New Roman" w:eastAsia="黑体" w:hAnsi="Times New Roman"/>
@@ -12543,7 +12094,7 @@
           <w:bottom w:val="single" w:sz="8" w:space="2" w:color="444444"/>
         </w:pBdr>
       </w:pPr>
-      <w:bookmarkStart w:id="11" w:name="_Toc232090177"/>
+      <w:bookmarkStart w:id="11" w:name="_Toc232094653"/>
       <w:r>
         <w:rPr>
           <w:rFonts w:ascii="Times New Roman" w:eastAsia="黑体" w:hAnsi="Times New Roman"/>
@@ -13121,7 +12672,7 @@
           <w:bottom w:val="single" w:sz="8" w:space="2" w:color="444444"/>
         </w:pBdr>
       </w:pPr>
-      <w:bookmarkStart w:id="12" w:name="_Toc232090178"/>
+      <w:bookmarkStart w:id="12" w:name="_Toc232094654"/>
       <w:r>
         <w:rPr>
           <w:rFonts w:ascii="Times New Roman" w:eastAsia="黑体" w:hAnsi="Times New Roman"/>
@@ -13254,7 +12805,7 @@
       <w:pPr>
         <w:pStyle w:val="1"/>
       </w:pPr>
-      <w:bookmarkStart w:id="13" w:name="_Toc232090179"/>
+      <w:bookmarkStart w:id="13" w:name="_Toc232094655"/>
       <w:r>
         <w:rPr>
           <w:rFonts w:ascii="Times New Roman" w:eastAsia="黑体" w:hAnsi="Times New Roman"/>
@@ -13278,36 +12829,28 @@
         <w:jc w:val="both"/>
       </w:pPr>
       <w:r>
-        <w:t>本项目的有效路线可以概括为：用财务序列规则基线解释稳定惯性，用残差模型学习偏离惯性的部分，再按目标在</w:t>
-      </w:r>
-      <w:r>
-        <w:t xml:space="preserve"> inner OOF </w:t>
-      </w:r>
-      <w:r>
-        <w:t>上融合。该路线同时满足课程要求中的</w:t>
-      </w:r>
-      <w:r>
-        <w:t xml:space="preserve"> EDA</w:t>
-      </w:r>
-      <w:r>
-        <w:t>、分析过程、机器学习训练、交叉验证和</w:t>
-      </w:r>
-      <w:r>
-        <w:t xml:space="preserve"> submission </w:t>
-      </w:r>
-      <w:r>
-        <w:t>生成。</w:t>
-      </w:r>
-    </w:p>
-    <w:p>
-      <w:pPr>
-        <w:spacing w:after="100" w:line="360" w:lineRule="exact"/>
-        <w:ind w:firstLine="420"/>
-        <w:jc w:val="both"/>
-      </w:pPr>
-      <w:r>
-        <w:lastRenderedPageBreak/>
-        <w:t>从结果看，最终模型的优势并非来自单一算法，而来自验证协议和任务拆解：</w:t>
+        <w:t xml:space="preserve">nested </w:t>
+      </w:r>
+      <w:r>
+        <w:t>外层验证比较了规则基线、直接模型、残差模型和逐目标融合候选。结果显示，</w:t>
+      </w:r>
+      <w:r>
+        <w:t xml:space="preserve">M4 </w:t>
+      </w:r>
+      <w:r>
+        <w:t>残差模型的泛化表现最稳健，因此最终提交采用</w:t>
+      </w:r>
+      <w:r>
+        <w:t xml:space="preserve"> M4</w:t>
+      </w:r>
+      <w:r>
+        <w:t>；</w:t>
+      </w:r>
+      <w:r>
+        <w:t xml:space="preserve">M6 </w:t>
+      </w:r>
+      <w:r>
+        <w:t>逐目标融合保留为对照实验，用于说明不同目标的信息来源存在差异。整体来看，</w:t>
       </w:r>
       <w:r>
         <w:t xml:space="preserve">GroupKFold </w:t>
@@ -13319,25 +12862,13 @@
         <w:t xml:space="preserve">B4 </w:t>
       </w:r>
       <w:r>
-        <w:t>提供强规则基线，</w:t>
+        <w:t>刻画财务序列惯性，</w:t>
       </w:r>
       <w:r>
         <w:t xml:space="preserve">M4 </w:t>
       </w:r>
       <w:r>
-        <w:t>提升残差解释，</w:t>
-      </w:r>
-      <w:r>
-        <w:t xml:space="preserve">M6 </w:t>
-      </w:r>
-      <w:r>
-        <w:t>再按目标选择最合适的信息来源。在不使用测试集反馈和不手工调整报告数字的前提下，</w:t>
-      </w:r>
-      <w:r>
-        <w:t xml:space="preserve">nested </w:t>
-      </w:r>
-      <w:r>
-        <w:t>外层验证给出了当前最稳健的泛化估计。</w:t>
+        <w:t>学习偏离历史惯性的部分，构成当前最稳健的可复现路线。</w:t>
       </w:r>
     </w:p>
     <w:sectPr>

--- a/deliverables/financial_performance_prediction_report.docx
+++ b/deliverables/financial_performance_prediction_report.docx
@@ -745,7 +745,7 @@
       <w:r>
         <w:fldChar w:fldCharType="separate"/>
       </w:r>
-      <w:hyperlink w:anchor="_Toc232094642" w:history="1">
+      <w:hyperlink w:anchor="_Toc232095940" w:history="1">
         <w:r>
           <w:rPr>
             <w:rStyle w:val="aff9"/>
@@ -773,7 +773,7 @@
             <w:noProof/>
             <w:webHidden/>
           </w:rPr>
-          <w:instrText xml:space="preserve"> PAGEREF _Toc232094642 \h </w:instrText>
+          <w:instrText xml:space="preserve"> PAGEREF _Toc232095940 \h </w:instrText>
         </w:r>
         <w:r>
           <w:rPr>
@@ -821,7 +821,7 @@
           <w14:ligatures w14:val="standardContextual"/>
         </w:rPr>
       </w:pPr>
-      <w:hyperlink w:anchor="_Toc232094643" w:history="1">
+      <w:hyperlink w:anchor="_Toc232095941" w:history="1">
         <w:r>
           <w:rPr>
             <w:rStyle w:val="aff9"/>
@@ -857,7 +857,7 @@
             <w:noProof/>
             <w:webHidden/>
           </w:rPr>
-          <w:instrText xml:space="preserve"> PAGEREF _Toc232094643 \h </w:instrText>
+          <w:instrText xml:space="preserve"> PAGEREF _Toc232095941 \h </w:instrText>
         </w:r>
         <w:r>
           <w:rPr>
@@ -905,7 +905,7 @@
           <w14:ligatures w14:val="standardContextual"/>
         </w:rPr>
       </w:pPr>
-      <w:hyperlink w:anchor="_Toc232094644" w:history="1">
+      <w:hyperlink w:anchor="_Toc232095942" w:history="1">
         <w:r>
           <w:rPr>
             <w:rStyle w:val="aff9"/>
@@ -941,7 +941,7 @@
             <w:noProof/>
             <w:webHidden/>
           </w:rPr>
-          <w:instrText xml:space="preserve"> PAGEREF _Toc232094644 \h </w:instrText>
+          <w:instrText xml:space="preserve"> PAGEREF _Toc232095942 \h </w:instrText>
         </w:r>
         <w:r>
           <w:rPr>
@@ -989,7 +989,7 @@
           <w14:ligatures w14:val="standardContextual"/>
         </w:rPr>
       </w:pPr>
-      <w:hyperlink w:anchor="_Toc232094645" w:history="1">
+      <w:hyperlink w:anchor="_Toc232095943" w:history="1">
         <w:r>
           <w:rPr>
             <w:rStyle w:val="aff9"/>
@@ -1025,7 +1025,7 @@
             <w:noProof/>
             <w:webHidden/>
           </w:rPr>
-          <w:instrText xml:space="preserve"> PAGEREF _Toc232094645 \h </w:instrText>
+          <w:instrText xml:space="preserve"> PAGEREF _Toc232095943 \h </w:instrText>
         </w:r>
         <w:r>
           <w:rPr>
@@ -1073,7 +1073,7 @@
           <w14:ligatures w14:val="standardContextual"/>
         </w:rPr>
       </w:pPr>
-      <w:hyperlink w:anchor="_Toc232094646" w:history="1">
+      <w:hyperlink w:anchor="_Toc232095944" w:history="1">
         <w:r>
           <w:rPr>
             <w:rStyle w:val="aff9"/>
@@ -1109,7 +1109,7 @@
             <w:noProof/>
             <w:webHidden/>
           </w:rPr>
-          <w:instrText xml:space="preserve"> PAGEREF _Toc232094646 \h </w:instrText>
+          <w:instrText xml:space="preserve"> PAGEREF _Toc232095944 \h </w:instrText>
         </w:r>
         <w:r>
           <w:rPr>
@@ -1157,7 +1157,7 @@
           <w14:ligatures w14:val="standardContextual"/>
         </w:rPr>
       </w:pPr>
-      <w:hyperlink w:anchor="_Toc232094647" w:history="1">
+      <w:hyperlink w:anchor="_Toc232095945" w:history="1">
         <w:r>
           <w:rPr>
             <w:rStyle w:val="aff9"/>
@@ -1193,7 +1193,7 @@
             <w:noProof/>
             <w:webHidden/>
           </w:rPr>
-          <w:instrText xml:space="preserve"> PAGEREF _Toc232094647 \h </w:instrText>
+          <w:instrText xml:space="preserve"> PAGEREF _Toc232095945 \h </w:instrText>
         </w:r>
         <w:r>
           <w:rPr>
@@ -1241,7 +1241,7 @@
           <w14:ligatures w14:val="standardContextual"/>
         </w:rPr>
       </w:pPr>
-      <w:hyperlink w:anchor="_Toc232094648" w:history="1">
+      <w:hyperlink w:anchor="_Toc232095946" w:history="1">
         <w:r>
           <w:rPr>
             <w:rStyle w:val="aff9"/>
@@ -1277,7 +1277,7 @@
             <w:noProof/>
             <w:webHidden/>
           </w:rPr>
-          <w:instrText xml:space="preserve"> PAGEREF _Toc232094648 \h </w:instrText>
+          <w:instrText xml:space="preserve"> PAGEREF _Toc232095946 \h </w:instrText>
         </w:r>
         <w:r>
           <w:rPr>
@@ -1325,7 +1325,7 @@
           <w14:ligatures w14:val="standardContextual"/>
         </w:rPr>
       </w:pPr>
-      <w:hyperlink w:anchor="_Toc232094649" w:history="1">
+      <w:hyperlink w:anchor="_Toc232095947" w:history="1">
         <w:r>
           <w:rPr>
             <w:rStyle w:val="aff9"/>
@@ -1361,7 +1361,7 @@
             <w:noProof/>
             <w:webHidden/>
           </w:rPr>
-          <w:instrText xml:space="preserve"> PAGEREF _Toc232094649 \h </w:instrText>
+          <w:instrText xml:space="preserve"> PAGEREF _Toc232095947 \h </w:instrText>
         </w:r>
         <w:r>
           <w:rPr>
@@ -1409,7 +1409,7 @@
           <w14:ligatures w14:val="standardContextual"/>
         </w:rPr>
       </w:pPr>
-      <w:hyperlink w:anchor="_Toc232094650" w:history="1">
+      <w:hyperlink w:anchor="_Toc232095948" w:history="1">
         <w:r>
           <w:rPr>
             <w:rStyle w:val="aff9"/>
@@ -1445,7 +1445,7 @@
             <w:noProof/>
             <w:webHidden/>
           </w:rPr>
-          <w:instrText xml:space="preserve"> PAGEREF _Toc232094650 \h </w:instrText>
+          <w:instrText xml:space="preserve"> PAGEREF _Toc232095948 \h </w:instrText>
         </w:r>
         <w:r>
           <w:rPr>
@@ -1493,7 +1493,7 @@
           <w14:ligatures w14:val="standardContextual"/>
         </w:rPr>
       </w:pPr>
-      <w:hyperlink w:anchor="_Toc232094651" w:history="1">
+      <w:hyperlink w:anchor="_Toc232095949" w:history="1">
         <w:r>
           <w:rPr>
             <w:rStyle w:val="aff9"/>
@@ -1529,7 +1529,7 @@
             <w:noProof/>
             <w:webHidden/>
           </w:rPr>
-          <w:instrText xml:space="preserve"> PAGEREF _Toc232094651 \h </w:instrText>
+          <w:instrText xml:space="preserve"> PAGEREF _Toc232095949 \h </w:instrText>
         </w:r>
         <w:r>
           <w:rPr>
@@ -1577,7 +1577,7 @@
           <w14:ligatures w14:val="standardContextual"/>
         </w:rPr>
       </w:pPr>
-      <w:hyperlink w:anchor="_Toc232094652" w:history="1">
+      <w:hyperlink w:anchor="_Toc232095950" w:history="1">
         <w:r>
           <w:rPr>
             <w:rStyle w:val="aff9"/>
@@ -1613,7 +1613,7 @@
             <w:noProof/>
             <w:webHidden/>
           </w:rPr>
-          <w:instrText xml:space="preserve"> PAGEREF _Toc232094652 \h </w:instrText>
+          <w:instrText xml:space="preserve"> PAGEREF _Toc232095950 \h </w:instrText>
         </w:r>
         <w:r>
           <w:rPr>
@@ -1661,7 +1661,7 @@
           <w14:ligatures w14:val="standardContextual"/>
         </w:rPr>
       </w:pPr>
-      <w:hyperlink w:anchor="_Toc232094653" w:history="1">
+      <w:hyperlink w:anchor="_Toc232095951" w:history="1">
         <w:r>
           <w:rPr>
             <w:rStyle w:val="aff9"/>
@@ -1697,7 +1697,7 @@
             <w:noProof/>
             <w:webHidden/>
           </w:rPr>
-          <w:instrText xml:space="preserve"> PAGEREF _Toc232094653 \h </w:instrText>
+          <w:instrText xml:space="preserve"> PAGEREF _Toc232095951 \h </w:instrText>
         </w:r>
         <w:r>
           <w:rPr>
@@ -1745,7 +1745,7 @@
           <w14:ligatures w14:val="standardContextual"/>
         </w:rPr>
       </w:pPr>
-      <w:hyperlink w:anchor="_Toc232094654" w:history="1">
+      <w:hyperlink w:anchor="_Toc232095952" w:history="1">
         <w:r>
           <w:rPr>
             <w:rStyle w:val="aff9"/>
@@ -1781,7 +1781,7 @@
             <w:noProof/>
             <w:webHidden/>
           </w:rPr>
-          <w:instrText xml:space="preserve"> PAGEREF _Toc232094654 \h </w:instrText>
+          <w:instrText xml:space="preserve"> PAGEREF _Toc232095952 \h </w:instrText>
         </w:r>
         <w:r>
           <w:rPr>
@@ -1829,7 +1829,7 @@
           <w14:ligatures w14:val="standardContextual"/>
         </w:rPr>
       </w:pPr>
-      <w:hyperlink w:anchor="_Toc232094655" w:history="1">
+      <w:hyperlink w:anchor="_Toc232095953" w:history="1">
         <w:r>
           <w:rPr>
             <w:rStyle w:val="aff9"/>
@@ -1865,7 +1865,7 @@
             <w:noProof/>
             <w:webHidden/>
           </w:rPr>
-          <w:instrText xml:space="preserve"> PAGEREF _Toc232094655 \h </w:instrText>
+          <w:instrText xml:space="preserve"> PAGEREF _Toc232095953 \h </w:instrText>
         </w:r>
         <w:r>
           <w:rPr>
@@ -1913,7 +1913,7 @@
       <w:pPr>
         <w:pStyle w:val="1"/>
       </w:pPr>
-      <w:bookmarkStart w:id="0" w:name="_Toc232094642"/>
+      <w:bookmarkStart w:id="0" w:name="_Toc232095940"/>
       <w:r>
         <w:rPr>
           <w:rFonts w:ascii="Times New Roman" w:eastAsia="黑体" w:hAnsi="Times New Roman"/>
@@ -2728,7 +2728,7 @@
       <w:pPr>
         <w:pStyle w:val="1"/>
       </w:pPr>
-      <w:bookmarkStart w:id="1" w:name="_Toc232094643"/>
+      <w:bookmarkStart w:id="1" w:name="_Toc232095941"/>
       <w:r>
         <w:rPr>
           <w:rFonts w:ascii="Times New Roman" w:eastAsia="黑体" w:hAnsi="Times New Roman"/>
@@ -2752,7 +2752,7 @@
           <w:bottom w:val="single" w:sz="8" w:space="2" w:color="444444"/>
         </w:pBdr>
       </w:pPr>
-      <w:bookmarkStart w:id="2" w:name="_Toc232094644"/>
+      <w:bookmarkStart w:id="2" w:name="_Toc232095942"/>
       <w:r>
         <w:rPr>
           <w:rFonts w:ascii="Times New Roman" w:eastAsia="黑体" w:hAnsi="Times New Roman"/>
@@ -4042,7 +4042,7 @@
           <w:bottom w:val="single" w:sz="8" w:space="2" w:color="444444"/>
         </w:pBdr>
       </w:pPr>
-      <w:bookmarkStart w:id="3" w:name="_Toc232094645"/>
+      <w:bookmarkStart w:id="3" w:name="_Toc232095943"/>
       <w:r>
         <w:rPr>
           <w:rFonts w:ascii="Times New Roman" w:eastAsia="黑体" w:hAnsi="Times New Roman"/>
@@ -5991,7 +5991,7 @@
       <w:pPr>
         <w:pStyle w:val="1"/>
       </w:pPr>
-      <w:bookmarkStart w:id="4" w:name="_Toc232094646"/>
+      <w:bookmarkStart w:id="4" w:name="_Toc232095944"/>
       <w:r>
         <w:rPr>
           <w:rFonts w:ascii="Times New Roman" w:eastAsia="黑体" w:hAnsi="Times New Roman"/>
@@ -6031,7 +6031,7 @@
           <w:noProof/>
         </w:rPr>
         <w:drawing>
-          <wp:inline distT="0" distB="0" distL="0" distR="0" wp14:anchorId="6B0BB2A6" wp14:editId="3AD16F59">
+          <wp:inline distT="0" distB="0" distL="0" distR="0" wp14:anchorId="00E92D59" wp14:editId="0C7D6655">
             <wp:extent cx="5472000" cy="2711136"/>
             <wp:effectExtent l="0" t="0" r="0" b="0"/>
             <wp:docPr id="1" name="Picture 1"/>
@@ -6135,7 +6135,7 @@
         </w:rPr>
         <w:lastRenderedPageBreak/>
         <w:drawing>
-          <wp:inline distT="0" distB="0" distL="0" distR="0" wp14:anchorId="0FA96DE5" wp14:editId="71E9A562">
+          <wp:inline distT="0" distB="0" distL="0" distR="0" wp14:anchorId="41CB8ACB" wp14:editId="389870C4">
             <wp:extent cx="5472000" cy="3821919"/>
             <wp:effectExtent l="0" t="0" r="0" b="0"/>
             <wp:docPr id="2" name="Picture 2"/>
@@ -6255,7 +6255,7 @@
         </w:rPr>
         <w:lastRenderedPageBreak/>
         <w:drawing>
-          <wp:inline distT="0" distB="0" distL="0" distR="0" wp14:anchorId="2B7A8D79" wp14:editId="179231F4">
+          <wp:inline distT="0" distB="0" distL="0" distR="0" wp14:anchorId="4B2AD749" wp14:editId="4591DB51">
             <wp:extent cx="5472000" cy="3823763"/>
             <wp:effectExtent l="0" t="0" r="0" b="0"/>
             <wp:docPr id="3" name="Picture 3"/>
@@ -6358,7 +6358,7 @@
           <w:noProof/>
         </w:rPr>
         <w:drawing>
-          <wp:inline distT="0" distB="0" distL="0" distR="0" wp14:anchorId="5E930CB2" wp14:editId="4A5AE533">
+          <wp:inline distT="0" distB="0" distL="0" distR="0" wp14:anchorId="07979D6D" wp14:editId="5E7F20C2">
             <wp:extent cx="5472000" cy="2438549"/>
             <wp:effectExtent l="0" t="0" r="0" b="0"/>
             <wp:docPr id="4" name="Picture 4"/>
@@ -6504,7 +6504,7 @@
         </w:rPr>
         <w:lastRenderedPageBreak/>
         <w:drawing>
-          <wp:inline distT="0" distB="0" distL="0" distR="0" wp14:anchorId="1C17BBE2" wp14:editId="558F8539">
+          <wp:inline distT="0" distB="0" distL="0" distR="0" wp14:anchorId="4E189B3A" wp14:editId="2107D75D">
             <wp:extent cx="5472000" cy="4000637"/>
             <wp:effectExtent l="0" t="0" r="0" b="0"/>
             <wp:docPr id="5" name="Picture 5"/>
@@ -6637,7 +6637,7 @@
           <w:noProof/>
         </w:rPr>
         <w:drawing>
-          <wp:inline distT="0" distB="0" distL="0" distR="0" wp14:anchorId="7DF6B76A" wp14:editId="7CE76A4B">
+          <wp:inline distT="0" distB="0" distL="0" distR="0" wp14:anchorId="44DDD5B7" wp14:editId="0D5C9989">
             <wp:extent cx="5472000" cy="2532851"/>
             <wp:effectExtent l="0" t="0" r="0" b="0"/>
             <wp:docPr id="6" name="Picture 6"/>
@@ -6771,7 +6771,7 @@
         </w:rPr>
         <w:lastRenderedPageBreak/>
         <w:drawing>
-          <wp:inline distT="0" distB="0" distL="0" distR="0" wp14:anchorId="54E5CB23" wp14:editId="0EAEDC5A">
+          <wp:inline distT="0" distB="0" distL="0" distR="0" wp14:anchorId="347ADE42" wp14:editId="68AD5A5F">
             <wp:extent cx="5472000" cy="2445916"/>
             <wp:effectExtent l="0" t="0" r="0" b="0"/>
             <wp:docPr id="7" name="Picture 7"/>
@@ -6889,7 +6889,7 @@
         </w:rPr>
         <w:lastRenderedPageBreak/>
         <w:drawing>
-          <wp:inline distT="0" distB="0" distL="0" distR="0" wp14:anchorId="65482BFB" wp14:editId="1CCC1A5F">
+          <wp:inline distT="0" distB="0" distL="0" distR="0" wp14:anchorId="5D70EAE4" wp14:editId="4FF01ABF">
             <wp:extent cx="5472000" cy="4974982"/>
             <wp:effectExtent l="0" t="0" r="0" b="0"/>
             <wp:docPr id="8" name="Picture 8"/>
@@ -8283,7 +8283,7 @@
       <w:pPr>
         <w:pStyle w:val="1"/>
       </w:pPr>
-      <w:bookmarkStart w:id="5" w:name="_Toc232094647"/>
+      <w:bookmarkStart w:id="5" w:name="_Toc232095945"/>
       <w:r>
         <w:rPr>
           <w:rFonts w:ascii="Times New Roman" w:eastAsia="黑体" w:hAnsi="Times New Roman"/>
@@ -8307,7 +8307,7 @@
           <w:bottom w:val="single" w:sz="8" w:space="2" w:color="444444"/>
         </w:pBdr>
       </w:pPr>
-      <w:bookmarkStart w:id="6" w:name="_Toc232094648"/>
+      <w:bookmarkStart w:id="6" w:name="_Toc232095946"/>
       <w:r>
         <w:rPr>
           <w:rFonts w:ascii="Times New Roman" w:eastAsia="黑体" w:hAnsi="Times New Roman"/>
@@ -9917,7 +9917,7 @@
           <w:bottom w:val="single" w:sz="8" w:space="2" w:color="444444"/>
         </w:pBdr>
       </w:pPr>
-      <w:bookmarkStart w:id="7" w:name="_Toc232094649"/>
+      <w:bookmarkStart w:id="7" w:name="_Toc232095947"/>
       <w:r>
         <w:rPr>
           <w:rFonts w:ascii="Times New Roman" w:eastAsia="黑体" w:hAnsi="Times New Roman"/>
@@ -10008,7 +10008,7 @@
         </w:rPr>
         <w:lastRenderedPageBreak/>
         <w:drawing>
-          <wp:inline distT="0" distB="0" distL="0" distR="0" wp14:anchorId="5D1C6E59" wp14:editId="26C2433F">
+          <wp:inline distT="0" distB="0" distL="0" distR="0" wp14:anchorId="493EFD22" wp14:editId="1081E2D6">
             <wp:extent cx="5472000" cy="2994113"/>
             <wp:effectExtent l="0" t="0" r="0" b="0"/>
             <wp:docPr id="9" name="Picture 9"/>
@@ -10167,7 +10167,7 @@
           <w:noProof/>
         </w:rPr>
         <w:drawing>
-          <wp:inline distT="0" distB="0" distL="0" distR="0" wp14:anchorId="059A857B" wp14:editId="13FF7F00">
+          <wp:inline distT="0" distB="0" distL="0" distR="0" wp14:anchorId="61E7EB48" wp14:editId="193A0432">
             <wp:extent cx="5472000" cy="1872633"/>
             <wp:effectExtent l="0" t="0" r="0" b="0"/>
             <wp:docPr id="10" name="Picture 10"/>
@@ -10296,7 +10296,7 @@
       <w:pPr>
         <w:pStyle w:val="1"/>
       </w:pPr>
-      <w:bookmarkStart w:id="8" w:name="_Toc232094650"/>
+      <w:bookmarkStart w:id="8" w:name="_Toc232095948"/>
       <w:r>
         <w:rPr>
           <w:rFonts w:ascii="Times New Roman" w:eastAsia="黑体" w:hAnsi="Times New Roman"/>
@@ -11187,7 +11187,7 @@
           <w:noProof/>
         </w:rPr>
         <w:drawing>
-          <wp:inline distT="0" distB="0" distL="0" distR="0" wp14:anchorId="4BB7E922" wp14:editId="697797CA">
+          <wp:inline distT="0" distB="0" distL="0" distR="0" wp14:anchorId="61BFC03D" wp14:editId="143EC858">
             <wp:extent cx="5472000" cy="4396229"/>
             <wp:effectExtent l="0" t="0" r="0" b="0"/>
             <wp:docPr id="11" name="Picture 11"/>
@@ -11337,7 +11337,7 @@
         </w:rPr>
         <w:lastRenderedPageBreak/>
         <w:drawing>
-          <wp:inline distT="0" distB="0" distL="0" distR="0" wp14:anchorId="2C070371" wp14:editId="241BBE79">
+          <wp:inline distT="0" distB="0" distL="0" distR="0" wp14:anchorId="479885D3" wp14:editId="4152CFC9">
             <wp:extent cx="5472000" cy="2489921"/>
             <wp:effectExtent l="0" t="0" r="0" b="0"/>
             <wp:docPr id="12" name="Picture 12"/>
@@ -11472,7 +11472,7 @@
           <w:noProof/>
         </w:rPr>
         <w:drawing>
-          <wp:inline distT="0" distB="0" distL="0" distR="0" wp14:anchorId="5766F92E" wp14:editId="24722FA8">
+          <wp:inline distT="0" distB="0" distL="0" distR="0" wp14:anchorId="20FA2D96" wp14:editId="38B3859F">
             <wp:extent cx="5472000" cy="2347551"/>
             <wp:effectExtent l="0" t="0" r="0" b="0"/>
             <wp:docPr id="13" name="Picture 13"/>
@@ -11582,7 +11582,7 @@
       <w:pPr>
         <w:pStyle w:val="1"/>
       </w:pPr>
-      <w:bookmarkStart w:id="9" w:name="_Toc232094651"/>
+      <w:bookmarkStart w:id="9" w:name="_Toc232095949"/>
       <w:r>
         <w:rPr>
           <w:rFonts w:ascii="Times New Roman" w:eastAsia="黑体" w:hAnsi="Times New Roman"/>
@@ -12054,23 +12054,22 @@
       <w:pPr>
         <w:spacing w:after="100" w:line="360" w:lineRule="exact"/>
         <w:ind w:firstLine="420"/>
-        <w:jc w:val="both"/>
       </w:pPr>
       <w:r>
-        <w:t>部分会计恒等式修正可能改善个别目标，但会降低九个目标的整体平均</w:t>
+        <w:t>部分会计恒等式修正可能改善个别目标，但会降低九项指标的平均</w:t>
       </w:r>
       <w:r>
         <w:t xml:space="preserve"> R²</w:t>
       </w:r>
       <w:r>
-        <w:t>。因此，最终提交不采用机械会计修正。</w:t>
+        <w:t>，因此最终提交不采用机械会计修正。</w:t>
       </w:r>
     </w:p>
     <w:p>
       <w:pPr>
         <w:pStyle w:val="1"/>
       </w:pPr>
-      <w:bookmarkStart w:id="10" w:name="_Toc232094652"/>
+      <w:bookmarkStart w:id="10" w:name="_Toc232095950"/>
       <w:r>
         <w:rPr>
           <w:rFonts w:ascii="Times New Roman" w:eastAsia="黑体" w:hAnsi="Times New Roman"/>
@@ -12094,7 +12093,7 @@
           <w:bottom w:val="single" w:sz="8" w:space="2" w:color="444444"/>
         </w:pBdr>
       </w:pPr>
-      <w:bookmarkStart w:id="11" w:name="_Toc232094653"/>
+      <w:bookmarkStart w:id="11" w:name="_Toc232095951"/>
       <w:r>
         <w:rPr>
           <w:rFonts w:ascii="Times New Roman" w:eastAsia="黑体" w:hAnsi="Times New Roman"/>
@@ -12370,20 +12369,8 @@
             <w:vAlign w:val="center"/>
           </w:tcPr>
           <w:p>
-            <w:pPr>
-              <w:jc w:val="center"/>
-            </w:pPr>
-            <w:r>
-              <w:rPr>
-                <w:sz w:val="17"/>
-              </w:rPr>
-              <w:t>本次构建后写入</w:t>
-            </w:r>
-            <w:r>
-              <w:rPr>
-                <w:sz w:val="17"/>
-              </w:rPr>
-              <w:t xml:space="preserve"> report_manifest</w:t>
+            <w:r>
+              <w:t>已生成并通过格式检查</w:t>
             </w:r>
           </w:p>
         </w:tc>
@@ -12453,20 +12440,8 @@
             <w:vAlign w:val="center"/>
           </w:tcPr>
           <w:p>
-            <w:pPr>
-              <w:jc w:val="center"/>
-            </w:pPr>
-            <w:r>
-              <w:rPr>
-                <w:sz w:val="17"/>
-              </w:rPr>
-              <w:t>本次导出后写入</w:t>
-            </w:r>
-            <w:r>
-              <w:rPr>
-                <w:sz w:val="17"/>
-              </w:rPr>
-              <w:t xml:space="preserve"> report_manifest</w:t>
+            <w:r>
+              <w:t>已导出并通过逐页预览</w:t>
             </w:r>
           </w:p>
         </w:tc>
@@ -12672,7 +12647,7 @@
           <w:bottom w:val="single" w:sz="8" w:space="2" w:color="444444"/>
         </w:pBdr>
       </w:pPr>
-      <w:bookmarkStart w:id="12" w:name="_Toc232094654"/>
+      <w:bookmarkStart w:id="12" w:name="_Toc232095952"/>
       <w:r>
         <w:rPr>
           <w:rFonts w:ascii="Times New Roman" w:eastAsia="黑体" w:hAnsi="Times New Roman"/>
@@ -12805,7 +12780,7 @@
       <w:pPr>
         <w:pStyle w:val="1"/>
       </w:pPr>
-      <w:bookmarkStart w:id="13" w:name="_Toc232094655"/>
+      <w:bookmarkStart w:id="13" w:name="_Toc232095953"/>
       <w:r>
         <w:rPr>
           <w:rFonts w:ascii="Times New Roman" w:eastAsia="黑体" w:hAnsi="Times New Roman"/>

--- a/deliverables/financial_performance_prediction_report.docx
+++ b/deliverables/financial_performance_prediction_report.docx
@@ -7,27 +7,20 @@
     <w:p/>
     <w:p/>
     <w:p>
-      <w:pPr>
-        <w:jc w:val="center"/>
-      </w:pPr>
-      <w:r>
-        <w:rPr>
-          <w:rFonts w:eastAsia="黑体"/>
+      <w:r>
+        <w:rPr>
           <w:b/>
-          <w:sz w:val="48"/>
         </w:rPr>
         <w:t>财务绩效预测研究报告</w:t>
       </w:r>
     </w:p>
     <w:p>
       <w:pPr>
-        <w:jc w:val="center"/>
+        <w:spacing w:after="120"/>
       </w:pPr>
       <w:r>
         <w:rPr>
-          <w:rFonts w:eastAsia="黑体"/>
           <w:color w:val="666666"/>
-          <w:sz w:val="28"/>
         </w:rPr>
         <w:t>基于历史季度财务序列的九目标回归、嵌套交叉验证与逐目标融合</w:t>
       </w:r>
@@ -42,13 +35,11 @@
     <w:p>
       <w:pPr>
         <w:keepNext/>
-        <w:jc w:val="center"/>
+        <w:spacing w:after="120"/>
       </w:pPr>
       <w:r>
         <w:rPr>
-          <w:rFonts w:eastAsia="黑体"/>
           <w:b/>
-          <w:sz w:val="20"/>
         </w:rPr>
         <w:t>封面信息表：研究对象与交付口径</w:t>
       </w:r>
@@ -61,8 +52,8 @@
         <w:tblLook w:val="04A0" w:firstRow="1" w:lastRow="0" w:firstColumn="1" w:lastColumn="0" w:noHBand="0" w:noVBand="1"/>
       </w:tblPr>
       <w:tblGrid>
-        <w:gridCol w:w="4564"/>
-        <w:gridCol w:w="4564"/>
+        <w:gridCol w:w="4299"/>
+        <w:gridCol w:w="4345"/>
       </w:tblGrid>
       <w:tr>
         <w:trPr>
@@ -398,12 +389,14 @@
             </w:pPr>
             <w:r>
               <w:rPr>
+                <w:b/>
                 <w:sz w:val="19"/>
               </w:rPr>
               <w:t xml:space="preserve">M4 nested </w:t>
             </w:r>
             <w:r>
               <w:rPr>
+                <w:b/>
                 <w:sz w:val="19"/>
               </w:rPr>
               <w:t>残差模型</w:t>
@@ -464,6 +457,7 @@
             </w:pPr>
             <w:r>
               <w:rPr>
+                <w:b/>
                 <w:sz w:val="19"/>
               </w:rPr>
               <w:t>0.7598</w:t>
@@ -706,14 +700,9 @@
       </w:r>
     </w:p>
     <w:p>
-      <w:pPr>
-        <w:jc w:val="center"/>
-      </w:pPr>
-      <w:r>
-        <w:rPr>
-          <w:rFonts w:eastAsia="黑体"/>
+      <w:r>
+        <w:rPr>
           <w:b/>
-          <w:sz w:val="36"/>
         </w:rPr>
         <w:lastRenderedPageBreak/>
         <w:t>目录</w:t>
@@ -723,7 +712,7 @@
       <w:pPr>
         <w:pStyle w:val="TOC1"/>
         <w:tabs>
-          <w:tab w:val="right" w:leader="dot" w:pos="9118"/>
+          <w:tab w:val="right" w:leader="dot" w:pos="8494"/>
         </w:tabs>
         <w:rPr>
           <w:rFonts w:asciiTheme="minorHAnsi" w:eastAsiaTheme="minorEastAsia" w:hAnsiTheme="minorHAnsi"/>
@@ -745,7 +734,7 @@
       <w:r>
         <w:fldChar w:fldCharType="separate"/>
       </w:r>
-      <w:hyperlink w:anchor="_Toc232095940" w:history="1">
+      <w:hyperlink w:anchor="_Toc232344562" w:history="1">
         <w:r>
           <w:rPr>
             <w:rStyle w:val="aff9"/>
@@ -773,7 +762,7 @@
             <w:noProof/>
             <w:webHidden/>
           </w:rPr>
-          <w:instrText xml:space="preserve"> PAGEREF _Toc232095940 \h </w:instrText>
+          <w:instrText xml:space="preserve"> PAGEREF _Toc232344562 \h </w:instrText>
         </w:r>
         <w:r>
           <w:rPr>
@@ -808,7 +797,7 @@
       <w:pPr>
         <w:pStyle w:val="TOC1"/>
         <w:tabs>
-          <w:tab w:val="right" w:leader="dot" w:pos="9118"/>
+          <w:tab w:val="right" w:leader="dot" w:pos="8494"/>
         </w:tabs>
         <w:rPr>
           <w:rFonts w:asciiTheme="minorHAnsi" w:eastAsiaTheme="minorEastAsia" w:hAnsiTheme="minorHAnsi"/>
@@ -821,7 +810,7 @@
           <w14:ligatures w14:val="standardContextual"/>
         </w:rPr>
       </w:pPr>
-      <w:hyperlink w:anchor="_Toc232095941" w:history="1">
+      <w:hyperlink w:anchor="_Toc232344563" w:history="1">
         <w:r>
           <w:rPr>
             <w:rStyle w:val="aff9"/>
@@ -857,7 +846,7 @@
             <w:noProof/>
             <w:webHidden/>
           </w:rPr>
-          <w:instrText xml:space="preserve"> PAGEREF _Toc232095941 \h </w:instrText>
+          <w:instrText xml:space="preserve"> PAGEREF _Toc232344563 \h </w:instrText>
         </w:r>
         <w:r>
           <w:rPr>
@@ -877,7 +866,7 @@
             <w:noProof/>
             <w:webHidden/>
           </w:rPr>
-          <w:t>3</w:t>
+          <w:t>4</w:t>
         </w:r>
         <w:r>
           <w:rPr>
@@ -892,8 +881,9 @@
       <w:pPr>
         <w:pStyle w:val="TOC2"/>
         <w:tabs>
-          <w:tab w:val="right" w:leader="dot" w:pos="9118"/>
+          <w:tab w:val="right" w:leader="dot" w:pos="8494"/>
         </w:tabs>
+        <w:ind w:left="480"/>
         <w:rPr>
           <w:rFonts w:asciiTheme="minorHAnsi" w:eastAsiaTheme="minorEastAsia" w:hAnsiTheme="minorHAnsi"/>
           <w:noProof/>
@@ -905,7 +895,7 @@
           <w14:ligatures w14:val="standardContextual"/>
         </w:rPr>
       </w:pPr>
-      <w:hyperlink w:anchor="_Toc232095942" w:history="1">
+      <w:hyperlink w:anchor="_Toc232344564" w:history="1">
         <w:r>
           <w:rPr>
             <w:rStyle w:val="aff9"/>
@@ -941,7 +931,7 @@
             <w:noProof/>
             <w:webHidden/>
           </w:rPr>
-          <w:instrText xml:space="preserve"> PAGEREF _Toc232095942 \h </w:instrText>
+          <w:instrText xml:space="preserve"> PAGEREF _Toc232344564 \h </w:instrText>
         </w:r>
         <w:r>
           <w:rPr>
@@ -961,7 +951,7 @@
             <w:noProof/>
             <w:webHidden/>
           </w:rPr>
-          <w:t>3</w:t>
+          <w:t>4</w:t>
         </w:r>
         <w:r>
           <w:rPr>
@@ -976,8 +966,9 @@
       <w:pPr>
         <w:pStyle w:val="TOC2"/>
         <w:tabs>
-          <w:tab w:val="right" w:leader="dot" w:pos="9118"/>
+          <w:tab w:val="right" w:leader="dot" w:pos="8494"/>
         </w:tabs>
+        <w:ind w:left="480"/>
         <w:rPr>
           <w:rFonts w:asciiTheme="minorHAnsi" w:eastAsiaTheme="minorEastAsia" w:hAnsiTheme="minorHAnsi"/>
           <w:noProof/>
@@ -989,7 +980,7 @@
           <w14:ligatures w14:val="standardContextual"/>
         </w:rPr>
       </w:pPr>
-      <w:hyperlink w:anchor="_Toc232095943" w:history="1">
+      <w:hyperlink w:anchor="_Toc232344565" w:history="1">
         <w:r>
           <w:rPr>
             <w:rStyle w:val="aff9"/>
@@ -1025,7 +1016,7 @@
             <w:noProof/>
             <w:webHidden/>
           </w:rPr>
-          <w:instrText xml:space="preserve"> PAGEREF _Toc232095943 \h </w:instrText>
+          <w:instrText xml:space="preserve"> PAGEREF _Toc232344565 \h </w:instrText>
         </w:r>
         <w:r>
           <w:rPr>
@@ -1060,7 +1051,7 @@
       <w:pPr>
         <w:pStyle w:val="TOC1"/>
         <w:tabs>
-          <w:tab w:val="right" w:leader="dot" w:pos="9118"/>
+          <w:tab w:val="right" w:leader="dot" w:pos="8494"/>
         </w:tabs>
         <w:rPr>
           <w:rFonts w:asciiTheme="minorHAnsi" w:eastAsiaTheme="minorEastAsia" w:hAnsiTheme="minorHAnsi"/>
@@ -1073,7 +1064,7 @@
           <w14:ligatures w14:val="standardContextual"/>
         </w:rPr>
       </w:pPr>
-      <w:hyperlink w:anchor="_Toc232095944" w:history="1">
+      <w:hyperlink w:anchor="_Toc232344566" w:history="1">
         <w:r>
           <w:rPr>
             <w:rStyle w:val="aff9"/>
@@ -1109,7 +1100,7 @@
             <w:noProof/>
             <w:webHidden/>
           </w:rPr>
-          <w:instrText xml:space="preserve"> PAGEREF _Toc232095944 \h </w:instrText>
+          <w:instrText xml:space="preserve"> PAGEREF _Toc232344566 \h </w:instrText>
         </w:r>
         <w:r>
           <w:rPr>
@@ -1129,7 +1120,7 @@
             <w:noProof/>
             <w:webHidden/>
           </w:rPr>
-          <w:t>5</w:t>
+          <w:t>6</w:t>
         </w:r>
         <w:r>
           <w:rPr>
@@ -1144,7 +1135,7 @@
       <w:pPr>
         <w:pStyle w:val="TOC1"/>
         <w:tabs>
-          <w:tab w:val="right" w:leader="dot" w:pos="9118"/>
+          <w:tab w:val="right" w:leader="dot" w:pos="8494"/>
         </w:tabs>
         <w:rPr>
           <w:rFonts w:asciiTheme="minorHAnsi" w:eastAsiaTheme="minorEastAsia" w:hAnsiTheme="minorHAnsi"/>
@@ -1157,7 +1148,7 @@
           <w14:ligatures w14:val="standardContextual"/>
         </w:rPr>
       </w:pPr>
-      <w:hyperlink w:anchor="_Toc232095945" w:history="1">
+      <w:hyperlink w:anchor="_Toc232344567" w:history="1">
         <w:r>
           <w:rPr>
             <w:rStyle w:val="aff9"/>
@@ -1193,7 +1184,7 @@
             <w:noProof/>
             <w:webHidden/>
           </w:rPr>
-          <w:instrText xml:space="preserve"> PAGEREF _Toc232095945 \h </w:instrText>
+          <w:instrText xml:space="preserve"> PAGEREF _Toc232344567 \h </w:instrText>
         </w:r>
         <w:r>
           <w:rPr>
@@ -1213,7 +1204,7 @@
             <w:noProof/>
             <w:webHidden/>
           </w:rPr>
-          <w:t>11</w:t>
+          <w:t>12</w:t>
         </w:r>
         <w:r>
           <w:rPr>
@@ -1228,8 +1219,9 @@
       <w:pPr>
         <w:pStyle w:val="TOC2"/>
         <w:tabs>
-          <w:tab w:val="right" w:leader="dot" w:pos="9118"/>
+          <w:tab w:val="right" w:leader="dot" w:pos="8494"/>
         </w:tabs>
+        <w:ind w:left="480"/>
         <w:rPr>
           <w:rFonts w:asciiTheme="minorHAnsi" w:eastAsiaTheme="minorEastAsia" w:hAnsiTheme="minorHAnsi"/>
           <w:noProof/>
@@ -1241,7 +1233,7 @@
           <w14:ligatures w14:val="standardContextual"/>
         </w:rPr>
       </w:pPr>
-      <w:hyperlink w:anchor="_Toc232095946" w:history="1">
+      <w:hyperlink w:anchor="_Toc232344568" w:history="1">
         <w:r>
           <w:rPr>
             <w:rStyle w:val="aff9"/>
@@ -1277,7 +1269,7 @@
             <w:noProof/>
             <w:webHidden/>
           </w:rPr>
-          <w:instrText xml:space="preserve"> PAGEREF _Toc232095946 \h </w:instrText>
+          <w:instrText xml:space="preserve"> PAGEREF _Toc232344568 \h </w:instrText>
         </w:r>
         <w:r>
           <w:rPr>
@@ -1297,7 +1289,7 @@
             <w:noProof/>
             <w:webHidden/>
           </w:rPr>
-          <w:t>11</w:t>
+          <w:t>12</w:t>
         </w:r>
         <w:r>
           <w:rPr>
@@ -1312,8 +1304,9 @@
       <w:pPr>
         <w:pStyle w:val="TOC2"/>
         <w:tabs>
-          <w:tab w:val="right" w:leader="dot" w:pos="9118"/>
+          <w:tab w:val="right" w:leader="dot" w:pos="8494"/>
         </w:tabs>
+        <w:ind w:left="480"/>
         <w:rPr>
           <w:rFonts w:asciiTheme="minorHAnsi" w:eastAsiaTheme="minorEastAsia" w:hAnsiTheme="minorHAnsi"/>
           <w:noProof/>
@@ -1325,7 +1318,7 @@
           <w14:ligatures w14:val="standardContextual"/>
         </w:rPr>
       </w:pPr>
-      <w:hyperlink w:anchor="_Toc232095947" w:history="1">
+      <w:hyperlink w:anchor="_Toc232344569" w:history="1">
         <w:r>
           <w:rPr>
             <w:rStyle w:val="aff9"/>
@@ -1361,7 +1354,7 @@
             <w:noProof/>
             <w:webHidden/>
           </w:rPr>
-          <w:instrText xml:space="preserve"> PAGEREF _Toc232095947 \h </w:instrText>
+          <w:instrText xml:space="preserve"> PAGEREF _Toc232344569 \h </w:instrText>
         </w:r>
         <w:r>
           <w:rPr>
@@ -1381,7 +1374,7 @@
             <w:noProof/>
             <w:webHidden/>
           </w:rPr>
-          <w:t>11</w:t>
+          <w:t>13</w:t>
         </w:r>
         <w:r>
           <w:rPr>
@@ -1396,7 +1389,7 @@
       <w:pPr>
         <w:pStyle w:val="TOC1"/>
         <w:tabs>
-          <w:tab w:val="right" w:leader="dot" w:pos="9118"/>
+          <w:tab w:val="right" w:leader="dot" w:pos="8494"/>
         </w:tabs>
         <w:rPr>
           <w:rFonts w:asciiTheme="minorHAnsi" w:eastAsiaTheme="minorEastAsia" w:hAnsiTheme="minorHAnsi"/>
@@ -1409,7 +1402,7 @@
           <w14:ligatures w14:val="standardContextual"/>
         </w:rPr>
       </w:pPr>
-      <w:hyperlink w:anchor="_Toc232095948" w:history="1">
+      <w:hyperlink w:anchor="_Toc232344570" w:history="1">
         <w:r>
           <w:rPr>
             <w:rStyle w:val="aff9"/>
@@ -1445,7 +1438,7 @@
             <w:noProof/>
             <w:webHidden/>
           </w:rPr>
-          <w:instrText xml:space="preserve"> PAGEREF _Toc232095948 \h </w:instrText>
+          <w:instrText xml:space="preserve"> PAGEREF _Toc232344570 \h </w:instrText>
         </w:r>
         <w:r>
           <w:rPr>
@@ -1465,7 +1458,7 @@
             <w:noProof/>
             <w:webHidden/>
           </w:rPr>
-          <w:t>12</w:t>
+          <w:t>14</w:t>
         </w:r>
         <w:r>
           <w:rPr>
@@ -1480,7 +1473,7 @@
       <w:pPr>
         <w:pStyle w:val="TOC1"/>
         <w:tabs>
-          <w:tab w:val="right" w:leader="dot" w:pos="9118"/>
+          <w:tab w:val="right" w:leader="dot" w:pos="8494"/>
         </w:tabs>
         <w:rPr>
           <w:rFonts w:asciiTheme="minorHAnsi" w:eastAsiaTheme="minorEastAsia" w:hAnsiTheme="minorHAnsi"/>
@@ -1493,7 +1486,7 @@
           <w14:ligatures w14:val="standardContextual"/>
         </w:rPr>
       </w:pPr>
-      <w:hyperlink w:anchor="_Toc232095949" w:history="1">
+      <w:hyperlink w:anchor="_Toc232344571" w:history="1">
         <w:r>
           <w:rPr>
             <w:rStyle w:val="aff9"/>
@@ -1529,7 +1522,7 @@
             <w:noProof/>
             <w:webHidden/>
           </w:rPr>
-          <w:instrText xml:space="preserve"> PAGEREF _Toc232095949 \h </w:instrText>
+          <w:instrText xml:space="preserve"> PAGEREF _Toc232344571 \h </w:instrText>
         </w:r>
         <w:r>
           <w:rPr>
@@ -1549,7 +1542,7 @@
             <w:noProof/>
             <w:webHidden/>
           </w:rPr>
-          <w:t>14</w:t>
+          <w:t>16</w:t>
         </w:r>
         <w:r>
           <w:rPr>
@@ -1564,7 +1557,7 @@
       <w:pPr>
         <w:pStyle w:val="TOC1"/>
         <w:tabs>
-          <w:tab w:val="right" w:leader="dot" w:pos="9118"/>
+          <w:tab w:val="right" w:leader="dot" w:pos="8494"/>
         </w:tabs>
         <w:rPr>
           <w:rFonts w:asciiTheme="minorHAnsi" w:eastAsiaTheme="minorEastAsia" w:hAnsiTheme="minorHAnsi"/>
@@ -1577,7 +1570,7 @@
           <w14:ligatures w14:val="standardContextual"/>
         </w:rPr>
       </w:pPr>
-      <w:hyperlink w:anchor="_Toc232095950" w:history="1">
+      <w:hyperlink w:anchor="_Toc232344572" w:history="1">
         <w:r>
           <w:rPr>
             <w:rStyle w:val="aff9"/>
@@ -1613,7 +1606,7 @@
             <w:noProof/>
             <w:webHidden/>
           </w:rPr>
-          <w:instrText xml:space="preserve"> PAGEREF _Toc232095950 \h </w:instrText>
+          <w:instrText xml:space="preserve"> PAGEREF _Toc232344572 \h </w:instrText>
         </w:r>
         <w:r>
           <w:rPr>
@@ -1633,7 +1626,7 @@
             <w:noProof/>
             <w:webHidden/>
           </w:rPr>
-          <w:t>15</w:t>
+          <w:t>17</w:t>
         </w:r>
         <w:r>
           <w:rPr>
@@ -1648,8 +1641,9 @@
       <w:pPr>
         <w:pStyle w:val="TOC2"/>
         <w:tabs>
-          <w:tab w:val="right" w:leader="dot" w:pos="9118"/>
+          <w:tab w:val="right" w:leader="dot" w:pos="8494"/>
         </w:tabs>
+        <w:ind w:left="480"/>
         <w:rPr>
           <w:rFonts w:asciiTheme="minorHAnsi" w:eastAsiaTheme="minorEastAsia" w:hAnsiTheme="minorHAnsi"/>
           <w:noProof/>
@@ -1661,7 +1655,7 @@
           <w14:ligatures w14:val="standardContextual"/>
         </w:rPr>
       </w:pPr>
-      <w:hyperlink w:anchor="_Toc232095951" w:history="1">
+      <w:hyperlink w:anchor="_Toc232344573" w:history="1">
         <w:r>
           <w:rPr>
             <w:rStyle w:val="aff9"/>
@@ -1697,7 +1691,7 @@
             <w:noProof/>
             <w:webHidden/>
           </w:rPr>
-          <w:instrText xml:space="preserve"> PAGEREF _Toc232095951 \h </w:instrText>
+          <w:instrText xml:space="preserve"> PAGEREF _Toc232344573 \h </w:instrText>
         </w:r>
         <w:r>
           <w:rPr>
@@ -1717,7 +1711,7 @@
             <w:noProof/>
             <w:webHidden/>
           </w:rPr>
-          <w:t>15</w:t>
+          <w:t>17</w:t>
         </w:r>
         <w:r>
           <w:rPr>
@@ -1732,8 +1726,9 @@
       <w:pPr>
         <w:pStyle w:val="TOC2"/>
         <w:tabs>
-          <w:tab w:val="right" w:leader="dot" w:pos="9118"/>
+          <w:tab w:val="right" w:leader="dot" w:pos="8494"/>
         </w:tabs>
+        <w:ind w:left="480"/>
         <w:rPr>
           <w:rFonts w:asciiTheme="minorHAnsi" w:eastAsiaTheme="minorEastAsia" w:hAnsiTheme="minorHAnsi"/>
           <w:noProof/>
@@ -1745,7 +1740,7 @@
           <w14:ligatures w14:val="standardContextual"/>
         </w:rPr>
       </w:pPr>
-      <w:hyperlink w:anchor="_Toc232095952" w:history="1">
+      <w:hyperlink w:anchor="_Toc232344574" w:history="1">
         <w:r>
           <w:rPr>
             <w:rStyle w:val="aff9"/>
@@ -1781,7 +1776,7 @@
             <w:noProof/>
             <w:webHidden/>
           </w:rPr>
-          <w:instrText xml:space="preserve"> PAGEREF _Toc232095952 \h </w:instrText>
+          <w:instrText xml:space="preserve"> PAGEREF _Toc232344574 \h </w:instrText>
         </w:r>
         <w:r>
           <w:rPr>
@@ -1801,7 +1796,7 @@
             <w:noProof/>
             <w:webHidden/>
           </w:rPr>
-          <w:t>15</w:t>
+          <w:t>17</w:t>
         </w:r>
         <w:r>
           <w:rPr>
@@ -1816,7 +1811,7 @@
       <w:pPr>
         <w:pStyle w:val="TOC1"/>
         <w:tabs>
-          <w:tab w:val="right" w:leader="dot" w:pos="9118"/>
+          <w:tab w:val="right" w:leader="dot" w:pos="8494"/>
         </w:tabs>
         <w:rPr>
           <w:rFonts w:asciiTheme="minorHAnsi" w:eastAsiaTheme="minorEastAsia" w:hAnsiTheme="minorHAnsi"/>
@@ -1829,7 +1824,7 @@
           <w14:ligatures w14:val="standardContextual"/>
         </w:rPr>
       </w:pPr>
-      <w:hyperlink w:anchor="_Toc232095953" w:history="1">
+      <w:hyperlink w:anchor="_Toc232344575" w:history="1">
         <w:r>
           <w:rPr>
             <w:rStyle w:val="aff9"/>
@@ -1865,7 +1860,7 @@
             <w:noProof/>
             <w:webHidden/>
           </w:rPr>
-          <w:instrText xml:space="preserve"> PAGEREF _Toc232095953 \h </w:instrText>
+          <w:instrText xml:space="preserve"> PAGEREF _Toc232344575 \h </w:instrText>
         </w:r>
         <w:r>
           <w:rPr>
@@ -1885,7 +1880,7 @@
             <w:noProof/>
             <w:webHidden/>
           </w:rPr>
-          <w:t>15</w:t>
+          <w:t>18</w:t>
         </w:r>
         <w:r>
           <w:rPr>
@@ -1913,7 +1908,7 @@
       <w:pPr>
         <w:pStyle w:val="1"/>
       </w:pPr>
-      <w:bookmarkStart w:id="0" w:name="_Toc232095940"/>
+      <w:bookmarkStart w:id="0" w:name="_Toc232344562"/>
       <w:r>
         <w:rPr>
           <w:rFonts w:ascii="Times New Roman" w:eastAsia="黑体" w:hAnsi="Times New Roman"/>
@@ -1926,9 +1921,8 @@
     </w:p>
     <w:p>
       <w:pPr>
-        <w:spacing w:after="100" w:line="360" w:lineRule="exact"/>
+        <w:spacing w:after="120"/>
         <w:ind w:firstLine="420"/>
-        <w:jc w:val="both"/>
       </w:pPr>
       <w:r>
         <w:t>本项目是九目标监督回归任务：以公司过去</w:t>
@@ -1970,7 +1964,13 @@
         <w:t>的</w:t>
       </w:r>
       <w:r>
-        <w:t xml:space="preserve"> nested GroupKFold</w:t>
+        <w:t xml:space="preserve"> nested </w:t>
+      </w:r>
+      <w:r>
+        <w:rPr>
+          <w:b/>
+        </w:rPr>
+        <w:t>GroupKFold</w:t>
       </w:r>
       <w:r>
         <w:t>。</w:t>
@@ -1979,31 +1979,61 @@
     <w:p>
       <w:pPr>
         <w:pStyle w:val="a0"/>
-        <w:spacing w:after="60" w:line="340" w:lineRule="exact"/>
+        <w:spacing w:after="120"/>
       </w:pPr>
       <w:r>
         <w:t>最终泛化估计采用</w:t>
       </w:r>
       <w:r>
-        <w:t xml:space="preserve"> M4 nested </w:t>
-      </w:r>
-      <w:r>
-        <w:t>残差模型，</w:t>
-      </w:r>
-      <w:r>
+        <w:t xml:space="preserve"> </w:t>
+      </w:r>
+      <w:r>
+        <w:rPr>
+          <w:b/>
+        </w:rPr>
+        <w:t xml:space="preserve">M4 nested </w:t>
+      </w:r>
+      <w:r>
+        <w:rPr>
+          <w:b/>
+        </w:rPr>
+        <w:t>残差模型</w:t>
+      </w:r>
+      <w:r>
+        <w:t>，</w:t>
+      </w:r>
+      <w:r>
+        <w:rPr>
+          <w:b/>
+        </w:rPr>
         <w:t xml:space="preserve">nested OOF </w:t>
       </w:r>
       <w:r>
+        <w:rPr>
+          <w:b/>
+        </w:rPr>
         <w:t>平均</w:t>
       </w:r>
       <w:r>
-        <w:t xml:space="preserve"> R² </w:t>
+        <w:rPr>
+          <w:b/>
+        </w:rPr>
+        <w:t xml:space="preserve"> R²</w:t>
+      </w:r>
+      <w:r>
+        <w:t xml:space="preserve"> </w:t>
       </w:r>
       <w:r>
         <w:t>为</w:t>
       </w:r>
       <w:r>
-        <w:t xml:space="preserve"> 0.7598</w:t>
+        <w:t xml:space="preserve"> </w:t>
+      </w:r>
+      <w:r>
+        <w:rPr>
+          <w:b/>
+        </w:rPr>
+        <w:t>0.7598</w:t>
       </w:r>
       <w:r>
         <w:t>，外层分折均值标准差为</w:t>
@@ -2018,13 +2048,25 @@
     <w:p>
       <w:pPr>
         <w:pStyle w:val="a0"/>
-        <w:spacing w:after="60" w:line="340" w:lineRule="exact"/>
+        <w:spacing w:after="120"/>
       </w:pPr>
       <w:r>
-        <w:t>规则基线并不弱。</w:t>
-      </w:r>
-      <w:r>
-        <w:t xml:space="preserve">B4 </w:t>
+        <w:rPr>
+          <w:b/>
+        </w:rPr>
+        <w:t>规则基线</w:t>
+      </w:r>
+      <w:r>
+        <w:t>并不弱。</w:t>
+      </w:r>
+      <w:r>
+        <w:rPr>
+          <w:b/>
+        </w:rPr>
+        <w:t>B4</w:t>
+      </w:r>
+      <w:r>
+        <w:t xml:space="preserve"> </w:t>
       </w:r>
       <w:r>
         <w:t>全量</w:t>
@@ -2069,31 +2111,55 @@
     <w:p>
       <w:pPr>
         <w:pStyle w:val="a0"/>
-        <w:spacing w:after="60" w:line="340" w:lineRule="exact"/>
+        <w:spacing w:after="120"/>
       </w:pPr>
       <w:r>
         <w:t xml:space="preserve">CatBoost </w:t>
       </w:r>
       <w:r>
-        <w:t>直接预测的消融结果显示，行业分类、完整元数据和工程化序列特征均未带来稳定提升。相比之下，残差建模的改善更加明显，说明该任务的关键不在于直接重建公司规模，而在于学习偏离历史惯性的部分。</w:t>
+        <w:t>直接预测的消融结果显示，行业分类、完整元数据和工程化序列特征均未带来稳定提升。相比之下，</w:t>
+      </w:r>
+      <w:r>
+        <w:rPr>
+          <w:b/>
+        </w:rPr>
+        <w:t>残差建模</w:t>
+      </w:r>
+      <w:r>
+        <w:t>的改善更加明显，说明该任务的关键不在于直接重建公司规模，而在于学习偏离历史惯性的部分。</w:t>
       </w:r>
     </w:p>
     <w:p>
       <w:pPr>
         <w:pStyle w:val="a0"/>
-        <w:spacing w:after="60" w:line="340" w:lineRule="exact"/>
+        <w:spacing w:after="120"/>
       </w:pPr>
       <w:r>
         <w:t>残差模型是核心改进。</w:t>
       </w:r>
       <w:r>
-        <w:t xml:space="preserve">M4 </w:t>
+        <w:rPr>
+          <w:b/>
+        </w:rPr>
+        <w:t>M4</w:t>
+      </w:r>
+      <w:r>
+        <w:t xml:space="preserve"> </w:t>
       </w:r>
       <w:r>
         <w:t>在</w:t>
       </w:r>
       <w:r>
-        <w:t xml:space="preserve"> B4 </w:t>
+        <w:t xml:space="preserve"> </w:t>
+      </w:r>
+      <w:r>
+        <w:rPr>
+          <w:b/>
+        </w:rPr>
+        <w:t>B4</w:t>
+      </w:r>
+      <w:r>
+        <w:t xml:space="preserve"> </w:t>
       </w:r>
       <w:r>
         <w:t>基线残差上训练，全量</w:t>
@@ -2129,7 +2195,13 @@
         <w:t>为</w:t>
       </w:r>
       <w:r>
-        <w:t xml:space="preserve"> 0.7598</w:t>
+        <w:t xml:space="preserve"> </w:t>
+      </w:r>
+      <w:r>
+        <w:rPr>
+          <w:b/>
+        </w:rPr>
+        <w:t>0.7598</w:t>
       </w:r>
       <w:r>
         <w:t>。</w:t>
@@ -2138,7 +2210,7 @@
     <w:p>
       <w:pPr>
         <w:pStyle w:val="a0"/>
-        <w:spacing w:after="60" w:line="340" w:lineRule="exact"/>
+        <w:spacing w:after="120"/>
       </w:pPr>
       <w:r>
         <w:t>会计一致性后处理没有被强行采用。全量</w:t>
@@ -2171,7 +2243,7 @@
     <w:p>
       <w:pPr>
         <w:pStyle w:val="a0"/>
-        <w:spacing w:after="60" w:line="340" w:lineRule="exact"/>
+        <w:spacing w:after="120"/>
       </w:pPr>
       <w:r>
         <w:t>最困难目标是股东权益，</w:t>
@@ -2233,8 +2305,8 @@
         <w:tblLook w:val="04A0" w:firstRow="1" w:lastRow="0" w:firstColumn="1" w:lastColumn="0" w:noHBand="0" w:noVBand="1"/>
       </w:tblPr>
       <w:tblGrid>
-        <w:gridCol w:w="4564"/>
-        <w:gridCol w:w="4564"/>
+        <w:gridCol w:w="4293"/>
+        <w:gridCol w:w="4351"/>
       </w:tblGrid>
       <w:tr>
         <w:trPr>
@@ -2332,12 +2404,14 @@
             </w:pPr>
             <w:r>
               <w:rPr>
+                <w:b/>
                 <w:sz w:val="19"/>
               </w:rPr>
               <w:t xml:space="preserve">M4 nested </w:t>
             </w:r>
             <w:r>
               <w:rPr>
+                <w:b/>
                 <w:sz w:val="19"/>
               </w:rPr>
               <w:t>残差模型</w:t>
@@ -2400,6 +2474,7 @@
             </w:pPr>
             <w:r>
               <w:rPr>
+                <w:b/>
                 <w:sz w:val="19"/>
               </w:rPr>
               <w:t>0.7598</w:t>
@@ -2522,30 +2597,35 @@
             </w:pPr>
             <w:r>
               <w:rPr>
+                <w:b/>
                 <w:sz w:val="19"/>
               </w:rPr>
               <w:t xml:space="preserve">M4 </w:t>
             </w:r>
             <w:r>
               <w:rPr>
+                <w:b/>
                 <w:sz w:val="19"/>
               </w:rPr>
               <w:t>残差模型，</w:t>
             </w:r>
             <w:r>
               <w:rPr>
+                <w:b/>
                 <w:sz w:val="19"/>
               </w:rPr>
               <w:t xml:space="preserve">nested </w:t>
             </w:r>
             <w:r>
               <w:rPr>
+                <w:b/>
                 <w:sz w:val="19"/>
               </w:rPr>
               <w:t>平均</w:t>
             </w:r>
             <w:r>
               <w:rPr>
+                <w:b/>
                 <w:sz w:val="19"/>
               </w:rPr>
               <w:t xml:space="preserve"> R² 0.7598</w:t>
@@ -2594,24 +2674,28 @@
             </w:pPr>
             <w:r>
               <w:rPr>
+                <w:b/>
                 <w:sz w:val="19"/>
               </w:rPr>
               <w:t xml:space="preserve">OOF </w:t>
             </w:r>
             <w:r>
               <w:rPr>
+                <w:b/>
                 <w:sz w:val="19"/>
               </w:rPr>
               <w:t>选择</w:t>
             </w:r>
             <w:r>
               <w:rPr>
+                <w:b/>
                 <w:sz w:val="19"/>
               </w:rPr>
               <w:t xml:space="preserve"> none</w:t>
             </w:r>
             <w:r>
               <w:rPr>
+                <w:b/>
                 <w:sz w:val="19"/>
               </w:rPr>
               <w:t>，不强制修正</w:t>
@@ -2709,6 +2793,7 @@
       </w:r>
       <w:r>
         <w:rPr>
+          <w:b/>
           <w:i/>
           <w:color w:val="666666"/>
           <w:sz w:val="17"/>
@@ -2722,13 +2807,315 @@
           <w:sz w:val="17"/>
         </w:rPr>
         <w:t>与最终提交校验结果整理。</w:t>
+      </w:r>
+    </w:p>
+    <w:p>
+      <w:pPr>
+        <w:spacing w:before="160" w:after="80"/>
+        <w:jc w:val="center"/>
+      </w:pPr>
+      <w:r>
+        <w:rPr>
+          <w:b/>
+          <w:sz w:val="22"/>
+        </w:rPr>
+        <w:t>核心流程可视化：验证协议与最终模型选择</w:t>
+      </w:r>
+    </w:p>
+    <w:tbl>
+      <w:tblPr>
+        <w:tblW w:w="0" w:type="auto"/>
+        <w:jc w:val="center"/>
+        <w:tblLayout w:type="fixed"/>
+        <w:tblLook w:val="04A0" w:firstRow="1" w:lastRow="0" w:firstColumn="1" w:lastColumn="0" w:noHBand="0" w:noVBand="1"/>
+      </w:tblPr>
+      <w:tblGrid>
+        <w:gridCol w:w="1728"/>
+        <w:gridCol w:w="1728"/>
+        <w:gridCol w:w="1728"/>
+        <w:gridCol w:w="1728"/>
+        <w:gridCol w:w="1728"/>
+      </w:tblGrid>
+      <w:tr>
+        <w:trPr>
+          <w:jc w:val="center"/>
+        </w:trPr>
+        <w:tc>
+          <w:tcPr>
+            <w:tcW w:w="1728" w:type="dxa"/>
+            <w:shd w:val="clear" w:color="auto" w:fill="D9D9D9"/>
+            <w:vAlign w:val="center"/>
+          </w:tcPr>
+          <w:p>
+            <w:pPr>
+              <w:spacing w:after="0" w:line="240" w:lineRule="auto"/>
+              <w:jc w:val="center"/>
+            </w:pPr>
+            <w:r>
+              <w:rPr>
+                <w:b/>
+                <w:sz w:val="18"/>
+              </w:rPr>
+              <w:t>原始输入</w:t>
+            </w:r>
+          </w:p>
+        </w:tc>
+        <w:tc>
+          <w:tcPr>
+            <w:tcW w:w="1728" w:type="dxa"/>
+            <w:shd w:val="clear" w:color="auto" w:fill="D9D9D9"/>
+            <w:vAlign w:val="center"/>
+          </w:tcPr>
+          <w:p>
+            <w:pPr>
+              <w:spacing w:after="0" w:line="240" w:lineRule="auto"/>
+              <w:jc w:val="center"/>
+            </w:pPr>
+            <w:r>
+              <w:rPr>
+                <w:b/>
+                <w:sz w:val="18"/>
+              </w:rPr>
+              <w:t>泄漏控制</w:t>
+            </w:r>
+          </w:p>
+        </w:tc>
+        <w:tc>
+          <w:tcPr>
+            <w:tcW w:w="1728" w:type="dxa"/>
+            <w:shd w:val="clear" w:color="auto" w:fill="D9D9D9"/>
+            <w:vAlign w:val="center"/>
+          </w:tcPr>
+          <w:p>
+            <w:pPr>
+              <w:spacing w:after="0" w:line="240" w:lineRule="auto"/>
+              <w:jc w:val="center"/>
+            </w:pPr>
+            <w:r>
+              <w:rPr>
+                <w:b/>
+                <w:sz w:val="18"/>
+              </w:rPr>
+              <w:t>模型比较</w:t>
+            </w:r>
+          </w:p>
+        </w:tc>
+        <w:tc>
+          <w:tcPr>
+            <w:tcW w:w="1728" w:type="dxa"/>
+            <w:shd w:val="clear" w:color="auto" w:fill="D9D9D9"/>
+            <w:vAlign w:val="center"/>
+          </w:tcPr>
+          <w:p>
+            <w:pPr>
+              <w:spacing w:after="0" w:line="240" w:lineRule="auto"/>
+              <w:jc w:val="center"/>
+            </w:pPr>
+            <w:r>
+              <w:rPr>
+                <w:b/>
+                <w:sz w:val="18"/>
+              </w:rPr>
+              <w:t>最终选择</w:t>
+            </w:r>
+          </w:p>
+        </w:tc>
+        <w:tc>
+          <w:tcPr>
+            <w:tcW w:w="1728" w:type="dxa"/>
+            <w:shd w:val="clear" w:color="auto" w:fill="D9D9D9"/>
+            <w:vAlign w:val="center"/>
+          </w:tcPr>
+          <w:p>
+            <w:pPr>
+              <w:spacing w:after="0" w:line="240" w:lineRule="auto"/>
+              <w:jc w:val="center"/>
+            </w:pPr>
+            <w:r>
+              <w:rPr>
+                <w:b/>
+                <w:sz w:val="18"/>
+              </w:rPr>
+              <w:t>交付校验</w:t>
+            </w:r>
+          </w:p>
+        </w:tc>
+      </w:tr>
+      <w:tr>
+        <w:trPr>
+          <w:jc w:val="center"/>
+        </w:trPr>
+        <w:tc>
+          <w:tcPr>
+            <w:tcW w:w="1728" w:type="dxa"/>
+            <w:shd w:val="clear" w:color="auto" w:fill="F2F2F2"/>
+            <w:vAlign w:val="center"/>
+          </w:tcPr>
+          <w:p>
+            <w:pPr>
+              <w:spacing w:after="0" w:line="240" w:lineRule="auto"/>
+              <w:jc w:val="center"/>
+            </w:pPr>
+            <w:r>
+              <w:rPr>
+                <w:sz w:val="16"/>
+              </w:rPr>
+              <w:t>train/test/sample</w:t>
+            </w:r>
+          </w:p>
+        </w:tc>
+        <w:tc>
+          <w:tcPr>
+            <w:tcW w:w="1728" w:type="dxa"/>
+            <w:shd w:val="clear" w:color="auto" w:fill="F2F2F2"/>
+            <w:vAlign w:val="center"/>
+          </w:tcPr>
+          <w:p>
+            <w:pPr>
+              <w:spacing w:after="0" w:line="240" w:lineRule="auto"/>
+              <w:jc w:val="center"/>
+            </w:pPr>
+            <w:r>
+              <w:rPr>
+                <w:sz w:val="16"/>
+              </w:rPr>
+              <w:t xml:space="preserve">Q1-Q10 </w:t>
+            </w:r>
+            <w:r>
+              <w:rPr>
+                <w:sz w:val="16"/>
+              </w:rPr>
+              <w:t>历史哈希</w:t>
+            </w:r>
+            <w:r>
+              <w:rPr>
+                <w:sz w:val="16"/>
+              </w:rPr>
+              <w:br/>
+              <w:t>GroupKFold</w:t>
+            </w:r>
+          </w:p>
+        </w:tc>
+        <w:tc>
+          <w:tcPr>
+            <w:tcW w:w="1728" w:type="dxa"/>
+            <w:shd w:val="clear" w:color="auto" w:fill="F2F2F2"/>
+            <w:vAlign w:val="center"/>
+          </w:tcPr>
+          <w:p>
+            <w:pPr>
+              <w:spacing w:after="0" w:line="240" w:lineRule="auto"/>
+              <w:jc w:val="center"/>
+            </w:pPr>
+            <w:r>
+              <w:rPr>
+                <w:sz w:val="16"/>
+              </w:rPr>
+              <w:t>B4/M3d/M4/M6</w:t>
+            </w:r>
+          </w:p>
+        </w:tc>
+        <w:tc>
+          <w:tcPr>
+            <w:tcW w:w="1728" w:type="dxa"/>
+            <w:shd w:val="clear" w:color="auto" w:fill="F2F2F2"/>
+            <w:vAlign w:val="center"/>
+          </w:tcPr>
+          <w:p>
+            <w:pPr>
+              <w:spacing w:after="0" w:line="240" w:lineRule="auto"/>
+              <w:jc w:val="center"/>
+            </w:pPr>
+            <w:r>
+              <w:rPr>
+                <w:b/>
+                <w:sz w:val="16"/>
+              </w:rPr>
+              <w:t>M4 nested</w:t>
+            </w:r>
+            <w:r>
+              <w:rPr>
+                <w:b/>
+                <w:sz w:val="16"/>
+              </w:rPr>
+              <w:br/>
+            </w:r>
+            <w:r>
+              <w:rPr>
+                <w:b/>
+                <w:sz w:val="16"/>
+              </w:rPr>
+              <w:t>残差模型</w:t>
+            </w:r>
+          </w:p>
+        </w:tc>
+        <w:tc>
+          <w:tcPr>
+            <w:tcW w:w="1728" w:type="dxa"/>
+            <w:shd w:val="clear" w:color="auto" w:fill="F2F2F2"/>
+            <w:vAlign w:val="center"/>
+          </w:tcPr>
+          <w:p>
+            <w:pPr>
+              <w:spacing w:after="0" w:line="240" w:lineRule="auto"/>
+              <w:jc w:val="center"/>
+            </w:pPr>
+            <w:r>
+              <w:rPr>
+                <w:sz w:val="16"/>
+              </w:rPr>
+              <w:t>Notebook/</w:t>
+            </w:r>
+            <w:r>
+              <w:rPr>
+                <w:sz w:val="16"/>
+              </w:rPr>
+              <w:t>报告</w:t>
+            </w:r>
+            <w:r>
+              <w:rPr>
+                <w:sz w:val="16"/>
+              </w:rPr>
+              <w:br/>
+              <w:t>submission</w:t>
+            </w:r>
+          </w:p>
+        </w:tc>
+      </w:tr>
+    </w:tbl>
+    <w:p>
+      <w:pPr>
+        <w:spacing w:before="40" w:after="160"/>
+        <w:jc w:val="center"/>
+      </w:pPr>
+      <w:r>
+        <w:rPr>
+          <w:i/>
+          <w:sz w:val="18"/>
+        </w:rPr>
+        <w:lastRenderedPageBreak/>
+        <w:t>资料来源：根据项目训练、</w:t>
+      </w:r>
+      <w:r>
+        <w:rPr>
+          <w:i/>
+          <w:sz w:val="18"/>
+        </w:rPr>
+        <w:t xml:space="preserve">nested GroupKFold </w:t>
+      </w:r>
+      <w:r>
+        <w:rPr>
+          <w:i/>
+          <w:sz w:val="18"/>
+        </w:rPr>
+        <w:t>与交付校验结果整理。</w:t>
       </w:r>
     </w:p>
     <w:p>
       <w:pPr>
         <w:pStyle w:val="1"/>
       </w:pPr>
-      <w:bookmarkStart w:id="1" w:name="_Toc232095941"/>
+      <w:bookmarkStart w:id="1" w:name="_Toc232344563"/>
       <w:r>
         <w:rPr>
           <w:rFonts w:ascii="Times New Roman" w:eastAsia="黑体" w:hAnsi="Times New Roman"/>
@@ -2752,7 +3139,7 @@
           <w:bottom w:val="single" w:sz="8" w:space="2" w:color="444444"/>
         </w:pBdr>
       </w:pPr>
-      <w:bookmarkStart w:id="2" w:name="_Toc232095942"/>
+      <w:bookmarkStart w:id="2" w:name="_Toc232344564"/>
       <w:r>
         <w:rPr>
           <w:rFonts w:ascii="Times New Roman" w:eastAsia="黑体" w:hAnsi="Times New Roman"/>
@@ -2769,9 +3156,8 @@
     </w:p>
     <w:p>
       <w:pPr>
-        <w:spacing w:after="100" w:line="360" w:lineRule="exact"/>
+        <w:spacing w:after="120"/>
         <w:ind w:firstLine="420"/>
-        <w:jc w:val="both"/>
       </w:pPr>
       <w:r>
         <w:t>目标列为总资产、总负债、股东权益、毛利、营业成本、营业收入、营业利润、营业费用和</w:t>
@@ -2813,7 +3199,13 @@
         <w:t>的列顺序完全沿用</w:t>
       </w:r>
       <w:r>
-        <w:t xml:space="preserve"> sample_submission.csv</w:t>
+        <w:t xml:space="preserve"> sample_</w:t>
+      </w:r>
+      <w:r>
+        <w:rPr>
+          <w:b/>
+        </w:rPr>
+        <w:t>submission.csv</w:t>
       </w:r>
       <w:r>
         <w:t>。</w:t>
@@ -2874,12 +3266,12 @@
       </w:tblPr>
       <w:tblGrid>
         <w:gridCol w:w="1472"/>
-        <w:gridCol w:w="1300"/>
-        <w:gridCol w:w="1299"/>
-        <w:gridCol w:w="1299"/>
-        <w:gridCol w:w="1300"/>
-        <w:gridCol w:w="1299"/>
-        <w:gridCol w:w="1299"/>
+        <w:gridCol w:w="1201"/>
+        <w:gridCol w:w="1190"/>
+        <w:gridCol w:w="1198"/>
+        <w:gridCol w:w="1213"/>
+        <w:gridCol w:w="1190"/>
+        <w:gridCol w:w="1180"/>
       </w:tblGrid>
       <w:tr>
         <w:trPr>
@@ -3421,7 +3813,6 @@
               <w:rPr>
                 <w:sz w:val="17"/>
               </w:rPr>
-              <w:lastRenderedPageBreak/>
               <w:t>sample_submission</w:t>
             </w:r>
           </w:p>
@@ -3618,9 +4009,9 @@
         <w:tblLook w:val="04A0" w:firstRow="1" w:lastRow="0" w:firstColumn="1" w:lastColumn="0" w:noHBand="0" w:noVBand="1"/>
       </w:tblPr>
       <w:tblGrid>
-        <w:gridCol w:w="3043"/>
-        <w:gridCol w:w="3043"/>
-        <w:gridCol w:w="3043"/>
+        <w:gridCol w:w="2926"/>
+        <w:gridCol w:w="2816"/>
+        <w:gridCol w:w="2902"/>
       </w:tblGrid>
       <w:tr>
         <w:trPr>
@@ -4042,7 +4433,7 @@
           <w:bottom w:val="single" w:sz="8" w:space="2" w:color="444444"/>
         </w:pBdr>
       </w:pPr>
-      <w:bookmarkStart w:id="3" w:name="_Toc232095943"/>
+      <w:bookmarkStart w:id="3" w:name="_Toc232344565"/>
       <w:r>
         <w:rPr>
           <w:rFonts w:ascii="Times New Roman" w:eastAsia="黑体" w:hAnsi="Times New Roman"/>
@@ -4059,9 +4450,8 @@
     </w:p>
     <w:p>
       <w:pPr>
-        <w:spacing w:after="100" w:line="360" w:lineRule="exact"/>
+        <w:spacing w:after="120"/>
         <w:ind w:firstLine="420"/>
-        <w:jc w:val="both"/>
       </w:pPr>
       <w:r>
         <w:t>训练集和测试集均存在完全相同的历史特征记录。若使用普通</w:t>
@@ -4118,10 +4508,10 @@
       </w:tblPr>
       <w:tblGrid>
         <w:gridCol w:w="3029"/>
-        <w:gridCol w:w="1539"/>
-        <w:gridCol w:w="1540"/>
-        <w:gridCol w:w="1540"/>
-        <w:gridCol w:w="1620"/>
+        <w:gridCol w:w="1372"/>
+        <w:gridCol w:w="1372"/>
+        <w:gridCol w:w="1372"/>
+        <w:gridCol w:w="1499"/>
       </w:tblGrid>
       <w:tr>
         <w:trPr>
@@ -4273,6 +4663,7 @@
               <w:rPr>
                 <w:sz w:val="16"/>
               </w:rPr>
+              <w:lastRenderedPageBreak/>
               <w:t>train_non_id</w:t>
             </w:r>
           </w:p>
@@ -4901,10 +5292,10 @@
         <w:tblLook w:val="04A0" w:firstRow="1" w:lastRow="0" w:firstColumn="1" w:lastColumn="0" w:noHBand="0" w:noVBand="1"/>
       </w:tblPr>
       <w:tblGrid>
-        <w:gridCol w:w="2282"/>
-        <w:gridCol w:w="2282"/>
-        <w:gridCol w:w="2282"/>
-        <w:gridCol w:w="2282"/>
+        <w:gridCol w:w="2155"/>
+        <w:gridCol w:w="2171"/>
+        <w:gridCol w:w="2171"/>
+        <w:gridCol w:w="2147"/>
       </w:tblGrid>
       <w:tr>
         <w:trPr>
@@ -5799,6 +6190,7 @@
               <w:rPr>
                 <w:sz w:val="17"/>
               </w:rPr>
+              <w:lastRenderedPageBreak/>
               <w:t>Q9</w:t>
             </w:r>
           </w:p>
@@ -5894,7 +6286,6 @@
               <w:rPr>
                 <w:sz w:val="17"/>
               </w:rPr>
-              <w:lastRenderedPageBreak/>
               <w:t>Q10</w:t>
             </w:r>
           </w:p>
@@ -5991,7 +6382,7 @@
       <w:pPr>
         <w:pStyle w:val="1"/>
       </w:pPr>
-      <w:bookmarkStart w:id="4" w:name="_Toc232095944"/>
+      <w:bookmarkStart w:id="4" w:name="_Toc232344566"/>
       <w:r>
         <w:rPr>
           <w:rFonts w:ascii="Times New Roman" w:eastAsia="黑体" w:hAnsi="Times New Roman"/>
@@ -6010,9 +6401,8 @@
     </w:p>
     <w:p>
       <w:pPr>
-        <w:spacing w:after="100" w:line="360" w:lineRule="exact"/>
+        <w:spacing w:after="120"/>
         <w:ind w:firstLine="420"/>
-        <w:jc w:val="both"/>
       </w:pPr>
       <w:r>
         <w:t xml:space="preserve">EDA </w:t>
@@ -6024,6 +6414,7 @@
     <w:p>
       <w:pPr>
         <w:keepNext/>
+        <w:spacing w:before="80" w:after="80" w:line="4235" w:lineRule="atLeast"/>
         <w:jc w:val="center"/>
       </w:pPr>
       <w:r>
@@ -6031,10 +6422,10 @@
           <w:noProof/>
         </w:rPr>
         <w:drawing>
-          <wp:inline distT="0" distB="0" distL="0" distR="0" wp14:anchorId="00E92D59" wp14:editId="0C7D6655">
-            <wp:extent cx="5472000" cy="2711136"/>
+          <wp:inline distT="0" distB="0" distL="0" distR="0" wp14:anchorId="563C6359" wp14:editId="65BC20A6">
+            <wp:extent cx="5120640" cy="2537052"/>
             <wp:effectExtent l="0" t="0" r="0" b="0"/>
-            <wp:docPr id="1" name="Picture 1"/>
+            <wp:docPr id="27" name="Picture 27"/>
             <wp:cNvGraphicFramePr>
               <a:graphicFrameLocks xmlns:a="http://schemas.openxmlformats.org/drawingml/2006/main" noChangeAspect="1"/>
             </wp:cNvGraphicFramePr>
@@ -6042,7 +6433,7 @@
               <a:graphicData uri="http://schemas.openxmlformats.org/drawingml/2006/picture">
                 <pic:pic xmlns:pic="http://schemas.openxmlformats.org/drawingml/2006/picture">
                   <pic:nvPicPr>
-                    <pic:cNvPr id="0" name="fig01_sector_distribution.png"/>
+                    <pic:cNvPr id="0" name="image.png"/>
                     <pic:cNvPicPr/>
                   </pic:nvPicPr>
                   <pic:blipFill>
@@ -6054,7 +6445,7 @@
                   <pic:spPr>
                     <a:xfrm>
                       <a:off x="0" y="0"/>
-                      <a:ext cx="5472000" cy="2711136"/>
+                      <a:ext cx="5120640" cy="2537052"/>
                     </a:xfrm>
                     <a:prstGeom prst="rect">
                       <a:avLst/>
@@ -6099,13 +6490,11 @@
     </w:p>
     <w:p>
       <w:pPr>
-        <w:spacing w:after="40" w:line="360" w:lineRule="exact"/>
-        <w:jc w:val="both"/>
+        <w:spacing w:after="120"/>
       </w:pPr>
       <w:r>
         <w:rPr>
           <w:color w:val="666666"/>
-          <w:sz w:val="19"/>
         </w:rPr>
         <w:t>图表解读：板块分布决定模型能否在行业维度上稳定外推。样本并非均匀覆盖，报告后续不把行业变量视为无风险增强。</w:t>
       </w:r>
@@ -6127,6 +6516,7 @@
     <w:p>
       <w:pPr>
         <w:keepNext/>
+        <w:spacing w:before="80" w:after="80" w:line="5872" w:lineRule="atLeast"/>
         <w:jc w:val="center"/>
       </w:pPr>
       <w:r>
@@ -6135,10 +6525,10 @@
         </w:rPr>
         <w:lastRenderedPageBreak/>
         <w:drawing>
-          <wp:inline distT="0" distB="0" distL="0" distR="0" wp14:anchorId="41CB8ACB" wp14:editId="389870C4">
-            <wp:extent cx="5472000" cy="3821919"/>
+          <wp:inline distT="0" distB="0" distL="0" distR="0" wp14:anchorId="7D3D7FE7" wp14:editId="3B60CDEF">
+            <wp:extent cx="5120640" cy="3576512"/>
             <wp:effectExtent l="0" t="0" r="0" b="0"/>
-            <wp:docPr id="2" name="Picture 2"/>
+            <wp:docPr id="28" name="Picture 28"/>
             <wp:cNvGraphicFramePr>
               <a:graphicFrameLocks xmlns:a="http://schemas.openxmlformats.org/drawingml/2006/main" noChangeAspect="1"/>
             </wp:cNvGraphicFramePr>
@@ -6146,7 +6536,7 @@
               <a:graphicData uri="http://schemas.openxmlformats.org/drawingml/2006/picture">
                 <pic:pic xmlns:pic="http://schemas.openxmlformats.org/drawingml/2006/picture">
                   <pic:nvPicPr>
-                    <pic:cNvPr id="0" name="fig02_industry_top20.png"/>
+                    <pic:cNvPr id="0" name="image.png"/>
                     <pic:cNvPicPr/>
                   </pic:nvPicPr>
                   <pic:blipFill>
@@ -6158,7 +6548,7 @@
                   <pic:spPr>
                     <a:xfrm>
                       <a:off x="0" y="0"/>
-                      <a:ext cx="5472000" cy="3821919"/>
+                      <a:ext cx="5120640" cy="3576512"/>
                     </a:xfrm>
                     <a:prstGeom prst="rect">
                       <a:avLst/>
@@ -6219,13 +6609,11 @@
     </w:p>
     <w:p>
       <w:pPr>
-        <w:spacing w:after="40" w:line="360" w:lineRule="exact"/>
-        <w:jc w:val="both"/>
+        <w:spacing w:after="120"/>
       </w:pPr>
       <w:r>
         <w:rPr>
           <w:color w:val="666666"/>
-          <w:sz w:val="19"/>
         </w:rPr>
         <w:t>图表解读：行业集中度较高，行业变量能提供横截面先验，但也可能放大样本内结构偏差。</w:t>
       </w:r>
@@ -6247,6 +6635,7 @@
     <w:p>
       <w:pPr>
         <w:keepNext/>
+        <w:spacing w:before="80" w:after="80" w:line="5875" w:lineRule="atLeast"/>
         <w:jc w:val="center"/>
       </w:pPr>
       <w:r>
@@ -6255,10 +6644,10 @@
         </w:rPr>
         <w:lastRenderedPageBreak/>
         <w:drawing>
-          <wp:inline distT="0" distB="0" distL="0" distR="0" wp14:anchorId="4B2AD749" wp14:editId="4591DB51">
-            <wp:extent cx="5472000" cy="3823763"/>
+          <wp:inline distT="0" distB="0" distL="0" distR="0" wp14:anchorId="0BC91DF9" wp14:editId="3D8F8C42">
+            <wp:extent cx="5120640" cy="3578237"/>
             <wp:effectExtent l="0" t="0" r="0" b="0"/>
-            <wp:docPr id="3" name="Picture 3"/>
+            <wp:docPr id="29" name="Picture 29"/>
             <wp:cNvGraphicFramePr>
               <a:graphicFrameLocks xmlns:a="http://schemas.openxmlformats.org/drawingml/2006/main" noChangeAspect="1"/>
             </wp:cNvGraphicFramePr>
@@ -6266,7 +6655,7 @@
               <a:graphicData uri="http://schemas.openxmlformats.org/drawingml/2006/picture">
                 <pic:pic xmlns:pic="http://schemas.openxmlformats.org/drawingml/2006/picture">
                   <pic:nvPicPr>
-                    <pic:cNvPr id="0" name="fig03_missing_top20.png"/>
+                    <pic:cNvPr id="0" name="image.png"/>
                     <pic:cNvPicPr/>
                   </pic:nvPicPr>
                   <pic:blipFill>
@@ -6278,7 +6667,7 @@
                   <pic:spPr>
                     <a:xfrm>
                       <a:off x="0" y="0"/>
-                      <a:ext cx="5472000" cy="3823763"/>
+                      <a:ext cx="5120640" cy="3578237"/>
                     </a:xfrm>
                     <a:prstGeom prst="rect">
                       <a:avLst/>
@@ -6323,13 +6712,11 @@
     </w:p>
     <w:p>
       <w:pPr>
-        <w:spacing w:after="40" w:line="360" w:lineRule="exact"/>
-        <w:jc w:val="both"/>
+        <w:spacing w:after="120"/>
       </w:pPr>
       <w:r>
         <w:rPr>
           <w:color w:val="666666"/>
-          <w:sz w:val="19"/>
         </w:rPr>
         <w:t>图表解读：高缺失字段集中在估值、风险和远期财务项目，缺失模式本身具有信息含量。</w:t>
       </w:r>
@@ -6351,6 +6738,7 @@
     <w:p>
       <w:pPr>
         <w:keepNext/>
+        <w:spacing w:before="80" w:after="80" w:line="3834" w:lineRule="atLeast"/>
         <w:jc w:val="center"/>
       </w:pPr>
       <w:r>
@@ -6358,10 +6746,10 @@
           <w:noProof/>
         </w:rPr>
         <w:drawing>
-          <wp:inline distT="0" distB="0" distL="0" distR="0" wp14:anchorId="07979D6D" wp14:editId="5E7F20C2">
-            <wp:extent cx="5472000" cy="2438549"/>
+          <wp:inline distT="0" distB="0" distL="0" distR="0" wp14:anchorId="47049FA9" wp14:editId="176DEE83">
+            <wp:extent cx="5120640" cy="2281968"/>
             <wp:effectExtent l="0" t="0" r="0" b="0"/>
-            <wp:docPr id="4" name="Picture 4"/>
+            <wp:docPr id="30" name="Picture 30"/>
             <wp:cNvGraphicFramePr>
               <a:graphicFrameLocks xmlns:a="http://schemas.openxmlformats.org/drawingml/2006/main" noChangeAspect="1"/>
             </wp:cNvGraphicFramePr>
@@ -6369,7 +6757,7 @@
               <a:graphicData uri="http://schemas.openxmlformats.org/drawingml/2006/picture">
                 <pic:pic xmlns:pic="http://schemas.openxmlformats.org/drawingml/2006/picture">
                   <pic:nvPicPr>
-                    <pic:cNvPr id="0" name="fig04_missing_by_quarter.png"/>
+                    <pic:cNvPr id="0" name="image.png"/>
                     <pic:cNvPicPr/>
                   </pic:nvPicPr>
                   <pic:blipFill>
@@ -6381,7 +6769,7 @@
                   <pic:spPr>
                     <a:xfrm>
                       <a:off x="0" y="0"/>
-                      <a:ext cx="5472000" cy="2438549"/>
+                      <a:ext cx="5120640" cy="2281968"/>
                     </a:xfrm>
                     <a:prstGeom prst="rect">
                       <a:avLst/>
@@ -6426,55 +6814,47 @@
     </w:p>
     <w:p>
       <w:pPr>
-        <w:spacing w:after="40" w:line="360" w:lineRule="exact"/>
-        <w:jc w:val="both"/>
+        <w:spacing w:after="120"/>
       </w:pPr>
       <w:r>
         <w:rPr>
           <w:color w:val="666666"/>
-          <w:sz w:val="19"/>
         </w:rPr>
         <w:t>图表解读：</w:t>
       </w:r>
       <w:r>
         <w:rPr>
           <w:color w:val="666666"/>
-          <w:sz w:val="19"/>
         </w:rPr>
         <w:t>Q7</w:t>
       </w:r>
       <w:r>
         <w:rPr>
           <w:color w:val="666666"/>
-          <w:sz w:val="19"/>
         </w:rPr>
         <w:t>、</w:t>
       </w:r>
       <w:r>
         <w:rPr>
           <w:color w:val="666666"/>
-          <w:sz w:val="19"/>
         </w:rPr>
         <w:t>Q9</w:t>
       </w:r>
       <w:r>
         <w:rPr>
           <w:color w:val="666666"/>
-          <w:sz w:val="19"/>
         </w:rPr>
         <w:t>、</w:t>
       </w:r>
       <w:r>
         <w:rPr>
           <w:color w:val="666666"/>
-          <w:sz w:val="19"/>
         </w:rPr>
         <w:t xml:space="preserve">Q10 </w:t>
       </w:r>
       <w:r>
         <w:rPr>
           <w:color w:val="666666"/>
-          <w:sz w:val="19"/>
         </w:rPr>
         <w:t>的平均缺失率明显抬升，说明较早季度信息质量弱于最近季度。</w:t>
       </w:r>
@@ -6496,6 +6876,7 @@
     <w:p>
       <w:pPr>
         <w:keepNext/>
+        <w:spacing w:before="80" w:after="80" w:line="6136" w:lineRule="atLeast"/>
         <w:jc w:val="center"/>
       </w:pPr>
       <w:r>
@@ -6504,10 +6885,10 @@
         </w:rPr>
         <w:lastRenderedPageBreak/>
         <w:drawing>
-          <wp:inline distT="0" distB="0" distL="0" distR="0" wp14:anchorId="4E189B3A" wp14:editId="2107D75D">
-            <wp:extent cx="5472000" cy="4000637"/>
+          <wp:inline distT="0" distB="0" distL="0" distR="0" wp14:anchorId="6F63E271" wp14:editId="65F2F47F">
+            <wp:extent cx="5120640" cy="3743754"/>
             <wp:effectExtent l="0" t="0" r="0" b="0"/>
-            <wp:docPr id="5" name="Picture 5"/>
+            <wp:docPr id="31" name="Picture 31"/>
             <wp:cNvGraphicFramePr>
               <a:graphicFrameLocks xmlns:a="http://schemas.openxmlformats.org/drawingml/2006/main" noChangeAspect="1"/>
             </wp:cNvGraphicFramePr>
@@ -6515,7 +6896,7 @@
               <a:graphicData uri="http://schemas.openxmlformats.org/drawingml/2006/picture">
                 <pic:pic xmlns:pic="http://schemas.openxmlformats.org/drawingml/2006/picture">
                   <pic:nvPicPr>
-                    <pic:cNvPr id="0" name="fig05_target_distributions.png"/>
+                    <pic:cNvPr id="0" name="image.png"/>
                     <pic:cNvPicPr/>
                   </pic:nvPicPr>
                   <pic:blipFill>
@@ -6527,7 +6908,7 @@
                   <pic:spPr>
                     <a:xfrm>
                       <a:off x="0" y="0"/>
-                      <a:ext cx="5472000" cy="4000637"/>
+                      <a:ext cx="5120640" cy="3743754"/>
                     </a:xfrm>
                     <a:prstGeom prst="rect">
                       <a:avLst/>
@@ -6588,27 +6969,23 @@
     </w:p>
     <w:p>
       <w:pPr>
-        <w:spacing w:after="40" w:line="360" w:lineRule="exact"/>
-        <w:jc w:val="both"/>
+        <w:spacing w:after="120"/>
       </w:pPr>
       <w:r>
         <w:rPr>
           <w:color w:val="666666"/>
-          <w:sz w:val="19"/>
         </w:rPr>
         <w:t>图表解读：目标分布厚尾且允许负值，简单</w:t>
       </w:r>
       <w:r>
         <w:rPr>
           <w:color w:val="666666"/>
-          <w:sz w:val="19"/>
         </w:rPr>
         <w:t xml:space="preserve"> log1p </w:t>
       </w:r>
       <w:r>
         <w:rPr>
           <w:color w:val="666666"/>
-          <w:sz w:val="19"/>
         </w:rPr>
         <w:t>变换会破坏符号信息。</w:t>
       </w:r>
@@ -6630,6 +7007,7 @@
     <w:p>
       <w:pPr>
         <w:keepNext/>
+        <w:spacing w:before="80" w:after="80" w:line="3973" w:lineRule="atLeast"/>
         <w:jc w:val="center"/>
       </w:pPr>
       <w:r>
@@ -6637,10 +7015,10 @@
           <w:noProof/>
         </w:rPr>
         <w:drawing>
-          <wp:inline distT="0" distB="0" distL="0" distR="0" wp14:anchorId="44DDD5B7" wp14:editId="0D5C9989">
-            <wp:extent cx="5472000" cy="2532851"/>
+          <wp:inline distT="0" distB="0" distL="0" distR="0" wp14:anchorId="349A9842" wp14:editId="29CFF9F0">
+            <wp:extent cx="5120640" cy="2370215"/>
             <wp:effectExtent l="0" t="0" r="0" b="0"/>
-            <wp:docPr id="6" name="Picture 6"/>
+            <wp:docPr id="32" name="Picture 32"/>
             <wp:cNvGraphicFramePr>
               <a:graphicFrameLocks xmlns:a="http://schemas.openxmlformats.org/drawingml/2006/main" noChangeAspect="1"/>
             </wp:cNvGraphicFramePr>
@@ -6648,7 +7026,7 @@
               <a:graphicData uri="http://schemas.openxmlformats.org/drawingml/2006/picture">
                 <pic:pic xmlns:pic="http://schemas.openxmlformats.org/drawingml/2006/picture">
                   <pic:nvPicPr>
-                    <pic:cNvPr id="0" name="fig06_lag_correlation_heatmap.png"/>
+                    <pic:cNvPr id="0" name="image.png"/>
                     <pic:cNvPicPr/>
                   </pic:nvPicPr>
                   <pic:blipFill>
@@ -6660,7 +7038,7 @@
                   <pic:spPr>
                     <a:xfrm>
                       <a:off x="0" y="0"/>
-                      <a:ext cx="5472000" cy="2532851"/>
+                      <a:ext cx="5120640" cy="2370215"/>
                     </a:xfrm>
                     <a:prstGeom prst="rect">
                       <a:avLst/>
@@ -6721,29 +7099,31 @@
     </w:p>
     <w:p>
       <w:pPr>
-        <w:spacing w:after="40" w:line="360" w:lineRule="exact"/>
-        <w:jc w:val="both"/>
+        <w:spacing w:after="120"/>
       </w:pPr>
       <w:r>
-        <w:rPr>
-          <w:color w:val="666666"/>
-          <w:sz w:val="19"/>
-        </w:rPr>
         <w:t>图表解读：最近季度和部分年度同比位置提供主要预测信息，支持</w:t>
       </w:r>
       <w:r>
-        <w:rPr>
-          <w:color w:val="666666"/>
-          <w:sz w:val="19"/>
-        </w:rPr>
-        <w:t xml:space="preserve"> B1/B4 </w:t>
-      </w:r>
-      <w:r>
-        <w:rPr>
-          <w:color w:val="666666"/>
-          <w:sz w:val="19"/>
-        </w:rPr>
-        <w:t>规则基线作为强起点。</w:t>
+        <w:t xml:space="preserve"> B1/</w:t>
+      </w:r>
+      <w:r>
+        <w:rPr>
+          <w:b/>
+        </w:rPr>
+        <w:t>B4</w:t>
+      </w:r>
+      <w:r>
+        <w:t xml:space="preserve"> </w:t>
+      </w:r>
+      <w:r>
+        <w:rPr>
+          <w:b/>
+        </w:rPr>
+        <w:t>规则基线</w:t>
+      </w:r>
+      <w:r>
+        <w:t>作为强起点。</w:t>
       </w:r>
     </w:p>
     <w:p>
@@ -6763,6 +7143,7 @@
     <w:p>
       <w:pPr>
         <w:keepNext/>
+        <w:spacing w:before="80" w:after="80" w:line="3845" w:lineRule="atLeast"/>
         <w:jc w:val="center"/>
       </w:pPr>
       <w:r>
@@ -6771,10 +7152,10 @@
         </w:rPr>
         <w:lastRenderedPageBreak/>
         <w:drawing>
-          <wp:inline distT="0" distB="0" distL="0" distR="0" wp14:anchorId="347ADE42" wp14:editId="68AD5A5F">
-            <wp:extent cx="5472000" cy="2445916"/>
+          <wp:inline distT="0" distB="0" distL="0" distR="0" wp14:anchorId="2AB43D7C" wp14:editId="5FA79AF5">
+            <wp:extent cx="5120640" cy="2288862"/>
             <wp:effectExtent l="0" t="0" r="0" b="0"/>
-            <wp:docPr id="7" name="Picture 7"/>
+            <wp:docPr id="33" name="Picture 33"/>
             <wp:cNvGraphicFramePr>
               <a:graphicFrameLocks xmlns:a="http://schemas.openxmlformats.org/drawingml/2006/main" noChangeAspect="1"/>
             </wp:cNvGraphicFramePr>
@@ -6782,7 +7163,7 @@
               <a:graphicData uri="http://schemas.openxmlformats.org/drawingml/2006/picture">
                 <pic:pic xmlns:pic="http://schemas.openxmlformats.org/drawingml/2006/picture">
                   <pic:nvPicPr>
-                    <pic:cNvPr id="0" name="fig07_accounting_identity_error.png"/>
+                    <pic:cNvPr id="0" name="image.png"/>
                     <pic:cNvPicPr/>
                   </pic:nvPicPr>
                   <pic:blipFill>
@@ -6794,7 +7175,7 @@
                   <pic:spPr>
                     <a:xfrm>
                       <a:off x="0" y="0"/>
-                      <a:ext cx="5472000" cy="2445916"/>
+                      <a:ext cx="5120640" cy="2288862"/>
                     </a:xfrm>
                     <a:prstGeom prst="rect">
                       <a:avLst/>
@@ -6839,27 +7220,23 @@
     </w:p>
     <w:p>
       <w:pPr>
-        <w:spacing w:after="40" w:line="360" w:lineRule="exact"/>
-        <w:jc w:val="both"/>
+        <w:spacing w:after="120"/>
       </w:pPr>
       <w:r>
         <w:rPr>
           <w:color w:val="666666"/>
-          <w:sz w:val="19"/>
         </w:rPr>
         <w:t>图表解读：会计关系总体有约束力，但尾部误差较重，机械修正需要</w:t>
       </w:r>
       <w:r>
         <w:rPr>
           <w:color w:val="666666"/>
-          <w:sz w:val="19"/>
         </w:rPr>
         <w:t xml:space="preserve"> OOF </w:t>
       </w:r>
       <w:r>
         <w:rPr>
           <w:color w:val="666666"/>
-          <w:sz w:val="19"/>
         </w:rPr>
         <w:t>验证。</w:t>
       </w:r>
@@ -6881,6 +7258,7 @@
     <w:p>
       <w:pPr>
         <w:keepNext/>
+        <w:spacing w:before="80" w:after="80" w:line="7572" w:lineRule="atLeast"/>
         <w:jc w:val="center"/>
       </w:pPr>
       <w:r>
@@ -6889,10 +7267,10 @@
         </w:rPr>
         <w:lastRenderedPageBreak/>
         <w:drawing>
-          <wp:inline distT="0" distB="0" distL="0" distR="0" wp14:anchorId="5D70EAE4" wp14:editId="4FF01ABF">
-            <wp:extent cx="5472000" cy="4974982"/>
+          <wp:inline distT="0" distB="0" distL="0" distR="0" wp14:anchorId="3BF08BD6" wp14:editId="16315AA0">
+            <wp:extent cx="5120640" cy="4655536"/>
             <wp:effectExtent l="0" t="0" r="0" b="0"/>
-            <wp:docPr id="8" name="Picture 8"/>
+            <wp:docPr id="34" name="Picture 34"/>
             <wp:cNvGraphicFramePr>
               <a:graphicFrameLocks xmlns:a="http://schemas.openxmlformats.org/drawingml/2006/main" noChangeAspect="1"/>
             </wp:cNvGraphicFramePr>
@@ -6900,7 +7278,7 @@
               <a:graphicData uri="http://schemas.openxmlformats.org/drawingml/2006/picture">
                 <pic:pic xmlns:pic="http://schemas.openxmlformats.org/drawingml/2006/picture">
                   <pic:nvPicPr>
-                    <pic:cNvPr id="0" name="fig08_target_correlation_heatmap.png"/>
+                    <pic:cNvPr id="0" name="image.png"/>
                     <pic:cNvPicPr/>
                   </pic:nvPicPr>
                   <pic:blipFill>
@@ -6912,7 +7290,7 @@
                   <pic:spPr>
                     <a:xfrm>
                       <a:off x="0" y="0"/>
-                      <a:ext cx="5472000" cy="4974982"/>
+                      <a:ext cx="5120640" cy="4655536"/>
                     </a:xfrm>
                     <a:prstGeom prst="rect">
                       <a:avLst/>
@@ -6957,13 +7335,11 @@
     </w:p>
     <w:p>
       <w:pPr>
-        <w:spacing w:after="40" w:line="360" w:lineRule="exact"/>
-        <w:jc w:val="both"/>
+        <w:spacing w:after="120"/>
       </w:pPr>
       <w:r>
         <w:rPr>
           <w:color w:val="666666"/>
-          <w:sz w:val="19"/>
         </w:rPr>
         <w:t>图表解读：收入、成本、利润类指标相关性较高，权益类指标更容易受重分类和异常项目影响。</w:t>
       </w:r>
@@ -7020,11 +7396,11 @@
         <w:tblLook w:val="04A0" w:firstRow="1" w:lastRow="0" w:firstColumn="1" w:lastColumn="0" w:noHBand="0" w:noVBand="1"/>
       </w:tblPr>
       <w:tblGrid>
-        <w:gridCol w:w="1826"/>
-        <w:gridCol w:w="1826"/>
-        <w:gridCol w:w="1826"/>
-        <w:gridCol w:w="1826"/>
-        <w:gridCol w:w="1826"/>
+        <w:gridCol w:w="1723"/>
+        <w:gridCol w:w="1744"/>
+        <w:gridCol w:w="1765"/>
+        <w:gridCol w:w="1713"/>
+        <w:gridCol w:w="1699"/>
       </w:tblGrid>
       <w:tr>
         <w:trPr>
@@ -7772,6 +8148,7 @@
               <w:rPr>
                 <w:sz w:val="17"/>
               </w:rPr>
+              <w:lastRenderedPageBreak/>
               <w:t>营业收入</w:t>
             </w:r>
           </w:p>
@@ -8246,12 +8623,10 @@
     </w:p>
     <w:p>
       <w:pPr>
-        <w:spacing w:after="100" w:line="360" w:lineRule="exact"/>
+        <w:spacing w:after="120"/>
         <w:ind w:firstLine="420"/>
-        <w:jc w:val="both"/>
       </w:pPr>
       <w:r>
-        <w:lastRenderedPageBreak/>
         <w:t>目标分布的一个关键特征是厚尾和符号混合。营业利润正值占比约</w:t>
       </w:r>
       <w:r>
@@ -8283,7 +8658,7 @@
       <w:pPr>
         <w:pStyle w:val="1"/>
       </w:pPr>
-      <w:bookmarkStart w:id="5" w:name="_Toc232095945"/>
+      <w:bookmarkStart w:id="5" w:name="_Toc232344567"/>
       <w:r>
         <w:rPr>
           <w:rFonts w:ascii="Times New Roman" w:eastAsia="黑体" w:hAnsi="Times New Roman"/>
@@ -8307,7 +8682,7 @@
           <w:bottom w:val="single" w:sz="8" w:space="2" w:color="444444"/>
         </w:pBdr>
       </w:pPr>
-      <w:bookmarkStart w:id="6" w:name="_Toc232095946"/>
+      <w:bookmarkStart w:id="6" w:name="_Toc232344568"/>
       <w:r>
         <w:rPr>
           <w:rFonts w:ascii="Times New Roman" w:eastAsia="黑体" w:hAnsi="Times New Roman"/>
@@ -8324,15 +8699,20 @@
     </w:p>
     <w:p>
       <w:pPr>
-        <w:spacing w:after="100" w:line="360" w:lineRule="exact"/>
+        <w:spacing w:after="120"/>
         <w:ind w:firstLine="420"/>
-        <w:jc w:val="both"/>
       </w:pPr>
       <w:r>
         <w:t>财务报表具有明显的序列惯性。若最近季度复制已经很强，机器学习模型必须证明自己能够学习额外信息；否则复杂模型只是重述最近一期。</w:t>
       </w:r>
       <w:r>
-        <w:t xml:space="preserve">B4 </w:t>
+        <w:rPr>
+          <w:b/>
+        </w:rPr>
+        <w:t>B4</w:t>
+      </w:r>
+      <w:r>
+        <w:t xml:space="preserve"> </w:t>
       </w:r>
       <w:r>
         <w:t>逐目标融合</w:t>
@@ -8428,10 +8808,10 @@
         <w:tblLook w:val="04A0" w:firstRow="1" w:lastRow="0" w:firstColumn="1" w:lastColumn="0" w:noHBand="0" w:noVBand="1"/>
       </w:tblPr>
       <w:tblGrid>
-        <w:gridCol w:w="2282"/>
-        <w:gridCol w:w="2282"/>
-        <w:gridCol w:w="2282"/>
-        <w:gridCol w:w="2282"/>
+        <w:gridCol w:w="2172"/>
+        <w:gridCol w:w="2148"/>
+        <w:gridCol w:w="2162"/>
+        <w:gridCol w:w="2162"/>
       </w:tblGrid>
       <w:tr>
         <w:trPr>
@@ -9496,6 +9876,7 @@
               <w:rPr>
                 <w:sz w:val="16"/>
               </w:rPr>
+              <w:lastRenderedPageBreak/>
               <w:t xml:space="preserve">M3d CatBoost </w:t>
             </w:r>
             <w:r>
@@ -9917,7 +10298,7 @@
           <w:bottom w:val="single" w:sz="8" w:space="2" w:color="444444"/>
         </w:pBdr>
       </w:pPr>
-      <w:bookmarkStart w:id="7" w:name="_Toc232095947"/>
+      <w:bookmarkStart w:id="7" w:name="_Toc232344569"/>
       <w:r>
         <w:rPr>
           <w:rFonts w:ascii="Times New Roman" w:eastAsia="黑体" w:hAnsi="Times New Roman"/>
@@ -9934,28 +10315,50 @@
     </w:p>
     <w:p>
       <w:pPr>
-        <w:spacing w:after="100" w:line="360" w:lineRule="exact"/>
+        <w:spacing w:after="120"/>
         <w:ind w:firstLine="420"/>
-        <w:jc w:val="both"/>
       </w:pPr>
       <w:r>
         <w:t xml:space="preserve">CatBoost </w:t>
       </w:r>
       <w:r>
-        <w:t>直接预测的消融结果显示，行业分类、完整元数据和工程化序列特征均未带来稳定提升。相比之下，残差建模的改善更加明显，说明该任务的关键不在于直接重建公司规模，而在于学习偏离历史惯性的部分。</w:t>
+        <w:t>直接预测的消融结果显示，行业分类、完整元数据和工程化序列特征均未带来稳定提升。相比之下，</w:t>
+      </w:r>
+      <w:r>
+        <w:rPr>
+          <w:b/>
+        </w:rPr>
+        <w:t>残差建模</w:t>
+      </w:r>
+      <w:r>
+        <w:t>的改善更加明显，说明该任务的关键不在于直接重建公司规模，而在于学习偏离历史惯性的部分。</w:t>
       </w:r>
     </w:p>
     <w:p>
       <w:pPr>
-        <w:spacing w:after="100" w:line="360" w:lineRule="exact"/>
+        <w:spacing w:after="120"/>
         <w:ind w:firstLine="420"/>
-        <w:jc w:val="both"/>
       </w:pPr>
       <w:r>
-        <w:t>残差建模把任务拆为两层：先由</w:t>
-      </w:r>
-      <w:r>
-        <w:t xml:space="preserve"> B4 </w:t>
+        <w:rPr>
+          <w:b/>
+        </w:rPr>
+        <w:t>残差建模</w:t>
+      </w:r>
+      <w:r>
+        <w:t>把任务拆为两层：先由</w:t>
+      </w:r>
+      <w:r>
+        <w:t xml:space="preserve"> </w:t>
+      </w:r>
+      <w:r>
+        <w:rPr>
+          <w:b/>
+        </w:rPr>
+        <w:t>B4</w:t>
+      </w:r>
+      <w:r>
+        <w:t xml:space="preserve"> </w:t>
       </w:r>
       <w:r>
         <w:t>解释稳定的历史惯性，再由</w:t>
@@ -9967,7 +10370,13 @@
         <w:t>学习偏离惯性的部分。这种拆法降低了模型直接学习公司绝对规模的压力，</w:t>
       </w:r>
       <w:r>
-        <w:t xml:space="preserve">M4 </w:t>
+        <w:rPr>
+          <w:b/>
+        </w:rPr>
+        <w:t>M4</w:t>
+      </w:r>
+      <w:r>
+        <w:t xml:space="preserve"> </w:t>
       </w:r>
       <w:r>
         <w:t>平均</w:t>
@@ -10000,18 +10409,18 @@
     <w:p>
       <w:pPr>
         <w:keepNext/>
+        <w:spacing w:before="80" w:after="80" w:line="4652" w:lineRule="atLeast"/>
         <w:jc w:val="center"/>
       </w:pPr>
       <w:r>
         <w:rPr>
           <w:noProof/>
         </w:rPr>
-        <w:lastRenderedPageBreak/>
         <w:drawing>
-          <wp:inline distT="0" distB="0" distL="0" distR="0" wp14:anchorId="493EFD22" wp14:editId="1081E2D6">
-            <wp:extent cx="5472000" cy="2994113"/>
+          <wp:inline distT="0" distB="0" distL="0" distR="0" wp14:anchorId="7E6E6358" wp14:editId="6BE62226">
+            <wp:extent cx="5120640" cy="2801860"/>
             <wp:effectExtent l="0" t="0" r="0" b="0"/>
-            <wp:docPr id="9" name="Picture 9"/>
+            <wp:docPr id="35" name="Picture 35"/>
             <wp:cNvGraphicFramePr>
               <a:graphicFrameLocks xmlns:a="http://schemas.openxmlformats.org/drawingml/2006/main" noChangeAspect="1"/>
             </wp:cNvGraphicFramePr>
@@ -10019,7 +10428,7 @@
               <a:graphicData uri="http://schemas.openxmlformats.org/drawingml/2006/picture">
                 <pic:pic xmlns:pic="http://schemas.openxmlformats.org/drawingml/2006/picture">
                   <pic:nvPicPr>
-                    <pic:cNvPr id="0" name="fig09_model_comparison.png"/>
+                    <pic:cNvPr id="0" name="image.png"/>
                     <pic:cNvPicPr/>
                   </pic:nvPicPr>
                   <pic:blipFill>
@@ -10031,7 +10440,7 @@
                   <pic:spPr>
                     <a:xfrm>
                       <a:off x="0" y="0"/>
-                      <a:ext cx="5472000" cy="2994113"/>
+                      <a:ext cx="5120640" cy="2801860"/>
                     </a:xfrm>
                     <a:prstGeom prst="rect">
                       <a:avLst/>
@@ -10108,8 +10517,7 @@
     </w:p>
     <w:p>
       <w:pPr>
-        <w:spacing w:after="40" w:line="360" w:lineRule="exact"/>
-        <w:jc w:val="both"/>
+        <w:spacing w:after="120"/>
       </w:pPr>
       <w:r>
         <w:t>图表解读：</w:t>
@@ -10118,13 +10526,34 @@
         <w:t xml:space="preserve">nested </w:t>
       </w:r>
       <w:r>
-        <w:t>外层验证比较了规则基线、直接模型、残差模型和逐目标融合候选；最终提交采用泛化表现更稳健的</w:t>
-      </w:r>
-      <w:r>
-        <w:t xml:space="preserve"> M4 </w:t>
-      </w:r>
-      <w:r>
-        <w:t>残差模型。</w:t>
+        <w:t>外层验证比较了</w:t>
+      </w:r>
+      <w:r>
+        <w:rPr>
+          <w:b/>
+        </w:rPr>
+        <w:t>规则基线</w:t>
+      </w:r>
+      <w:r>
+        <w:t>、直接模型、残差模型和逐目标融合候选；最终提交采用泛化表现更稳健的</w:t>
+      </w:r>
+      <w:r>
+        <w:t xml:space="preserve"> </w:t>
+      </w:r>
+      <w:r>
+        <w:rPr>
+          <w:b/>
+        </w:rPr>
+        <w:t xml:space="preserve">M4 </w:t>
+      </w:r>
+      <w:r>
+        <w:rPr>
+          <w:b/>
+        </w:rPr>
+        <w:t>残差模型</w:t>
+      </w:r>
+      <w:r>
+        <w:t>。</w:t>
       </w:r>
     </w:p>
     <w:p>
@@ -10142,6 +10571,7 @@
       </w:r>
       <w:r>
         <w:rPr>
+          <w:b/>
           <w:i/>
           <w:color w:val="666666"/>
           <w:sz w:val="17"/>
@@ -10160,17 +10590,19 @@
     <w:p>
       <w:pPr>
         <w:keepNext/>
+        <w:spacing w:before="80" w:after="80" w:line="3000" w:lineRule="atLeast"/>
         <w:jc w:val="center"/>
       </w:pPr>
       <w:r>
         <w:rPr>
           <w:noProof/>
         </w:rPr>
+        <w:lastRenderedPageBreak/>
         <w:drawing>
-          <wp:inline distT="0" distB="0" distL="0" distR="0" wp14:anchorId="61E7EB48" wp14:editId="193A0432">
-            <wp:extent cx="5472000" cy="1872633"/>
+          <wp:inline distT="0" distB="0" distL="0" distR="0" wp14:anchorId="76B8FD51" wp14:editId="31DB13D3">
+            <wp:extent cx="5120640" cy="1752390"/>
             <wp:effectExtent l="0" t="0" r="0" b="0"/>
-            <wp:docPr id="10" name="Picture 10"/>
+            <wp:docPr id="36" name="Picture 36"/>
             <wp:cNvGraphicFramePr>
               <a:graphicFrameLocks xmlns:a="http://schemas.openxmlformats.org/drawingml/2006/main" noChangeAspect="1"/>
             </wp:cNvGraphicFramePr>
@@ -10178,7 +10610,7 @@
               <a:graphicData uri="http://schemas.openxmlformats.org/drawingml/2006/picture">
                 <pic:pic xmlns:pic="http://schemas.openxmlformats.org/drawingml/2006/picture">
                   <pic:nvPicPr>
-                    <pic:cNvPr id="0" name="fig10_target_score_heatmap.png"/>
+                    <pic:cNvPr id="0" name="image.png"/>
                     <pic:cNvPicPr/>
                   </pic:nvPicPr>
                   <pic:blipFill>
@@ -10190,7 +10622,7 @@
                   <pic:spPr>
                     <a:xfrm>
                       <a:off x="0" y="0"/>
-                      <a:ext cx="5472000" cy="1872633"/>
+                      <a:ext cx="5120640" cy="1752390"/>
                     </a:xfrm>
                     <a:prstGeom prst="rect">
                       <a:avLst/>
@@ -10251,13 +10683,11 @@
     </w:p>
     <w:p>
       <w:pPr>
-        <w:spacing w:after="40" w:line="360" w:lineRule="exact"/>
-        <w:jc w:val="both"/>
+        <w:spacing w:after="120"/>
       </w:pPr>
       <w:r>
         <w:rPr>
           <w:color w:val="666666"/>
-          <w:sz w:val="19"/>
         </w:rPr>
         <w:t>图表解读：目标难度差异显著，股东权益是主要短板，费用、毛利和收入类目标稳定性更高。</w:t>
       </w:r>
@@ -10277,6 +10707,7 @@
       </w:r>
       <w:r>
         <w:rPr>
+          <w:b/>
           <w:i/>
           <w:color w:val="666666"/>
           <w:sz w:val="17"/>
@@ -10296,7 +10727,7 @@
       <w:pPr>
         <w:pStyle w:val="1"/>
       </w:pPr>
-      <w:bookmarkStart w:id="8" w:name="_Toc232095948"/>
+      <w:bookmarkStart w:id="8" w:name="_Toc232344570"/>
       <w:r>
         <w:rPr>
           <w:rFonts w:ascii="Times New Roman" w:eastAsia="黑体" w:hAnsi="Times New Roman"/>
@@ -10315,33 +10746,68 @@
     </w:p>
     <w:p>
       <w:pPr>
-        <w:spacing w:after="100" w:line="360" w:lineRule="exact"/>
+        <w:spacing w:after="120"/>
         <w:ind w:firstLine="420"/>
-        <w:jc w:val="both"/>
       </w:pPr>
       <w:r>
         <w:t xml:space="preserve">nested </w:t>
       </w:r>
       <w:r>
-        <w:t>外层验证比较了规则基线、直接模型、残差模型和逐目标融合候选。结果显示，</w:t>
-      </w:r>
-      <w:r>
+        <w:t>外层验证比较了</w:t>
+      </w:r>
+      <w:r>
+        <w:rPr>
+          <w:b/>
+        </w:rPr>
+        <w:t>规则基线</w:t>
+      </w:r>
+      <w:r>
+        <w:t>、直接模型、残差模型和逐目标融合候选。结果显示，</w:t>
+      </w:r>
+      <w:r>
+        <w:rPr>
+          <w:b/>
+        </w:rPr>
         <w:t xml:space="preserve">M4 </w:t>
       </w:r>
       <w:r>
-        <w:t>残差模型的泛化表现最稳健，因此最终提交采用</w:t>
-      </w:r>
-      <w:r>
+        <w:rPr>
+          <w:b/>
+        </w:rPr>
+        <w:t>残差模型</w:t>
+      </w:r>
+      <w:r>
+        <w:t>的泛化表现最稳健，因此</w:t>
+      </w:r>
+      <w:r>
+        <w:rPr>
+          <w:b/>
+        </w:rPr>
+        <w:t>最终提交采用</w:t>
+      </w:r>
+      <w:r>
+        <w:rPr>
+          <w:b/>
+        </w:rPr>
         <w:t xml:space="preserve"> M4</w:t>
       </w:r>
       <w:r>
         <w:t>。</w:t>
       </w:r>
       <w:r>
+        <w:rPr>
+          <w:b/>
+        </w:rPr>
         <w:t xml:space="preserve">M6 </w:t>
       </w:r>
       <w:r>
-        <w:t>逐目标融合保留为对照实验，用于说明不同目标的信息来源存在差异。</w:t>
+        <w:rPr>
+          <w:b/>
+        </w:rPr>
+        <w:t>逐目标融合保留为对照实验</w:t>
+      </w:r>
+      <w:r>
+        <w:t>，用于说明不同目标的信息来源存在差异。</w:t>
       </w:r>
     </w:p>
     <w:p>
@@ -10359,12 +10825,18 @@
         <w:t>：最终选定模型</w:t>
       </w:r>
       <w:r>
+        <w:rPr>
+          <w:b/>
+        </w:rPr>
         <w:t xml:space="preserve"> M4 </w:t>
       </w:r>
       <w:r>
         <w:t>的各目标</w:t>
       </w:r>
       <w:r>
+        <w:rPr>
+          <w:b/>
+        </w:rPr>
         <w:t xml:space="preserve"> nested OOF R²</w:t>
       </w:r>
     </w:p>
@@ -10552,7 +11024,6 @@
               <w:rPr>
                 <w:sz w:val="17"/>
               </w:rPr>
-              <w:lastRenderedPageBreak/>
               <w:t>总负债</w:t>
             </w:r>
           </w:p>
@@ -11128,6 +11599,7 @@
       </w:r>
       <w:r>
         <w:rPr>
+          <w:b/>
           <w:i/>
           <w:color w:val="666666"/>
           <w:sz w:val="17"/>
@@ -11147,9 +11619,9 @@
       <w:pPr>
         <w:spacing w:after="100" w:line="360" w:lineRule="exact"/>
         <w:ind w:firstLine="420"/>
-        <w:jc w:val="both"/>
       </w:pPr>
       <w:r>
+        <w:lastRenderedPageBreak/>
         <w:t>表</w:t>
       </w:r>
       <w:r>
@@ -11159,18 +11631,27 @@
         <w:t>仅列示最终选定模型</w:t>
       </w:r>
       <w:r>
+        <w:rPr>
+          <w:b/>
+        </w:rPr>
         <w:t xml:space="preserve"> M4 </w:t>
       </w:r>
       <w:r>
         <w:t>的各目标</w:t>
       </w:r>
       <w:r>
+        <w:rPr>
+          <w:b/>
+        </w:rPr>
         <w:t xml:space="preserve"> nested OOF R²</w:t>
       </w:r>
       <w:r>
         <w:t>。</w:t>
       </w:r>
       <w:r>
+        <w:rPr>
+          <w:b/>
+        </w:rPr>
         <w:t xml:space="preserve">M6 </w:t>
       </w:r>
       <w:r>
@@ -11180,6 +11661,7 @@
     <w:p>
       <w:pPr>
         <w:keepNext/>
+        <w:spacing w:before="80" w:after="80" w:line="6719" w:lineRule="atLeast"/>
         <w:jc w:val="center"/>
       </w:pPr>
       <w:r>
@@ -11187,10 +11669,10 @@
           <w:noProof/>
         </w:rPr>
         <w:drawing>
-          <wp:inline distT="0" distB="0" distL="0" distR="0" wp14:anchorId="61BFC03D" wp14:editId="143EC858">
-            <wp:extent cx="5472000" cy="4396229"/>
+          <wp:inline distT="0" distB="0" distL="0" distR="0" wp14:anchorId="3C9441D2" wp14:editId="1EADE9A9">
+            <wp:extent cx="5120640" cy="4113945"/>
             <wp:effectExtent l="0" t="0" r="0" b="0"/>
-            <wp:docPr id="11" name="Picture 11"/>
+            <wp:docPr id="37" name="Picture 37"/>
             <wp:cNvGraphicFramePr>
               <a:graphicFrameLocks xmlns:a="http://schemas.openxmlformats.org/drawingml/2006/main" noChangeAspect="1"/>
             </wp:cNvGraphicFramePr>
@@ -11198,7 +11680,7 @@
               <a:graphicData uri="http://schemas.openxmlformats.org/drawingml/2006/picture">
                 <pic:pic xmlns:pic="http://schemas.openxmlformats.org/drawingml/2006/picture">
                   <pic:nvPicPr>
-                    <pic:cNvPr id="0" name="fig11_oof_scatter.png"/>
+                    <pic:cNvPr id="0" name="image.png"/>
                     <pic:cNvPicPr/>
                   </pic:nvPicPr>
                   <pic:blipFill>
@@ -11210,7 +11692,7 @@
                   <pic:spPr>
                     <a:xfrm>
                       <a:off x="0" y="0"/>
-                      <a:ext cx="5472000" cy="4396229"/>
+                      <a:ext cx="5120640" cy="4113945"/>
                     </a:xfrm>
                     <a:prstGeom prst="rect">
                       <a:avLst/>
@@ -11271,27 +11753,23 @@
     </w:p>
     <w:p>
       <w:pPr>
-        <w:spacing w:after="40" w:line="360" w:lineRule="exact"/>
-        <w:jc w:val="both"/>
+        <w:spacing w:after="120"/>
       </w:pPr>
       <w:r>
         <w:rPr>
           <w:color w:val="666666"/>
-          <w:sz w:val="19"/>
         </w:rPr>
         <w:t>图表解读：</w:t>
       </w:r>
       <w:r>
         <w:rPr>
           <w:color w:val="666666"/>
-          <w:sz w:val="19"/>
         </w:rPr>
         <w:t xml:space="preserve">signed-log </w:t>
       </w:r>
       <w:r>
         <w:rPr>
           <w:color w:val="666666"/>
-          <w:sz w:val="19"/>
         </w:rPr>
         <w:t>空间下大部分样本沿对角线分布，尾部公司仍是主要误差来源。</w:t>
       </w:r>
@@ -11311,6 +11789,7 @@
       </w:r>
       <w:r>
         <w:rPr>
+          <w:b/>
           <w:i/>
           <w:color w:val="666666"/>
           <w:sz w:val="17"/>
@@ -11329,6 +11808,7 @@
     <w:p>
       <w:pPr>
         <w:keepNext/>
+        <w:spacing w:before="80" w:after="80" w:line="3909" w:lineRule="atLeast"/>
         <w:jc w:val="center"/>
       </w:pPr>
       <w:r>
@@ -11337,10 +11817,10 @@
         </w:rPr>
         <w:lastRenderedPageBreak/>
         <w:drawing>
-          <wp:inline distT="0" distB="0" distL="0" distR="0" wp14:anchorId="479885D3" wp14:editId="4152CFC9">
-            <wp:extent cx="5472000" cy="2489921"/>
+          <wp:inline distT="0" distB="0" distL="0" distR="0" wp14:anchorId="10E9C01B" wp14:editId="727B78C3">
+            <wp:extent cx="5120640" cy="2330042"/>
             <wp:effectExtent l="0" t="0" r="0" b="0"/>
-            <wp:docPr id="12" name="Picture 12"/>
+            <wp:docPr id="38" name="Picture 38"/>
             <wp:cNvGraphicFramePr>
               <a:graphicFrameLocks xmlns:a="http://schemas.openxmlformats.org/drawingml/2006/main" noChangeAspect="1"/>
             </wp:cNvGraphicFramePr>
@@ -11348,7 +11828,7 @@
               <a:graphicData uri="http://schemas.openxmlformats.org/drawingml/2006/picture">
                 <pic:pic xmlns:pic="http://schemas.openxmlformats.org/drawingml/2006/picture">
                   <pic:nvPicPr>
-                    <pic:cNvPr id="0" name="fig12_residual_distribution.png"/>
+                    <pic:cNvPr id="0" name="image.png"/>
                     <pic:cNvPicPr/>
                   </pic:nvPicPr>
                   <pic:blipFill>
@@ -11360,7 +11840,7 @@
                   <pic:spPr>
                     <a:xfrm>
                       <a:off x="0" y="0"/>
-                      <a:ext cx="5472000" cy="2489921"/>
+                      <a:ext cx="5120640" cy="2330042"/>
                     </a:xfrm>
                     <a:prstGeom prst="rect">
                       <a:avLst/>
@@ -11421,13 +11901,11 @@
     </w:p>
     <w:p>
       <w:pPr>
-        <w:spacing w:after="40" w:line="360" w:lineRule="exact"/>
-        <w:jc w:val="both"/>
+        <w:spacing w:after="120"/>
       </w:pPr>
       <w:r>
         <w:rPr>
           <w:color w:val="666666"/>
-          <w:sz w:val="19"/>
         </w:rPr>
         <w:t>图表解读：残差分布显示多数目标误差集中，但权益和资产端残差尾部更宽。</w:t>
       </w:r>
@@ -11447,6 +11925,7 @@
       </w:r>
       <w:r>
         <w:rPr>
+          <w:b/>
           <w:i/>
           <w:color w:val="666666"/>
           <w:sz w:val="17"/>
@@ -11465,6 +11944,7 @@
     <w:p>
       <w:pPr>
         <w:keepNext/>
+        <w:spacing w:before="80" w:after="80" w:line="3700" w:lineRule="atLeast"/>
         <w:jc w:val="center"/>
       </w:pPr>
       <w:r>
@@ -11472,10 +11952,10 @@
           <w:noProof/>
         </w:rPr>
         <w:drawing>
-          <wp:inline distT="0" distB="0" distL="0" distR="0" wp14:anchorId="20FA2D96" wp14:editId="38B3859F">
-            <wp:extent cx="5472000" cy="2347551"/>
+          <wp:inline distT="0" distB="0" distL="0" distR="0" wp14:anchorId="05D4D072" wp14:editId="504D65C7">
+            <wp:extent cx="5120640" cy="2196813"/>
             <wp:effectExtent l="0" t="0" r="0" b="0"/>
-            <wp:docPr id="13" name="Picture 13"/>
+            <wp:docPr id="39" name="Picture 39"/>
             <wp:cNvGraphicFramePr>
               <a:graphicFrameLocks xmlns:a="http://schemas.openxmlformats.org/drawingml/2006/main" noChangeAspect="1"/>
             </wp:cNvGraphicFramePr>
@@ -11483,7 +11963,7 @@
               <a:graphicData uri="http://schemas.openxmlformats.org/drawingml/2006/picture">
                 <pic:pic xmlns:pic="http://schemas.openxmlformats.org/drawingml/2006/picture">
                   <pic:nvPicPr>
-                    <pic:cNvPr id="0" name="fig13_blend_weights.png"/>
+                    <pic:cNvPr id="0" name="image.png"/>
                     <pic:cNvPicPr/>
                   </pic:nvPicPr>
                   <pic:blipFill>
@@ -11495,7 +11975,7 @@
                   <pic:spPr>
                     <a:xfrm>
                       <a:off x="0" y="0"/>
-                      <a:ext cx="5472000" cy="2347551"/>
+                      <a:ext cx="5120640" cy="2196813"/>
                     </a:xfrm>
                     <a:prstGeom prst="rect">
                       <a:avLst/>
@@ -11523,12 +12003,18 @@
         <w:t>：</w:t>
       </w:r>
       <w:r>
+        <w:rPr>
+          <w:b/>
+        </w:rPr>
         <w:t xml:space="preserve">M6 </w:t>
       </w:r>
       <w:r>
         <w:t>候选逐目标</w:t>
       </w:r>
       <w:r>
+        <w:rPr>
+          <w:b/>
+        </w:rPr>
         <w:t xml:space="preserve"> nested OOF </w:t>
       </w:r>
       <w:r>
@@ -11537,13 +12023,11 @@
     </w:p>
     <w:p>
       <w:pPr>
-        <w:spacing w:after="40" w:line="360" w:lineRule="exact"/>
-        <w:jc w:val="both"/>
+        <w:spacing w:after="120"/>
       </w:pPr>
       <w:r>
         <w:rPr>
           <w:color w:val="666666"/>
-          <w:sz w:val="19"/>
         </w:rPr>
         <w:t>图表解读：不同目标依赖的模型来源不同，统一权重会掩盖目标层面的结构差异。</w:t>
       </w:r>
@@ -11563,6 +12047,7 @@
       </w:r>
       <w:r>
         <w:rPr>
+          <w:b/>
           <w:i/>
           <w:color w:val="666666"/>
           <w:sz w:val="17"/>
@@ -11582,7 +12067,7 @@
       <w:pPr>
         <w:pStyle w:val="1"/>
       </w:pPr>
-      <w:bookmarkStart w:id="9" w:name="_Toc232095949"/>
+      <w:bookmarkStart w:id="9" w:name="_Toc232344571"/>
       <w:r>
         <w:rPr>
           <w:rFonts w:ascii="Times New Roman" w:eastAsia="黑体" w:hAnsi="Times New Roman"/>
@@ -11601,9 +12086,8 @@
     </w:p>
     <w:p>
       <w:pPr>
-        <w:spacing w:after="100" w:line="360" w:lineRule="exact"/>
+        <w:spacing w:after="120"/>
         <w:ind w:firstLine="420"/>
-        <w:jc w:val="both"/>
       </w:pPr>
       <w:r>
         <w:t>资产负债表和利润表恒等式是重要的财务约束，但预测任务的评价指标是逐目标</w:t>
@@ -11675,8 +12159,8 @@
         <w:tblLook w:val="04A0" w:firstRow="1" w:lastRow="0" w:firstColumn="1" w:lastColumn="0" w:noHBand="0" w:noVBand="1"/>
       </w:tblPr>
       <w:tblGrid>
-        <w:gridCol w:w="4564"/>
-        <w:gridCol w:w="4564"/>
+        <w:gridCol w:w="4382"/>
+        <w:gridCol w:w="4262"/>
       </w:tblGrid>
       <w:tr>
         <w:trPr>
@@ -11758,8 +12242,10 @@
           <w:p>
             <w:r>
               <w:rPr>
+                <w:b/>
                 <w:sz w:val="17"/>
               </w:rPr>
+              <w:lastRenderedPageBreak/>
               <w:t>none</w:t>
             </w:r>
           </w:p>
@@ -11907,7 +12393,6 @@
               <w:rPr>
                 <w:sz w:val="17"/>
               </w:rPr>
-              <w:lastRenderedPageBreak/>
               <w:t>operating_income_identity</w:t>
             </w:r>
           </w:p>
@@ -12052,7 +12537,7 @@
     </w:p>
     <w:p>
       <w:pPr>
-        <w:spacing w:after="100" w:line="360" w:lineRule="exact"/>
+        <w:spacing w:after="120"/>
         <w:ind w:firstLine="420"/>
       </w:pPr>
       <w:r>
@@ -12062,14 +12547,23 @@
         <w:t xml:space="preserve"> R²</w:t>
       </w:r>
       <w:r>
-        <w:t>，因此最终提交不采用机械会计修正。</w:t>
+        <w:t>，因此</w:t>
+      </w:r>
+      <w:r>
+        <w:rPr>
+          <w:b/>
+        </w:rPr>
+        <w:t>最终提交不采用机械会计修正</w:t>
+      </w:r>
+      <w:r>
+        <w:t>。</w:t>
       </w:r>
     </w:p>
     <w:p>
       <w:pPr>
         <w:pStyle w:val="1"/>
       </w:pPr>
-      <w:bookmarkStart w:id="10" w:name="_Toc232095950"/>
+      <w:bookmarkStart w:id="10" w:name="_Toc232344572"/>
       <w:r>
         <w:rPr>
           <w:rFonts w:ascii="Times New Roman" w:eastAsia="黑体" w:hAnsi="Times New Roman"/>
@@ -12093,7 +12587,7 @@
           <w:bottom w:val="single" w:sz="8" w:space="2" w:color="444444"/>
         </w:pBdr>
       </w:pPr>
-      <w:bookmarkStart w:id="11" w:name="_Toc232095951"/>
+      <w:bookmarkStart w:id="11" w:name="_Toc232344573"/>
       <w:r>
         <w:rPr>
           <w:rFonts w:ascii="Times New Roman" w:eastAsia="黑体" w:hAnsi="Times New Roman"/>
@@ -12146,9 +12640,9 @@
         <w:tblLook w:val="04A0" w:firstRow="1" w:lastRow="0" w:firstColumn="1" w:lastColumn="0" w:noHBand="0" w:noVBand="1"/>
       </w:tblPr>
       <w:tblGrid>
-        <w:gridCol w:w="2466"/>
+        <w:gridCol w:w="2107"/>
         <w:gridCol w:w="4186"/>
-        <w:gridCol w:w="2616"/>
+        <w:gridCol w:w="2351"/>
       </w:tblGrid>
       <w:tr>
         <w:trPr>
@@ -12584,6 +13078,7 @@
             </w:pPr>
             <w:r>
               <w:rPr>
+                <w:b/>
                 <w:sz w:val="17"/>
               </w:rPr>
               <w:t>PASS</w:t>
@@ -12608,9 +13103,8 @@
     </w:p>
     <w:p>
       <w:pPr>
-        <w:spacing w:after="100" w:line="360" w:lineRule="exact"/>
+        <w:spacing w:after="120"/>
         <w:ind w:firstLine="420"/>
-        <w:jc w:val="both"/>
       </w:pPr>
       <w:r>
         <w:t>全部自动化命令使用</w:t>
@@ -12647,7 +13141,7 @@
           <w:bottom w:val="single" w:sz="8" w:space="2" w:color="444444"/>
         </w:pBdr>
       </w:pPr>
-      <w:bookmarkStart w:id="12" w:name="_Toc232095952"/>
+      <w:bookmarkStart w:id="12" w:name="_Toc232344574"/>
       <w:r>
         <w:rPr>
           <w:rFonts w:ascii="Times New Roman" w:eastAsia="黑体" w:hAnsi="Times New Roman"/>
@@ -12665,7 +13159,7 @@
     <w:p>
       <w:pPr>
         <w:pStyle w:val="a0"/>
-        <w:spacing w:after="60" w:line="340" w:lineRule="exact"/>
+        <w:spacing w:after="120"/>
       </w:pPr>
       <w:r>
         <w:t>样本量只有</w:t>
@@ -12686,9 +13180,10 @@
     <w:p>
       <w:pPr>
         <w:pStyle w:val="a0"/>
-        <w:spacing w:after="60" w:line="340" w:lineRule="exact"/>
+        <w:spacing w:after="120"/>
       </w:pPr>
       <w:r>
+        <w:lastRenderedPageBreak/>
         <w:t>股东权益目标仍是短板，</w:t>
       </w:r>
       <w:r>
@@ -12707,7 +13202,7 @@
     <w:p>
       <w:pPr>
         <w:pStyle w:val="a0"/>
-        <w:spacing w:after="60" w:line="340" w:lineRule="exact"/>
+        <w:spacing w:after="120"/>
       </w:pPr>
       <w:r>
         <w:t>元数据来自同一数据文件且</w:t>
@@ -12722,7 +13217,7 @@
     <w:p>
       <w:pPr>
         <w:pStyle w:val="a0"/>
-        <w:spacing w:after="60" w:line="340" w:lineRule="exact"/>
+        <w:spacing w:after="120"/>
       </w:pPr>
       <w:r>
         <w:t>LightGBM</w:t>
@@ -12752,7 +13247,7 @@
     <w:p>
       <w:pPr>
         <w:pStyle w:val="a0"/>
-        <w:spacing w:after="60" w:line="340" w:lineRule="exact"/>
+        <w:spacing w:after="120"/>
       </w:pPr>
       <w:r>
         <w:t>会计恒等式没有强制写入</w:t>
@@ -12780,7 +13275,7 @@
       <w:pPr>
         <w:pStyle w:val="1"/>
       </w:pPr>
-      <w:bookmarkStart w:id="13" w:name="_Toc232095953"/>
+      <w:bookmarkStart w:id="13" w:name="_Toc232344575"/>
       <w:r>
         <w:rPr>
           <w:rFonts w:ascii="Times New Roman" w:eastAsia="黑体" w:hAnsi="Times New Roman"/>
@@ -12799,48 +13294,101 @@
     </w:p>
     <w:p>
       <w:pPr>
-        <w:spacing w:after="100" w:line="360" w:lineRule="exact"/>
+        <w:spacing w:after="120"/>
         <w:ind w:firstLine="420"/>
-        <w:jc w:val="both"/>
       </w:pPr>
       <w:r>
         <w:t xml:space="preserve">nested </w:t>
       </w:r>
       <w:r>
-        <w:t>外层验证比较了规则基线、直接模型、残差模型和逐目标融合候选。结果显示，</w:t>
-      </w:r>
-      <w:r>
+        <w:t>外层验证比较了</w:t>
+      </w:r>
+      <w:r>
+        <w:rPr>
+          <w:b/>
+        </w:rPr>
+        <w:t>规则基线</w:t>
+      </w:r>
+      <w:r>
+        <w:t>、直接模型、残差模型和逐目标融合候选。结果显示，</w:t>
+      </w:r>
+      <w:r>
+        <w:rPr>
+          <w:b/>
+        </w:rPr>
         <w:t xml:space="preserve">M4 </w:t>
       </w:r>
       <w:r>
-        <w:t>残差模型的泛化表现最稳健，因此最终提交采用</w:t>
-      </w:r>
-      <w:r>
+        <w:rPr>
+          <w:b/>
+        </w:rPr>
+        <w:t>残差模型</w:t>
+      </w:r>
+      <w:r>
+        <w:t>的泛化表现最稳健，因此</w:t>
+      </w:r>
+      <w:r>
+        <w:rPr>
+          <w:b/>
+        </w:rPr>
+        <w:t>最终提交采用</w:t>
+      </w:r>
+      <w:r>
+        <w:rPr>
+          <w:b/>
+        </w:rPr>
         <w:t xml:space="preserve"> M4</w:t>
       </w:r>
       <w:r>
         <w:t>；</w:t>
       </w:r>
       <w:r>
+        <w:rPr>
+          <w:b/>
+        </w:rPr>
         <w:t xml:space="preserve">M6 </w:t>
       </w:r>
       <w:r>
-        <w:t>逐目标融合保留为对照实验，用于说明不同目标的信息来源存在差异。整体来看，</w:t>
-      </w:r>
-      <w:r>
-        <w:t xml:space="preserve">GroupKFold </w:t>
+        <w:rPr>
+          <w:b/>
+        </w:rPr>
+        <w:t>逐目标融合保留为对照实验</w:t>
+      </w:r>
+      <w:r>
+        <w:t>，用于说明不同目标的信息来源存在差异。整体来看，</w:t>
+      </w:r>
+      <w:r>
+        <w:rPr>
+          <w:b/>
+        </w:rPr>
+        <w:t>GroupKFold</w:t>
+      </w:r>
+      <w:r>
+        <w:t xml:space="preserve"> </w:t>
       </w:r>
       <w:r>
         <w:t>控制重复样本泄漏，</w:t>
       </w:r>
       <w:r>
-        <w:t xml:space="preserve">B4 </w:t>
+        <w:rPr>
+          <w:b/>
+        </w:rPr>
+        <w:t>B4</w:t>
+      </w:r>
+      <w:r>
+        <w:t xml:space="preserve"> </w:t>
       </w:r>
       <w:r>
         <w:t>刻画财务序列惯性，</w:t>
       </w:r>
       <w:r>
-        <w:t xml:space="preserve">M4 </w:t>
+        <w:rPr>
+          <w:b/>
+        </w:rPr>
+        <w:t>M4</w:t>
+      </w:r>
+      <w:r>
+        <w:t xml:space="preserve"> </w:t>
       </w:r>
       <w:r>
         <w:t>学习偏离历史惯性的部分，构成当前最稳健的可复现路线。</w:t>
@@ -12850,7 +13398,7 @@
       <w:headerReference w:type="default" r:id="rId21"/>
       <w:footerReference w:type="default" r:id="rId22"/>
       <w:pgSz w:w="11906" w:h="16838"/>
-      <w:pgMar w:top="1332" w:right="1389" w:bottom="1219" w:left="1389" w:header="720" w:footer="720" w:gutter="0"/>
+      <w:pgMar w:top="1440" w:right="1701" w:bottom="1440" w:left="1701" w:header="720" w:footer="720" w:gutter="0"/>
       <w:cols w:space="720"/>
       <w:docGrid w:linePitch="360"/>
     </w:sectPr>
@@ -13594,10 +14142,14 @@
     <w:name w:val="Normal"/>
     <w:qFormat/>
     <w:rsid w:val="00FC693F"/>
+    <w:pPr>
+      <w:spacing w:line="400" w:lineRule="exact"/>
+      <w:jc w:val="both"/>
+    </w:pPr>
     <w:rPr>
       <w:rFonts w:ascii="Times New Roman" w:eastAsia="宋体" w:hAnsi="Times New Roman"/>
       <w:color w:val="000000"/>
-      <w:sz w:val="21"/>
+      <w:sz w:val="24"/>
     </w:rPr>
   </w:style>
   <w:style w:type="paragraph" w:styleId="1">
@@ -13988,7 +14540,6 @@
       <w:iCs/>
       <w:color w:val="4F81BD" w:themeColor="accent1"/>
       <w:spacing w:val="15"/>
-      <w:sz w:val="24"/>
       <w:szCs w:val="24"/>
     </w:rPr>
   </w:style>
